--- a/4.游戏存档/游戏存档.docx
+++ b/4.游戏存档/游戏存档.docx
@@ -4,112 +4,1387 @@
   <w:body>
     <w:p>
       <w:pPr>
-        <w:rPr>
-          <w:rFonts w:hint="default" w:asciiTheme="minorAscii" w:hAnsiTheme="minorAscii" w:eastAsiaTheme="minorEastAsia"/>
-          <w:lang w:val="en-US" w:eastAsia="zh-CN"/>
-        </w:rPr>
-      </w:pPr>
-      <w:r>
-        <w:rPr>
-          <w:rFonts w:hint="eastAsia" w:asciiTheme="minorAscii" w:hAnsiTheme="minorAscii"/>
-          <w:lang w:val="en-US" w:eastAsia="zh-CN"/>
-        </w:rPr>
-        <w:t xml:space="preserve">+++aaaaa啊啊啊啊啊啊啊啊啊啊啊啊啊飒飒阿萨飒飒           </w:t>
-      </w:r>
-    </w:p>
-    <w:p>
-      <w:pPr>
-        <w:rPr>
-          <w:rFonts w:hint="default" w:asciiTheme="minorAscii" w:hAnsiTheme="minorAscii"/>
-        </w:rPr>
-      </w:pPr>
-    </w:p>
-    <w:p>
-      <w:pPr>
-        <w:rPr>
-          <w:rFonts w:hint="default" w:asciiTheme="minorAscii" w:hAnsiTheme="minorAscii"/>
-        </w:rPr>
-      </w:pPr>
-    </w:p>
-    <w:p>
-      <w:pPr>
-        <w:rPr>
-          <w:rFonts w:hint="default" w:asciiTheme="minorAscii" w:hAnsiTheme="minorAscii"/>
-        </w:rPr>
-      </w:pPr>
-    </w:p>
-    <w:p>
-      <w:pPr>
-        <w:rPr>
-          <w:rFonts w:hint="default" w:asciiTheme="minorAscii" w:hAnsiTheme="minorAscii"/>
-        </w:rPr>
-      </w:pPr>
-    </w:p>
-    <w:p>
-      <w:pPr>
-        <w:rPr>
-          <w:rFonts w:hint="default" w:asciiTheme="minorAscii" w:hAnsiTheme="minorAscii"/>
-        </w:rPr>
-      </w:pPr>
-    </w:p>
-    <w:p>
-      <w:pPr>
-        <w:rPr>
-          <w:rFonts w:hint="default" w:asciiTheme="minorAscii" w:hAnsiTheme="minorAscii"/>
-        </w:rPr>
-      </w:pPr>
-    </w:p>
-    <w:p>
-      <w:pPr>
-        <w:rPr>
-          <w:rFonts w:hint="default" w:asciiTheme="minorAscii" w:hAnsiTheme="minorAscii"/>
-        </w:rPr>
-      </w:pPr>
-    </w:p>
-    <w:p>
-      <w:pPr>
-        <w:rPr>
-          <w:rFonts w:hint="default" w:asciiTheme="minorAscii" w:hAnsiTheme="minorAscii"/>
-        </w:rPr>
-      </w:pPr>
-    </w:p>
-    <w:p>
-      <w:pPr>
-        <w:rPr>
-          <w:rFonts w:hint="default" w:asciiTheme="minorAscii" w:hAnsiTheme="minorAscii"/>
-        </w:rPr>
-      </w:pPr>
-      <w:r>
-        <w:rPr>
-          <w:rFonts w:hint="default" w:asciiTheme="minorAscii" w:hAnsiTheme="minorAscii"/>
-        </w:rPr>
-        <w:fldChar w:fldCharType="begin"/>
-      </w:r>
-      <w:r>
-        <w:rPr>
-          <w:rFonts w:hint="default" w:asciiTheme="minorAscii" w:hAnsiTheme="minorAscii"/>
-        </w:rPr>
-        <w:instrText xml:space="preserve"> HYPERLINK "https://www.bilibili.com/video/BV1jzBeYfEBg/" </w:instrText>
-      </w:r>
-      <w:r>
-        <w:rPr>
-          <w:rFonts w:hint="default" w:asciiTheme="minorAscii" w:hAnsiTheme="minorAscii"/>
-        </w:rPr>
-        <w:fldChar w:fldCharType="separate"/>
-      </w:r>
-      <w:r>
-        <w:rPr>
-          <w:rStyle w:val="5"/>
-          <w:rFonts w:hint="default" w:asciiTheme="minorAscii" w:hAnsiTheme="minorAscii"/>
-        </w:rPr>
-        <w:t>https://www.bilibili.com/video/BV1jzBeYfEBg/</w:t>
-      </w:r>
-      <w:r>
-        <w:rPr>
-          <w:rFonts w:hint="default" w:asciiTheme="minorAscii" w:hAnsiTheme="minorAscii"/>
-        </w:rPr>
-        <w:fldChar w:fldCharType="end"/>
-      </w:r>
+        <w:spacing w:before="0" w:beforeLines="0" w:after="0" w:afterLines="0" w:line="240" w:lineRule="auto"/>
+        <w:ind w:left="0" w:leftChars="0" w:right="0" w:rightChars="0" w:firstLine="0" w:firstLineChars="0"/>
+        <w:jc w:val="center"/>
+        <w:rPr>
+          <w:rFonts w:hint="eastAsia" w:ascii="黑体" w:hAnsi="黑体" w:eastAsia="黑体" w:cs="黑体"/>
+          <w:b/>
+          <w:bCs/>
+          <w:kern w:val="2"/>
+          <w:sz w:val="52"/>
+          <w:szCs w:val="52"/>
+          <w:lang w:val="en-US" w:eastAsia="zh-CN" w:bidi="ar-SA"/>
+        </w:rPr>
+      </w:pPr>
+    </w:p>
+    <w:p>
+      <w:pPr>
+        <w:spacing w:before="0" w:beforeLines="0" w:after="0" w:afterLines="0" w:line="240" w:lineRule="auto"/>
+        <w:ind w:left="0" w:leftChars="0" w:right="0" w:rightChars="0" w:firstLine="0" w:firstLineChars="0"/>
+        <w:jc w:val="center"/>
+        <w:rPr>
+          <w:rFonts w:hint="eastAsia" w:ascii="黑体" w:hAnsi="黑体" w:eastAsia="黑体" w:cs="黑体"/>
+          <w:b/>
+          <w:bCs/>
+          <w:kern w:val="2"/>
+          <w:sz w:val="52"/>
+          <w:szCs w:val="52"/>
+          <w:lang w:val="en-US" w:eastAsia="zh-CN" w:bidi="ar-SA"/>
+        </w:rPr>
+      </w:pPr>
+    </w:p>
+    <w:p>
+      <w:pPr>
+        <w:spacing w:before="0" w:beforeLines="0" w:after="0" w:afterLines="0" w:line="240" w:lineRule="auto"/>
+        <w:ind w:left="0" w:leftChars="0" w:right="0" w:rightChars="0" w:firstLine="0" w:firstLineChars="0"/>
+        <w:jc w:val="center"/>
+        <w:rPr>
+          <w:rFonts w:hint="eastAsia" w:ascii="黑体" w:hAnsi="黑体" w:eastAsia="黑体" w:cs="黑体"/>
+          <w:b/>
+          <w:bCs/>
+          <w:kern w:val="2"/>
+          <w:sz w:val="52"/>
+          <w:szCs w:val="52"/>
+          <w:lang w:val="en-US" w:eastAsia="zh-CN" w:bidi="ar-SA"/>
+        </w:rPr>
+      </w:pPr>
+    </w:p>
+    <w:p>
+      <w:pPr>
+        <w:spacing w:before="0" w:beforeLines="0" w:after="0" w:afterLines="0" w:line="240" w:lineRule="auto"/>
+        <w:ind w:left="0" w:leftChars="0" w:right="0" w:rightChars="0" w:firstLine="0" w:firstLineChars="0"/>
+        <w:jc w:val="center"/>
+        <w:rPr>
+          <w:rFonts w:hint="default" w:ascii="黑体" w:hAnsi="黑体" w:eastAsia="黑体" w:cs="黑体"/>
+          <w:b/>
+          <w:bCs/>
+          <w:kern w:val="2"/>
+          <w:sz w:val="84"/>
+          <w:szCs w:val="84"/>
+          <w:lang w:val="en-US" w:eastAsia="zh-CN" w:bidi="ar-SA"/>
+        </w:rPr>
+      </w:pPr>
+      <w:r>
+        <w:rPr>
+          <w:rFonts w:hint="eastAsia" w:ascii="黑体" w:hAnsi="黑体" w:eastAsia="黑体" w:cs="黑体"/>
+          <w:b/>
+          <w:bCs/>
+          <w:kern w:val="2"/>
+          <w:sz w:val="84"/>
+          <w:szCs w:val="84"/>
+          <w:lang w:val="en-US" w:eastAsia="zh-CN" w:bidi="ar-SA"/>
+        </w:rPr>
+        <w:t>游 戏 存 档</w:t>
+      </w:r>
+    </w:p>
+    <w:p>
+      <w:pPr>
+        <w:spacing w:before="0" w:beforeLines="0" w:after="0" w:afterLines="0" w:line="240" w:lineRule="auto"/>
+        <w:ind w:left="0" w:leftChars="0" w:right="0" w:rightChars="0" w:firstLine="0" w:firstLineChars="0"/>
+        <w:jc w:val="center"/>
+        <w:rPr>
+          <w:rFonts w:hint="eastAsia" w:ascii="黑体" w:hAnsi="黑体" w:eastAsia="黑体" w:cs="黑体"/>
+          <w:b/>
+          <w:bCs/>
+          <w:kern w:val="2"/>
+          <w:sz w:val="52"/>
+          <w:szCs w:val="52"/>
+          <w:lang w:val="en-US" w:eastAsia="zh-CN" w:bidi="ar-SA"/>
+        </w:rPr>
+      </w:pPr>
+    </w:p>
+    <w:p>
+      <w:pPr>
+        <w:spacing w:before="0" w:beforeLines="0" w:after="0" w:afterLines="0" w:line="240" w:lineRule="auto"/>
+        <w:ind w:left="0" w:leftChars="0" w:right="0" w:rightChars="0" w:firstLine="0" w:firstLineChars="0"/>
+        <w:jc w:val="center"/>
+        <w:rPr>
+          <w:rFonts w:hint="eastAsia" w:ascii="黑体" w:hAnsi="黑体" w:eastAsia="黑体" w:cs="黑体"/>
+          <w:b/>
+          <w:bCs/>
+          <w:kern w:val="2"/>
+          <w:sz w:val="52"/>
+          <w:szCs w:val="52"/>
+          <w:lang w:val="en-US" w:eastAsia="zh-CN" w:bidi="ar-SA"/>
+        </w:rPr>
+      </w:pPr>
+    </w:p>
+    <w:p>
+      <w:pPr>
+        <w:spacing w:before="0" w:beforeLines="0" w:after="0" w:afterLines="0" w:line="240" w:lineRule="auto"/>
+        <w:ind w:left="0" w:leftChars="0" w:right="0" w:rightChars="0" w:firstLine="0" w:firstLineChars="0"/>
+        <w:jc w:val="center"/>
+        <w:rPr>
+          <w:rFonts w:hint="eastAsia" w:ascii="黑体" w:hAnsi="黑体" w:eastAsia="黑体" w:cs="黑体"/>
+          <w:b/>
+          <w:bCs/>
+          <w:kern w:val="2"/>
+          <w:sz w:val="52"/>
+          <w:szCs w:val="52"/>
+          <w:lang w:val="en-US" w:eastAsia="zh-CN" w:bidi="ar-SA"/>
+        </w:rPr>
+      </w:pPr>
+    </w:p>
+    <w:p>
+      <w:pPr>
+        <w:spacing w:before="0" w:beforeLines="0" w:after="0" w:afterLines="0" w:line="240" w:lineRule="auto"/>
+        <w:ind w:left="0" w:leftChars="0" w:right="0" w:rightChars="0" w:firstLine="0" w:firstLineChars="0"/>
+        <w:jc w:val="center"/>
+        <w:rPr>
+          <w:rFonts w:hint="eastAsia" w:ascii="黑体" w:hAnsi="黑体" w:eastAsia="黑体" w:cs="黑体"/>
+          <w:b/>
+          <w:bCs/>
+          <w:kern w:val="2"/>
+          <w:sz w:val="52"/>
+          <w:szCs w:val="52"/>
+          <w:lang w:val="en-US" w:eastAsia="zh-CN" w:bidi="ar-SA"/>
+        </w:rPr>
+      </w:pPr>
+    </w:p>
+    <w:p>
+      <w:pPr>
+        <w:spacing w:before="0" w:beforeLines="0" w:after="0" w:afterLines="0" w:line="240" w:lineRule="auto"/>
+        <w:ind w:left="0" w:leftChars="0" w:right="0" w:rightChars="0" w:firstLine="0" w:firstLineChars="0"/>
+        <w:jc w:val="center"/>
+        <w:rPr>
+          <w:rFonts w:hint="eastAsia" w:ascii="黑体" w:hAnsi="黑体" w:eastAsia="黑体" w:cs="黑体"/>
+          <w:b/>
+          <w:bCs/>
+          <w:kern w:val="2"/>
+          <w:sz w:val="52"/>
+          <w:szCs w:val="52"/>
+          <w:lang w:val="en-US" w:eastAsia="zh-CN" w:bidi="ar-SA"/>
+        </w:rPr>
+      </w:pPr>
+    </w:p>
+    <w:p>
+      <w:pPr>
+        <w:spacing w:before="0" w:beforeLines="0" w:after="0" w:afterLines="0" w:line="240" w:lineRule="auto"/>
+        <w:ind w:left="0" w:leftChars="0" w:right="0" w:rightChars="0" w:firstLine="0" w:firstLineChars="0"/>
+        <w:jc w:val="center"/>
+        <w:rPr>
+          <w:rFonts w:hint="eastAsia" w:ascii="黑体" w:hAnsi="黑体" w:eastAsia="黑体" w:cs="黑体"/>
+          <w:b/>
+          <w:bCs/>
+          <w:kern w:val="2"/>
+          <w:sz w:val="52"/>
+          <w:szCs w:val="52"/>
+          <w:lang w:val="en-US" w:eastAsia="zh-CN" w:bidi="ar-SA"/>
+        </w:rPr>
+      </w:pPr>
+    </w:p>
+    <w:p>
+      <w:pPr>
+        <w:bidi w:val="0"/>
+        <w:jc w:val="right"/>
+        <w:rPr>
+          <w:rFonts w:hint="default" w:ascii="黑体" w:hAnsi="黑体" w:eastAsia="黑体" w:cs="黑体"/>
+          <w:b/>
+          <w:bCs/>
+          <w:kern w:val="2"/>
+          <w:szCs w:val="52"/>
+          <w:lang w:val="en-US" w:eastAsia="zh-CN" w:bidi="ar-SA"/>
+        </w:rPr>
+      </w:pPr>
+      <w:r>
+        <w:rPr>
+          <w:rFonts w:hint="eastAsia"/>
+          <w:lang w:val="en-US" w:eastAsia="zh-CN"/>
+        </w:rPr>
+        <w:t>同乐技术</w:t>
+      </w:r>
+    </w:p>
+    <w:p>
+      <w:pPr>
+        <w:rPr>
+          <w:rFonts w:hint="default" w:ascii="黑体" w:hAnsi="黑体" w:eastAsia="黑体" w:cs="黑体"/>
+          <w:b/>
+          <w:bCs/>
+          <w:kern w:val="2"/>
+          <w:sz w:val="52"/>
+          <w:szCs w:val="52"/>
+          <w:lang w:val="en-US" w:eastAsia="zh-CN" w:bidi="ar-SA"/>
+        </w:rPr>
+      </w:pPr>
+      <w:r>
+        <w:rPr>
+          <w:rFonts w:hint="eastAsia" w:ascii="黑体" w:hAnsi="黑体" w:eastAsia="黑体" w:cs="黑体"/>
+          <w:b/>
+          <w:bCs/>
+          <w:kern w:val="2"/>
+          <w:sz w:val="52"/>
+          <w:szCs w:val="52"/>
+          <w:lang w:val="en-US" w:eastAsia="zh-CN" w:bidi="ar-SA"/>
+        </w:rPr>
+        <w:br w:type="page"/>
+      </w:r>
+    </w:p>
+    <w:sdt>
+      <w:sdtPr>
+        <w:rPr>
+          <w:rFonts w:hint="eastAsia" w:ascii="黑体" w:hAnsi="黑体" w:eastAsia="黑体" w:cs="黑体"/>
+          <w:b/>
+          <w:bCs/>
+          <w:kern w:val="2"/>
+          <w:sz w:val="52"/>
+          <w:szCs w:val="52"/>
+          <w:lang w:val="en-US" w:eastAsia="zh-CN" w:bidi="ar-SA"/>
+        </w:rPr>
+        <w:id w:val="147482506"/>
+        <w15:color w:val="DBDBDB"/>
+        <w:docPartObj>
+          <w:docPartGallery w:val="Table of Contents"/>
+          <w:docPartUnique/>
+        </w:docPartObj>
+      </w:sdtPr>
+      <w:sdtEndPr>
+        <w:rPr>
+          <w:rFonts w:hint="default" w:eastAsia="微软雅黑" w:cs="微软雅黑" w:asciiTheme="minorAscii" w:hAnsiTheme="minorAscii"/>
+          <w:b/>
+          <w:bCs/>
+          <w:i w:val="0"/>
+          <w:iCs w:val="0"/>
+          <w:caps w:val="0"/>
+          <w:color w:val="18191C"/>
+          <w:spacing w:val="0"/>
+          <w:kern w:val="2"/>
+          <w:sz w:val="21"/>
+          <w:szCs w:val="21"/>
+          <w:shd w:val="clear" w:fill="FFFFFF"/>
+          <w:lang w:val="en-US" w:eastAsia="zh-CN" w:bidi="ar-SA"/>
+        </w:rPr>
+      </w:sdtEndPr>
+      <w:sdtContent>
+        <w:p>
+          <w:pPr>
+            <w:jc w:val="center"/>
+            <w:rPr>
+              <w:rFonts w:hint="eastAsia" w:ascii="黑体" w:hAnsi="黑体" w:eastAsia="黑体" w:cs="黑体"/>
+              <w:b/>
+              <w:bCs/>
+              <w:sz w:val="52"/>
+              <w:szCs w:val="52"/>
+            </w:rPr>
+          </w:pPr>
+          <w:r>
+            <w:rPr>
+              <w:rFonts w:hint="eastAsia" w:ascii="黑体" w:hAnsi="黑体" w:eastAsia="黑体" w:cs="黑体"/>
+              <w:b/>
+              <w:bCs/>
+              <w:sz w:val="52"/>
+              <w:szCs w:val="52"/>
+            </w:rPr>
+            <w:t>目</w:t>
+          </w:r>
+          <w:r>
+            <w:rPr>
+              <w:rFonts w:hint="eastAsia" w:ascii="黑体" w:hAnsi="黑体" w:eastAsia="黑体" w:cs="黑体"/>
+              <w:b/>
+              <w:bCs/>
+              <w:sz w:val="52"/>
+              <w:szCs w:val="52"/>
+              <w:lang w:val="en-US" w:eastAsia="zh-CN"/>
+            </w:rPr>
+            <w:t xml:space="preserve">    </w:t>
+          </w:r>
+          <w:r>
+            <w:rPr>
+              <w:rFonts w:hint="eastAsia" w:ascii="黑体" w:hAnsi="黑体" w:eastAsia="黑体" w:cs="黑体"/>
+              <w:b/>
+              <w:bCs/>
+              <w:sz w:val="52"/>
+              <w:szCs w:val="52"/>
+            </w:rPr>
+            <w:t>录</w:t>
+          </w:r>
+        </w:p>
+        <w:p>
+          <w:pPr>
+            <w:pStyle w:val="7"/>
+            <w:tabs>
+              <w:tab w:val="right" w:leader="dot" w:pos="8306"/>
+            </w:tabs>
+          </w:pPr>
+          <w:r>
+            <w:rPr>
+              <w:rFonts w:hint="default" w:eastAsia="微软雅黑" w:cs="微软雅黑" w:asciiTheme="minorAscii" w:hAnsiTheme="minorAscii"/>
+              <w:i w:val="0"/>
+              <w:iCs w:val="0"/>
+              <w:caps w:val="0"/>
+              <w:color w:val="18191C"/>
+              <w:spacing w:val="0"/>
+              <w:sz w:val="21"/>
+              <w:szCs w:val="21"/>
+              <w:shd w:val="clear" w:fill="FFFFFF"/>
+            </w:rPr>
+            <w:fldChar w:fldCharType="begin"/>
+          </w:r>
+          <w:r>
+            <w:rPr>
+              <w:rFonts w:hint="default" w:eastAsia="微软雅黑" w:cs="微软雅黑" w:asciiTheme="minorAscii" w:hAnsiTheme="minorAscii"/>
+              <w:i w:val="0"/>
+              <w:iCs w:val="0"/>
+              <w:caps w:val="0"/>
+              <w:color w:val="18191C"/>
+              <w:spacing w:val="0"/>
+              <w:sz w:val="21"/>
+              <w:szCs w:val="21"/>
+              <w:shd w:val="clear" w:fill="FFFFFF"/>
+            </w:rPr>
+            <w:instrText xml:space="preserve">TOC \o "1-3" \h \u </w:instrText>
+          </w:r>
+          <w:r>
+            <w:rPr>
+              <w:rFonts w:hint="default" w:eastAsia="微软雅黑" w:cs="微软雅黑" w:asciiTheme="minorAscii" w:hAnsiTheme="minorAscii"/>
+              <w:i w:val="0"/>
+              <w:iCs w:val="0"/>
+              <w:caps w:val="0"/>
+              <w:color w:val="18191C"/>
+              <w:spacing w:val="0"/>
+              <w:sz w:val="21"/>
+              <w:szCs w:val="21"/>
+              <w:shd w:val="clear" w:fill="FFFFFF"/>
+            </w:rPr>
+            <w:fldChar w:fldCharType="separate"/>
+          </w:r>
+          <w:r>
+            <w:rPr>
+              <w:rFonts w:hint="default" w:eastAsia="微软雅黑" w:cs="微软雅黑" w:asciiTheme="minorAscii" w:hAnsiTheme="minorAscii"/>
+              <w:i w:val="0"/>
+              <w:iCs w:val="0"/>
+              <w:caps w:val="0"/>
+              <w:color w:val="18191C"/>
+              <w:spacing w:val="0"/>
+              <w:szCs w:val="21"/>
+              <w:shd w:val="clear" w:fill="FFFFFF"/>
+            </w:rPr>
+            <w:fldChar w:fldCharType="begin"/>
+          </w:r>
+          <w:r>
+            <w:rPr>
+              <w:rFonts w:hint="default" w:eastAsia="微软雅黑" w:cs="微软雅黑" w:asciiTheme="minorAscii" w:hAnsiTheme="minorAscii"/>
+              <w:i w:val="0"/>
+              <w:iCs w:val="0"/>
+              <w:caps w:val="0"/>
+              <w:spacing w:val="0"/>
+              <w:szCs w:val="21"/>
+              <w:shd w:val="clear" w:fill="FFFFFF"/>
+            </w:rPr>
+            <w:instrText xml:space="preserve"> HYPERLINK \l _Toc9077 </w:instrText>
+          </w:r>
+          <w:r>
+            <w:rPr>
+              <w:rFonts w:hint="default" w:eastAsia="微软雅黑" w:cs="微软雅黑" w:asciiTheme="minorAscii" w:hAnsiTheme="minorAscii"/>
+              <w:i w:val="0"/>
+              <w:iCs w:val="0"/>
+              <w:caps w:val="0"/>
+              <w:spacing w:val="0"/>
+              <w:szCs w:val="21"/>
+              <w:shd w:val="clear" w:fill="FFFFFF"/>
+            </w:rPr>
+            <w:fldChar w:fldCharType="separate"/>
+          </w:r>
+          <w:r>
+            <w:rPr>
+              <w:rFonts w:hint="eastAsia"/>
+              <w:lang w:val="en-US" w:eastAsia="zh-CN"/>
+            </w:rPr>
+            <w:t>快速开始</w:t>
+          </w:r>
+          <w:r>
+            <w:tab/>
+          </w:r>
+          <w:r>
+            <w:fldChar w:fldCharType="begin"/>
+          </w:r>
+          <w:r>
+            <w:instrText xml:space="preserve"> PAGEREF _Toc9077 \h </w:instrText>
+          </w:r>
+          <w:r>
+            <w:fldChar w:fldCharType="separate"/>
+          </w:r>
+          <w:r>
+            <w:t>3</w:t>
+          </w:r>
+          <w:r>
+            <w:fldChar w:fldCharType="end"/>
+          </w:r>
+          <w:r>
+            <w:rPr>
+              <w:rFonts w:hint="default" w:eastAsia="微软雅黑" w:cs="微软雅黑" w:asciiTheme="minorAscii" w:hAnsiTheme="minorAscii"/>
+              <w:i w:val="0"/>
+              <w:iCs w:val="0"/>
+              <w:caps w:val="0"/>
+              <w:color w:val="18191C"/>
+              <w:spacing w:val="0"/>
+              <w:szCs w:val="21"/>
+              <w:shd w:val="clear" w:fill="FFFFFF"/>
+            </w:rPr>
+            <w:fldChar w:fldCharType="end"/>
+          </w:r>
+        </w:p>
+        <w:p>
+          <w:pPr>
+            <w:pStyle w:val="7"/>
+            <w:tabs>
+              <w:tab w:val="right" w:leader="dot" w:pos="8306"/>
+            </w:tabs>
+          </w:pPr>
+          <w:r>
+            <w:rPr>
+              <w:rFonts w:hint="default" w:eastAsia="微软雅黑" w:cs="微软雅黑" w:asciiTheme="minorAscii" w:hAnsiTheme="minorAscii"/>
+              <w:i w:val="0"/>
+              <w:iCs w:val="0"/>
+              <w:caps w:val="0"/>
+              <w:color w:val="18191C"/>
+              <w:spacing w:val="0"/>
+              <w:szCs w:val="21"/>
+              <w:shd w:val="clear" w:fill="FFFFFF"/>
+            </w:rPr>
+            <w:fldChar w:fldCharType="begin"/>
+          </w:r>
+          <w:r>
+            <w:rPr>
+              <w:rFonts w:hint="default" w:eastAsia="微软雅黑" w:cs="微软雅黑" w:asciiTheme="minorAscii" w:hAnsiTheme="minorAscii"/>
+              <w:i w:val="0"/>
+              <w:iCs w:val="0"/>
+              <w:caps w:val="0"/>
+              <w:spacing w:val="0"/>
+              <w:szCs w:val="21"/>
+              <w:shd w:val="clear" w:fill="FFFFFF"/>
+            </w:rPr>
+            <w:instrText xml:space="preserve"> HYPERLINK \l _Toc20327 </w:instrText>
+          </w:r>
+          <w:r>
+            <w:rPr>
+              <w:rFonts w:hint="default" w:eastAsia="微软雅黑" w:cs="微软雅黑" w:asciiTheme="minorAscii" w:hAnsiTheme="minorAscii"/>
+              <w:i w:val="0"/>
+              <w:iCs w:val="0"/>
+              <w:caps w:val="0"/>
+              <w:spacing w:val="0"/>
+              <w:szCs w:val="21"/>
+              <w:shd w:val="clear" w:fill="FFFFFF"/>
+            </w:rPr>
+            <w:fldChar w:fldCharType="separate"/>
+          </w:r>
+          <w:r>
+            <w:rPr>
+              <w:rFonts w:hint="eastAsia"/>
+              <w:lang w:val="en-US" w:eastAsia="zh-CN"/>
+            </w:rPr>
+            <w:t>正式启用</w:t>
+          </w:r>
+          <w:r>
+            <w:tab/>
+          </w:r>
+          <w:r>
+            <w:fldChar w:fldCharType="begin"/>
+          </w:r>
+          <w:r>
+            <w:instrText xml:space="preserve"> PAGEREF _Toc20327 \h </w:instrText>
+          </w:r>
+          <w:r>
+            <w:fldChar w:fldCharType="separate"/>
+          </w:r>
+          <w:r>
+            <w:t>5</w:t>
+          </w:r>
+          <w:r>
+            <w:fldChar w:fldCharType="end"/>
+          </w:r>
+          <w:r>
+            <w:rPr>
+              <w:rFonts w:hint="default" w:eastAsia="微软雅黑" w:cs="微软雅黑" w:asciiTheme="minorAscii" w:hAnsiTheme="minorAscii"/>
+              <w:i w:val="0"/>
+              <w:iCs w:val="0"/>
+              <w:caps w:val="0"/>
+              <w:color w:val="18191C"/>
+              <w:spacing w:val="0"/>
+              <w:szCs w:val="21"/>
+              <w:shd w:val="clear" w:fill="FFFFFF"/>
+            </w:rPr>
+            <w:fldChar w:fldCharType="end"/>
+          </w:r>
+        </w:p>
+        <w:p>
+          <w:pPr>
+            <w:pStyle w:val="8"/>
+            <w:tabs>
+              <w:tab w:val="right" w:leader="dot" w:pos="8306"/>
+            </w:tabs>
+          </w:pPr>
+          <w:r>
+            <w:rPr>
+              <w:rFonts w:hint="default" w:eastAsia="微软雅黑" w:cs="微软雅黑" w:asciiTheme="minorAscii" w:hAnsiTheme="minorAscii"/>
+              <w:i w:val="0"/>
+              <w:iCs w:val="0"/>
+              <w:caps w:val="0"/>
+              <w:color w:val="18191C"/>
+              <w:spacing w:val="0"/>
+              <w:szCs w:val="21"/>
+              <w:shd w:val="clear" w:fill="FFFFFF"/>
+            </w:rPr>
+            <w:fldChar w:fldCharType="begin"/>
+          </w:r>
+          <w:r>
+            <w:rPr>
+              <w:rFonts w:hint="default" w:eastAsia="微软雅黑" w:cs="微软雅黑" w:asciiTheme="minorAscii" w:hAnsiTheme="minorAscii"/>
+              <w:i w:val="0"/>
+              <w:iCs w:val="0"/>
+              <w:caps w:val="0"/>
+              <w:spacing w:val="0"/>
+              <w:szCs w:val="21"/>
+              <w:shd w:val="clear" w:fill="FFFFFF"/>
+            </w:rPr>
+            <w:instrText xml:space="preserve"> HYPERLINK \l _Toc24321 </w:instrText>
+          </w:r>
+          <w:r>
+            <w:rPr>
+              <w:rFonts w:hint="default" w:eastAsia="微软雅黑" w:cs="微软雅黑" w:asciiTheme="minorAscii" w:hAnsiTheme="minorAscii"/>
+              <w:i w:val="0"/>
+              <w:iCs w:val="0"/>
+              <w:caps w:val="0"/>
+              <w:spacing w:val="0"/>
+              <w:szCs w:val="21"/>
+              <w:shd w:val="clear" w:fill="FFFFFF"/>
+            </w:rPr>
+            <w:fldChar w:fldCharType="separate"/>
+          </w:r>
+          <w:r>
+            <w:rPr>
+              <w:rFonts w:hint="eastAsia"/>
+              <w:lang w:val="en-US" w:eastAsia="zh-CN"/>
+            </w:rPr>
+            <w:t>统计信息</w:t>
+          </w:r>
+          <w:r>
+            <w:tab/>
+          </w:r>
+          <w:r>
+            <w:fldChar w:fldCharType="begin"/>
+          </w:r>
+          <w:r>
+            <w:instrText xml:space="preserve"> PAGEREF _Toc24321 \h </w:instrText>
+          </w:r>
+          <w:r>
+            <w:fldChar w:fldCharType="separate"/>
+          </w:r>
+          <w:r>
+            <w:t>5</w:t>
+          </w:r>
+          <w:r>
+            <w:fldChar w:fldCharType="end"/>
+          </w:r>
+          <w:r>
+            <w:rPr>
+              <w:rFonts w:hint="default" w:eastAsia="微软雅黑" w:cs="微软雅黑" w:asciiTheme="minorAscii" w:hAnsiTheme="minorAscii"/>
+              <w:i w:val="0"/>
+              <w:iCs w:val="0"/>
+              <w:caps w:val="0"/>
+              <w:color w:val="18191C"/>
+              <w:spacing w:val="0"/>
+              <w:szCs w:val="21"/>
+              <w:shd w:val="clear" w:fill="FFFFFF"/>
+            </w:rPr>
+            <w:fldChar w:fldCharType="end"/>
+          </w:r>
+        </w:p>
+        <w:p>
+          <w:pPr>
+            <w:pStyle w:val="8"/>
+            <w:tabs>
+              <w:tab w:val="right" w:leader="dot" w:pos="8306"/>
+            </w:tabs>
+          </w:pPr>
+          <w:r>
+            <w:rPr>
+              <w:rFonts w:hint="default" w:eastAsia="微软雅黑" w:cs="微软雅黑" w:asciiTheme="minorAscii" w:hAnsiTheme="minorAscii"/>
+              <w:i w:val="0"/>
+              <w:iCs w:val="0"/>
+              <w:caps w:val="0"/>
+              <w:color w:val="18191C"/>
+              <w:spacing w:val="0"/>
+              <w:szCs w:val="21"/>
+              <w:shd w:val="clear" w:fill="FFFFFF"/>
+            </w:rPr>
+            <w:fldChar w:fldCharType="begin"/>
+          </w:r>
+          <w:r>
+            <w:rPr>
+              <w:rFonts w:hint="default" w:eastAsia="微软雅黑" w:cs="微软雅黑" w:asciiTheme="minorAscii" w:hAnsiTheme="minorAscii"/>
+              <w:i w:val="0"/>
+              <w:iCs w:val="0"/>
+              <w:caps w:val="0"/>
+              <w:spacing w:val="0"/>
+              <w:szCs w:val="21"/>
+              <w:shd w:val="clear" w:fill="FFFFFF"/>
+            </w:rPr>
+            <w:instrText xml:space="preserve"> HYPERLINK \l _Toc29201 </w:instrText>
+          </w:r>
+          <w:r>
+            <w:rPr>
+              <w:rFonts w:hint="default" w:eastAsia="微软雅黑" w:cs="微软雅黑" w:asciiTheme="minorAscii" w:hAnsiTheme="minorAscii"/>
+              <w:i w:val="0"/>
+              <w:iCs w:val="0"/>
+              <w:caps w:val="0"/>
+              <w:spacing w:val="0"/>
+              <w:szCs w:val="21"/>
+              <w:shd w:val="clear" w:fill="FFFFFF"/>
+            </w:rPr>
+            <w:fldChar w:fldCharType="separate"/>
+          </w:r>
+          <w:r>
+            <w:rPr>
+              <w:rFonts w:hint="eastAsia"/>
+              <w:lang w:val="en-US" w:eastAsia="zh-CN"/>
+            </w:rPr>
+            <w:t>相关函数、同步和异步的保存与加载</w:t>
+          </w:r>
+          <w:r>
+            <w:tab/>
+          </w:r>
+          <w:r>
+            <w:fldChar w:fldCharType="begin"/>
+          </w:r>
+          <w:r>
+            <w:instrText xml:space="preserve"> PAGEREF _Toc29201 \h </w:instrText>
+          </w:r>
+          <w:r>
+            <w:fldChar w:fldCharType="separate"/>
+          </w:r>
+          <w:r>
+            <w:t>6</w:t>
+          </w:r>
+          <w:r>
+            <w:fldChar w:fldCharType="end"/>
+          </w:r>
+          <w:r>
+            <w:rPr>
+              <w:rFonts w:hint="default" w:eastAsia="微软雅黑" w:cs="微软雅黑" w:asciiTheme="minorAscii" w:hAnsiTheme="minorAscii"/>
+              <w:i w:val="0"/>
+              <w:iCs w:val="0"/>
+              <w:caps w:val="0"/>
+              <w:color w:val="18191C"/>
+              <w:spacing w:val="0"/>
+              <w:szCs w:val="21"/>
+              <w:shd w:val="clear" w:fill="FFFFFF"/>
+            </w:rPr>
+            <w:fldChar w:fldCharType="end"/>
+          </w:r>
+        </w:p>
+        <w:p>
+          <w:pPr>
+            <w:pStyle w:val="8"/>
+            <w:tabs>
+              <w:tab w:val="right" w:leader="dot" w:pos="8306"/>
+            </w:tabs>
+          </w:pPr>
+          <w:r>
+            <w:rPr>
+              <w:rFonts w:hint="default" w:eastAsia="微软雅黑" w:cs="微软雅黑" w:asciiTheme="minorAscii" w:hAnsiTheme="minorAscii"/>
+              <w:i w:val="0"/>
+              <w:iCs w:val="0"/>
+              <w:caps w:val="0"/>
+              <w:color w:val="18191C"/>
+              <w:spacing w:val="0"/>
+              <w:szCs w:val="21"/>
+              <w:shd w:val="clear" w:fill="FFFFFF"/>
+            </w:rPr>
+            <w:fldChar w:fldCharType="begin"/>
+          </w:r>
+          <w:r>
+            <w:rPr>
+              <w:rFonts w:hint="default" w:eastAsia="微软雅黑" w:cs="微软雅黑" w:asciiTheme="minorAscii" w:hAnsiTheme="minorAscii"/>
+              <w:i w:val="0"/>
+              <w:iCs w:val="0"/>
+              <w:caps w:val="0"/>
+              <w:spacing w:val="0"/>
+              <w:szCs w:val="21"/>
+              <w:shd w:val="clear" w:fill="FFFFFF"/>
+            </w:rPr>
+            <w:instrText xml:space="preserve"> HYPERLINK \l _Toc16059 </w:instrText>
+          </w:r>
+          <w:r>
+            <w:rPr>
+              <w:rFonts w:hint="default" w:eastAsia="微软雅黑" w:cs="微软雅黑" w:asciiTheme="minorAscii" w:hAnsiTheme="minorAscii"/>
+              <w:i w:val="0"/>
+              <w:iCs w:val="0"/>
+              <w:caps w:val="0"/>
+              <w:spacing w:val="0"/>
+              <w:szCs w:val="21"/>
+              <w:shd w:val="clear" w:fill="FFFFFF"/>
+            </w:rPr>
+            <w:fldChar w:fldCharType="separate"/>
+          </w:r>
+          <w:r>
+            <w:rPr>
+              <w:rFonts w:hint="eastAsia"/>
+              <w:lang w:val="en-US" w:eastAsia="zh-CN"/>
+            </w:rPr>
+            <w:t>GameInstance游戏实例</w:t>
+          </w:r>
+          <w:r>
+            <w:tab/>
+          </w:r>
+          <w:r>
+            <w:fldChar w:fldCharType="begin"/>
+          </w:r>
+          <w:r>
+            <w:instrText xml:space="preserve"> PAGEREF _Toc16059 \h </w:instrText>
+          </w:r>
+          <w:r>
+            <w:fldChar w:fldCharType="separate"/>
+          </w:r>
+          <w:r>
+            <w:t>7</w:t>
+          </w:r>
+          <w:r>
+            <w:fldChar w:fldCharType="end"/>
+          </w:r>
+          <w:r>
+            <w:rPr>
+              <w:rFonts w:hint="default" w:eastAsia="微软雅黑" w:cs="微软雅黑" w:asciiTheme="minorAscii" w:hAnsiTheme="minorAscii"/>
+              <w:i w:val="0"/>
+              <w:iCs w:val="0"/>
+              <w:caps w:val="0"/>
+              <w:color w:val="18191C"/>
+              <w:spacing w:val="0"/>
+              <w:szCs w:val="21"/>
+              <w:shd w:val="clear" w:fill="FFFFFF"/>
+            </w:rPr>
+            <w:fldChar w:fldCharType="end"/>
+          </w:r>
+        </w:p>
+        <w:p>
+          <w:pPr>
+            <w:pStyle w:val="8"/>
+            <w:tabs>
+              <w:tab w:val="right" w:leader="dot" w:pos="8306"/>
+            </w:tabs>
+          </w:pPr>
+          <w:r>
+            <w:rPr>
+              <w:rFonts w:hint="default" w:eastAsia="微软雅黑" w:cs="微软雅黑" w:asciiTheme="minorAscii" w:hAnsiTheme="minorAscii"/>
+              <w:i w:val="0"/>
+              <w:iCs w:val="0"/>
+              <w:caps w:val="0"/>
+              <w:color w:val="18191C"/>
+              <w:spacing w:val="0"/>
+              <w:szCs w:val="21"/>
+              <w:shd w:val="clear" w:fill="FFFFFF"/>
+            </w:rPr>
+            <w:fldChar w:fldCharType="begin"/>
+          </w:r>
+          <w:r>
+            <w:rPr>
+              <w:rFonts w:hint="default" w:eastAsia="微软雅黑" w:cs="微软雅黑" w:asciiTheme="minorAscii" w:hAnsiTheme="minorAscii"/>
+              <w:i w:val="0"/>
+              <w:iCs w:val="0"/>
+              <w:caps w:val="0"/>
+              <w:spacing w:val="0"/>
+              <w:szCs w:val="21"/>
+              <w:shd w:val="clear" w:fill="FFFFFF"/>
+            </w:rPr>
+            <w:instrText xml:space="preserve"> HYPERLINK \l _Toc9434 </w:instrText>
+          </w:r>
+          <w:r>
+            <w:rPr>
+              <w:rFonts w:hint="default" w:eastAsia="微软雅黑" w:cs="微软雅黑" w:asciiTheme="minorAscii" w:hAnsiTheme="minorAscii"/>
+              <w:i w:val="0"/>
+              <w:iCs w:val="0"/>
+              <w:caps w:val="0"/>
+              <w:spacing w:val="0"/>
+              <w:szCs w:val="21"/>
+              <w:shd w:val="clear" w:fill="FFFFFF"/>
+            </w:rPr>
+            <w:fldChar w:fldCharType="separate"/>
+          </w:r>
+          <w:r>
+            <w:rPr>
+              <w:rFonts w:hint="eastAsia"/>
+              <w:lang w:val="en-US" w:eastAsia="zh-CN"/>
+            </w:rPr>
+            <w:t>检查点</w:t>
+          </w:r>
+          <w:r>
+            <w:tab/>
+          </w:r>
+          <w:r>
+            <w:fldChar w:fldCharType="begin"/>
+          </w:r>
+          <w:r>
+            <w:instrText xml:space="preserve"> PAGEREF _Toc9434 \h </w:instrText>
+          </w:r>
+          <w:r>
+            <w:fldChar w:fldCharType="separate"/>
+          </w:r>
+          <w:r>
+            <w:t>10</w:t>
+          </w:r>
+          <w:r>
+            <w:fldChar w:fldCharType="end"/>
+          </w:r>
+          <w:r>
+            <w:rPr>
+              <w:rFonts w:hint="default" w:eastAsia="微软雅黑" w:cs="微软雅黑" w:asciiTheme="minorAscii" w:hAnsiTheme="minorAscii"/>
+              <w:i w:val="0"/>
+              <w:iCs w:val="0"/>
+              <w:caps w:val="0"/>
+              <w:color w:val="18191C"/>
+              <w:spacing w:val="0"/>
+              <w:szCs w:val="21"/>
+              <w:shd w:val="clear" w:fill="FFFFFF"/>
+            </w:rPr>
+            <w:fldChar w:fldCharType="end"/>
+          </w:r>
+        </w:p>
+        <w:p>
+          <w:pPr>
+            <w:pStyle w:val="8"/>
+            <w:tabs>
+              <w:tab w:val="right" w:leader="dot" w:pos="8306"/>
+            </w:tabs>
+          </w:pPr>
+          <w:r>
+            <w:rPr>
+              <w:rFonts w:hint="default" w:eastAsia="微软雅黑" w:cs="微软雅黑" w:asciiTheme="minorAscii" w:hAnsiTheme="minorAscii"/>
+              <w:i w:val="0"/>
+              <w:iCs w:val="0"/>
+              <w:caps w:val="0"/>
+              <w:color w:val="18191C"/>
+              <w:spacing w:val="0"/>
+              <w:szCs w:val="21"/>
+              <w:shd w:val="clear" w:fill="FFFFFF"/>
+            </w:rPr>
+            <w:fldChar w:fldCharType="begin"/>
+          </w:r>
+          <w:r>
+            <w:rPr>
+              <w:rFonts w:hint="default" w:eastAsia="微软雅黑" w:cs="微软雅黑" w:asciiTheme="minorAscii" w:hAnsiTheme="minorAscii"/>
+              <w:i w:val="0"/>
+              <w:iCs w:val="0"/>
+              <w:caps w:val="0"/>
+              <w:spacing w:val="0"/>
+              <w:szCs w:val="21"/>
+              <w:shd w:val="clear" w:fill="FFFFFF"/>
+            </w:rPr>
+            <w:instrText xml:space="preserve"> HYPERLINK \l _Toc13591 </w:instrText>
+          </w:r>
+          <w:r>
+            <w:rPr>
+              <w:rFonts w:hint="default" w:eastAsia="微软雅黑" w:cs="微软雅黑" w:asciiTheme="minorAscii" w:hAnsiTheme="minorAscii"/>
+              <w:i w:val="0"/>
+              <w:iCs w:val="0"/>
+              <w:caps w:val="0"/>
+              <w:spacing w:val="0"/>
+              <w:szCs w:val="21"/>
+              <w:shd w:val="clear" w:fill="FFFFFF"/>
+            </w:rPr>
+            <w:fldChar w:fldCharType="separate"/>
+          </w:r>
+          <w:r>
+            <w:rPr>
+              <w:rFonts w:hint="eastAsia"/>
+              <w:lang w:val="en-US" w:eastAsia="zh-CN"/>
+            </w:rPr>
+            <w:t>删除存档文件</w:t>
+          </w:r>
+          <w:r>
+            <w:tab/>
+          </w:r>
+          <w:r>
+            <w:fldChar w:fldCharType="begin"/>
+          </w:r>
+          <w:r>
+            <w:instrText xml:space="preserve"> PAGEREF _Toc13591 \h </w:instrText>
+          </w:r>
+          <w:r>
+            <w:fldChar w:fldCharType="separate"/>
+          </w:r>
+          <w:r>
+            <w:t>12</w:t>
+          </w:r>
+          <w:r>
+            <w:fldChar w:fldCharType="end"/>
+          </w:r>
+          <w:r>
+            <w:rPr>
+              <w:rFonts w:hint="default" w:eastAsia="微软雅黑" w:cs="微软雅黑" w:asciiTheme="minorAscii" w:hAnsiTheme="minorAscii"/>
+              <w:i w:val="0"/>
+              <w:iCs w:val="0"/>
+              <w:caps w:val="0"/>
+              <w:color w:val="18191C"/>
+              <w:spacing w:val="0"/>
+              <w:szCs w:val="21"/>
+              <w:shd w:val="clear" w:fill="FFFFFF"/>
+            </w:rPr>
+            <w:fldChar w:fldCharType="end"/>
+          </w:r>
+        </w:p>
+        <w:p>
+          <w:pPr>
+            <w:pStyle w:val="8"/>
+            <w:tabs>
+              <w:tab w:val="right" w:leader="dot" w:pos="8306"/>
+            </w:tabs>
+          </w:pPr>
+          <w:r>
+            <w:rPr>
+              <w:rFonts w:hint="default" w:eastAsia="微软雅黑" w:cs="微软雅黑" w:asciiTheme="minorAscii" w:hAnsiTheme="minorAscii"/>
+              <w:i w:val="0"/>
+              <w:iCs w:val="0"/>
+              <w:caps w:val="0"/>
+              <w:color w:val="18191C"/>
+              <w:spacing w:val="0"/>
+              <w:szCs w:val="21"/>
+              <w:shd w:val="clear" w:fill="FFFFFF"/>
+            </w:rPr>
+            <w:fldChar w:fldCharType="begin"/>
+          </w:r>
+          <w:r>
+            <w:rPr>
+              <w:rFonts w:hint="default" w:eastAsia="微软雅黑" w:cs="微软雅黑" w:asciiTheme="minorAscii" w:hAnsiTheme="minorAscii"/>
+              <w:i w:val="0"/>
+              <w:iCs w:val="0"/>
+              <w:caps w:val="0"/>
+              <w:spacing w:val="0"/>
+              <w:szCs w:val="21"/>
+              <w:shd w:val="clear" w:fill="FFFFFF"/>
+            </w:rPr>
+            <w:instrText xml:space="preserve"> HYPERLINK \l _Toc1990 </w:instrText>
+          </w:r>
+          <w:r>
+            <w:rPr>
+              <w:rFonts w:hint="default" w:eastAsia="微软雅黑" w:cs="微软雅黑" w:asciiTheme="minorAscii" w:hAnsiTheme="minorAscii"/>
+              <w:i w:val="0"/>
+              <w:iCs w:val="0"/>
+              <w:caps w:val="0"/>
+              <w:spacing w:val="0"/>
+              <w:szCs w:val="21"/>
+              <w:shd w:val="clear" w:fill="FFFFFF"/>
+            </w:rPr>
+            <w:fldChar w:fldCharType="separate"/>
+          </w:r>
+          <w:r>
+            <w:rPr>
+              <w:rFonts w:hint="eastAsia"/>
+              <w:lang w:val="en-US" w:eastAsia="zh-CN"/>
+            </w:rPr>
+            <w:t>保存在关卡中生成的对象</w:t>
+          </w:r>
+          <w:r>
+            <w:tab/>
+          </w:r>
+          <w:r>
+            <w:fldChar w:fldCharType="begin"/>
+          </w:r>
+          <w:r>
+            <w:instrText xml:space="preserve"> PAGEREF _Toc1990 \h </w:instrText>
+          </w:r>
+          <w:r>
+            <w:fldChar w:fldCharType="separate"/>
+          </w:r>
+          <w:r>
+            <w:t>12</w:t>
+          </w:r>
+          <w:r>
+            <w:fldChar w:fldCharType="end"/>
+          </w:r>
+          <w:r>
+            <w:rPr>
+              <w:rFonts w:hint="default" w:eastAsia="微软雅黑" w:cs="微软雅黑" w:asciiTheme="minorAscii" w:hAnsiTheme="minorAscii"/>
+              <w:i w:val="0"/>
+              <w:iCs w:val="0"/>
+              <w:caps w:val="0"/>
+              <w:color w:val="18191C"/>
+              <w:spacing w:val="0"/>
+              <w:szCs w:val="21"/>
+              <w:shd w:val="clear" w:fill="FFFFFF"/>
+            </w:rPr>
+            <w:fldChar w:fldCharType="end"/>
+          </w:r>
+        </w:p>
+        <w:p>
+          <w:pPr>
+            <w:pStyle w:val="8"/>
+            <w:tabs>
+              <w:tab w:val="right" w:leader="dot" w:pos="8306"/>
+            </w:tabs>
+          </w:pPr>
+          <w:r>
+            <w:rPr>
+              <w:rFonts w:hint="default" w:eastAsia="微软雅黑" w:cs="微软雅黑" w:asciiTheme="minorAscii" w:hAnsiTheme="minorAscii"/>
+              <w:i w:val="0"/>
+              <w:iCs w:val="0"/>
+              <w:caps w:val="0"/>
+              <w:color w:val="18191C"/>
+              <w:spacing w:val="0"/>
+              <w:szCs w:val="21"/>
+              <w:shd w:val="clear" w:fill="FFFFFF"/>
+            </w:rPr>
+            <w:fldChar w:fldCharType="begin"/>
+          </w:r>
+          <w:r>
+            <w:rPr>
+              <w:rFonts w:hint="default" w:eastAsia="微软雅黑" w:cs="微软雅黑" w:asciiTheme="minorAscii" w:hAnsiTheme="minorAscii"/>
+              <w:i w:val="0"/>
+              <w:iCs w:val="0"/>
+              <w:caps w:val="0"/>
+              <w:spacing w:val="0"/>
+              <w:szCs w:val="21"/>
+              <w:shd w:val="clear" w:fill="FFFFFF"/>
+            </w:rPr>
+            <w:instrText xml:space="preserve"> HYPERLINK \l _Toc25593 </w:instrText>
+          </w:r>
+          <w:r>
+            <w:rPr>
+              <w:rFonts w:hint="default" w:eastAsia="微软雅黑" w:cs="微软雅黑" w:asciiTheme="minorAscii" w:hAnsiTheme="minorAscii"/>
+              <w:i w:val="0"/>
+              <w:iCs w:val="0"/>
+              <w:caps w:val="0"/>
+              <w:spacing w:val="0"/>
+              <w:szCs w:val="21"/>
+              <w:shd w:val="clear" w:fill="FFFFFF"/>
+            </w:rPr>
+            <w:fldChar w:fldCharType="separate"/>
+          </w:r>
+          <w:r>
+            <w:rPr>
+              <w:rFonts w:hint="eastAsia"/>
+              <w:lang w:val="en-US" w:eastAsia="zh-CN"/>
+            </w:rPr>
+            <w:t>正在保存的UI指示器</w:t>
+          </w:r>
+          <w:r>
+            <w:tab/>
+          </w:r>
+          <w:r>
+            <w:fldChar w:fldCharType="begin"/>
+          </w:r>
+          <w:r>
+            <w:instrText xml:space="preserve"> PAGEREF _Toc25593 \h </w:instrText>
+          </w:r>
+          <w:r>
+            <w:fldChar w:fldCharType="separate"/>
+          </w:r>
+          <w:r>
+            <w:t>14</w:t>
+          </w:r>
+          <w:r>
+            <w:fldChar w:fldCharType="end"/>
+          </w:r>
+          <w:r>
+            <w:rPr>
+              <w:rFonts w:hint="default" w:eastAsia="微软雅黑" w:cs="微软雅黑" w:asciiTheme="minorAscii" w:hAnsiTheme="minorAscii"/>
+              <w:i w:val="0"/>
+              <w:iCs w:val="0"/>
+              <w:caps w:val="0"/>
+              <w:color w:val="18191C"/>
+              <w:spacing w:val="0"/>
+              <w:szCs w:val="21"/>
+              <w:shd w:val="clear" w:fill="FFFFFF"/>
+            </w:rPr>
+            <w:fldChar w:fldCharType="end"/>
+          </w:r>
+        </w:p>
+        <w:p>
+          <w:pPr>
+            <w:pStyle w:val="7"/>
+            <w:tabs>
+              <w:tab w:val="right" w:leader="dot" w:pos="8306"/>
+            </w:tabs>
+          </w:pPr>
+          <w:r>
+            <w:rPr>
+              <w:rFonts w:hint="default" w:eastAsia="微软雅黑" w:cs="微软雅黑" w:asciiTheme="minorAscii" w:hAnsiTheme="minorAscii"/>
+              <w:i w:val="0"/>
+              <w:iCs w:val="0"/>
+              <w:caps w:val="0"/>
+              <w:color w:val="18191C"/>
+              <w:spacing w:val="0"/>
+              <w:szCs w:val="21"/>
+              <w:shd w:val="clear" w:fill="FFFFFF"/>
+            </w:rPr>
+            <w:fldChar w:fldCharType="begin"/>
+          </w:r>
+          <w:r>
+            <w:rPr>
+              <w:rFonts w:hint="default" w:eastAsia="微软雅黑" w:cs="微软雅黑" w:asciiTheme="minorAscii" w:hAnsiTheme="minorAscii"/>
+              <w:i w:val="0"/>
+              <w:iCs w:val="0"/>
+              <w:caps w:val="0"/>
+              <w:spacing w:val="0"/>
+              <w:szCs w:val="21"/>
+              <w:shd w:val="clear" w:fill="FFFFFF"/>
+            </w:rPr>
+            <w:instrText xml:space="preserve"> HYPERLINK \l _Toc30539 </w:instrText>
+          </w:r>
+          <w:r>
+            <w:rPr>
+              <w:rFonts w:hint="default" w:eastAsia="微软雅黑" w:cs="微软雅黑" w:asciiTheme="minorAscii" w:hAnsiTheme="minorAscii"/>
+              <w:i w:val="0"/>
+              <w:iCs w:val="0"/>
+              <w:caps w:val="0"/>
+              <w:spacing w:val="0"/>
+              <w:szCs w:val="21"/>
+              <w:shd w:val="clear" w:fill="FFFFFF"/>
+            </w:rPr>
+            <w:fldChar w:fldCharType="separate"/>
+          </w:r>
+          <w:r>
+            <w:rPr>
+              <w:rFonts w:hint="eastAsia"/>
+              <w:lang w:val="en-US" w:eastAsia="zh-CN"/>
+            </w:rPr>
+            <w:t>多存档</w:t>
+          </w:r>
+          <w:r>
+            <w:tab/>
+          </w:r>
+          <w:r>
+            <w:fldChar w:fldCharType="begin"/>
+          </w:r>
+          <w:r>
+            <w:instrText xml:space="preserve"> PAGEREF _Toc30539 \h </w:instrText>
+          </w:r>
+          <w:r>
+            <w:fldChar w:fldCharType="separate"/>
+          </w:r>
+          <w:r>
+            <w:t>15</w:t>
+          </w:r>
+          <w:r>
+            <w:fldChar w:fldCharType="end"/>
+          </w:r>
+          <w:r>
+            <w:rPr>
+              <w:rFonts w:hint="default" w:eastAsia="微软雅黑" w:cs="微软雅黑" w:asciiTheme="minorAscii" w:hAnsiTheme="minorAscii"/>
+              <w:i w:val="0"/>
+              <w:iCs w:val="0"/>
+              <w:caps w:val="0"/>
+              <w:color w:val="18191C"/>
+              <w:spacing w:val="0"/>
+              <w:szCs w:val="21"/>
+              <w:shd w:val="clear" w:fill="FFFFFF"/>
+            </w:rPr>
+            <w:fldChar w:fldCharType="end"/>
+          </w:r>
+        </w:p>
+        <w:p>
+          <w:pPr>
+            <w:pStyle w:val="7"/>
+            <w:tabs>
+              <w:tab w:val="right" w:leader="dot" w:pos="8306"/>
+            </w:tabs>
+          </w:pPr>
+          <w:r>
+            <w:rPr>
+              <w:rFonts w:hint="default" w:eastAsia="微软雅黑" w:cs="微软雅黑" w:asciiTheme="minorAscii" w:hAnsiTheme="minorAscii"/>
+              <w:i w:val="0"/>
+              <w:iCs w:val="0"/>
+              <w:caps w:val="0"/>
+              <w:color w:val="18191C"/>
+              <w:spacing w:val="0"/>
+              <w:szCs w:val="21"/>
+              <w:shd w:val="clear" w:fill="FFFFFF"/>
+            </w:rPr>
+            <w:fldChar w:fldCharType="begin"/>
+          </w:r>
+          <w:r>
+            <w:rPr>
+              <w:rFonts w:hint="default" w:eastAsia="微软雅黑" w:cs="微软雅黑" w:asciiTheme="minorAscii" w:hAnsiTheme="minorAscii"/>
+              <w:i w:val="0"/>
+              <w:iCs w:val="0"/>
+              <w:caps w:val="0"/>
+              <w:spacing w:val="0"/>
+              <w:szCs w:val="21"/>
+              <w:shd w:val="clear" w:fill="FFFFFF"/>
+            </w:rPr>
+            <w:instrText xml:space="preserve"> HYPERLINK \l _Toc6018 </w:instrText>
+          </w:r>
+          <w:r>
+            <w:rPr>
+              <w:rFonts w:hint="default" w:eastAsia="微软雅黑" w:cs="微软雅黑" w:asciiTheme="minorAscii" w:hAnsiTheme="minorAscii"/>
+              <w:i w:val="0"/>
+              <w:iCs w:val="0"/>
+              <w:caps w:val="0"/>
+              <w:spacing w:val="0"/>
+              <w:szCs w:val="21"/>
+              <w:shd w:val="clear" w:fill="FFFFFF"/>
+            </w:rPr>
+            <w:fldChar w:fldCharType="separate"/>
+          </w:r>
+          <w:r>
+            <w:rPr>
+              <w:rFonts w:hint="eastAsia"/>
+              <w:lang w:val="en-US" w:eastAsia="zh-CN"/>
+            </w:rPr>
+            <w:t>增加新功能时不破坏旧存档</w:t>
+          </w:r>
+          <w:r>
+            <w:tab/>
+          </w:r>
+          <w:r>
+            <w:fldChar w:fldCharType="begin"/>
+          </w:r>
+          <w:r>
+            <w:instrText xml:space="preserve"> PAGEREF _Toc6018 \h </w:instrText>
+          </w:r>
+          <w:r>
+            <w:fldChar w:fldCharType="separate"/>
+          </w:r>
+          <w:r>
+            <w:t>16</w:t>
+          </w:r>
+          <w:r>
+            <w:fldChar w:fldCharType="end"/>
+          </w:r>
+          <w:r>
+            <w:rPr>
+              <w:rFonts w:hint="default" w:eastAsia="微软雅黑" w:cs="微软雅黑" w:asciiTheme="minorAscii" w:hAnsiTheme="minorAscii"/>
+              <w:i w:val="0"/>
+              <w:iCs w:val="0"/>
+              <w:caps w:val="0"/>
+              <w:color w:val="18191C"/>
+              <w:spacing w:val="0"/>
+              <w:szCs w:val="21"/>
+              <w:shd w:val="clear" w:fill="FFFFFF"/>
+            </w:rPr>
+            <w:fldChar w:fldCharType="end"/>
+          </w:r>
+        </w:p>
+        <w:p>
+          <w:pPr>
+            <w:pStyle w:val="7"/>
+            <w:tabs>
+              <w:tab w:val="right" w:leader="dot" w:pos="8306"/>
+            </w:tabs>
+          </w:pPr>
+          <w:r>
+            <w:rPr>
+              <w:rFonts w:hint="default" w:eastAsia="微软雅黑" w:cs="微软雅黑" w:asciiTheme="minorAscii" w:hAnsiTheme="minorAscii"/>
+              <w:i w:val="0"/>
+              <w:iCs w:val="0"/>
+              <w:caps w:val="0"/>
+              <w:color w:val="18191C"/>
+              <w:spacing w:val="0"/>
+              <w:szCs w:val="21"/>
+              <w:shd w:val="clear" w:fill="FFFFFF"/>
+            </w:rPr>
+            <w:fldChar w:fldCharType="begin"/>
+          </w:r>
+          <w:r>
+            <w:rPr>
+              <w:rFonts w:hint="default" w:eastAsia="微软雅黑" w:cs="微软雅黑" w:asciiTheme="minorAscii" w:hAnsiTheme="minorAscii"/>
+              <w:i w:val="0"/>
+              <w:iCs w:val="0"/>
+              <w:caps w:val="0"/>
+              <w:spacing w:val="0"/>
+              <w:szCs w:val="21"/>
+              <w:shd w:val="clear" w:fill="FFFFFF"/>
+            </w:rPr>
+            <w:instrText xml:space="preserve"> HYPERLINK \l _Toc29320 </w:instrText>
+          </w:r>
+          <w:r>
+            <w:rPr>
+              <w:rFonts w:hint="default" w:eastAsia="微软雅黑" w:cs="微软雅黑" w:asciiTheme="minorAscii" w:hAnsiTheme="minorAscii"/>
+              <w:i w:val="0"/>
+              <w:iCs w:val="0"/>
+              <w:caps w:val="0"/>
+              <w:spacing w:val="0"/>
+              <w:szCs w:val="21"/>
+              <w:shd w:val="clear" w:fill="FFFFFF"/>
+            </w:rPr>
+            <w:fldChar w:fldCharType="separate"/>
+          </w:r>
+          <w:r>
+            <w:rPr>
+              <w:rFonts w:hint="eastAsia"/>
+              <w:lang w:val="en-US" w:eastAsia="zh-CN"/>
+            </w:rPr>
+            <w:t>建议</w:t>
+          </w:r>
+          <w:r>
+            <w:tab/>
+          </w:r>
+          <w:r>
+            <w:fldChar w:fldCharType="begin"/>
+          </w:r>
+          <w:r>
+            <w:instrText xml:space="preserve"> PAGEREF _Toc29320 \h </w:instrText>
+          </w:r>
+          <w:r>
+            <w:fldChar w:fldCharType="separate"/>
+          </w:r>
+          <w:r>
+            <w:t>17</w:t>
+          </w:r>
+          <w:r>
+            <w:fldChar w:fldCharType="end"/>
+          </w:r>
+          <w:r>
+            <w:rPr>
+              <w:rFonts w:hint="default" w:eastAsia="微软雅黑" w:cs="微软雅黑" w:asciiTheme="minorAscii" w:hAnsiTheme="minorAscii"/>
+              <w:i w:val="0"/>
+              <w:iCs w:val="0"/>
+              <w:caps w:val="0"/>
+              <w:color w:val="18191C"/>
+              <w:spacing w:val="0"/>
+              <w:szCs w:val="21"/>
+              <w:shd w:val="clear" w:fill="FFFFFF"/>
+            </w:rPr>
+            <w:fldChar w:fldCharType="end"/>
+          </w:r>
+        </w:p>
+        <w:p>
+          <w:pPr>
+            <w:rPr>
+              <w:rFonts w:hint="default" w:eastAsia="微软雅黑" w:cs="微软雅黑" w:asciiTheme="minorAscii" w:hAnsiTheme="minorAscii"/>
+              <w:i w:val="0"/>
+              <w:iCs w:val="0"/>
+              <w:caps w:val="0"/>
+              <w:color w:val="18191C"/>
+              <w:spacing w:val="0"/>
+              <w:kern w:val="2"/>
+              <w:sz w:val="21"/>
+              <w:szCs w:val="21"/>
+              <w:shd w:val="clear" w:fill="FFFFFF"/>
+              <w:lang w:val="en-US" w:eastAsia="zh-CN" w:bidi="ar-SA"/>
+            </w:rPr>
+          </w:pPr>
+          <w:r>
+            <w:rPr>
+              <w:rFonts w:hint="default" w:eastAsia="微软雅黑" w:cs="微软雅黑" w:asciiTheme="minorAscii" w:hAnsiTheme="minorAscii"/>
+              <w:i w:val="0"/>
+              <w:iCs w:val="0"/>
+              <w:caps w:val="0"/>
+              <w:color w:val="18191C"/>
+              <w:spacing w:val="0"/>
+              <w:szCs w:val="21"/>
+              <w:shd w:val="clear" w:fill="FFFFFF"/>
+            </w:rPr>
+            <w:fldChar w:fldCharType="end"/>
+          </w:r>
+        </w:p>
+      </w:sdtContent>
+    </w:sdt>
+    <w:p>
+      <w:pPr>
+        <w:rPr>
+          <w:rFonts w:hint="default" w:eastAsia="微软雅黑" w:cs="微软雅黑" w:asciiTheme="minorAscii" w:hAnsiTheme="minorAscii"/>
+          <w:i w:val="0"/>
+          <w:iCs w:val="0"/>
+          <w:caps w:val="0"/>
+          <w:color w:val="18191C"/>
+          <w:spacing w:val="0"/>
+          <w:kern w:val="2"/>
+          <w:sz w:val="21"/>
+          <w:szCs w:val="21"/>
+          <w:shd w:val="clear" w:fill="FFFFFF"/>
+          <w:lang w:val="en-US" w:eastAsia="zh-CN" w:bidi="ar-SA"/>
+        </w:rPr>
+      </w:pPr>
     </w:p>
     <w:p>
       <w:pPr>
@@ -125,7 +1400,9 @@
           <w:shd w:val="clear" w:fill="FFFFFF"/>
         </w:rPr>
       </w:pPr>
-      <w:r>
+    </w:p>
+    <w:p>
+      <w:pPr>
         <w:rPr>
           <w:rFonts w:hint="default" w:eastAsia="微软雅黑" w:cs="微软雅黑" w:asciiTheme="minorAscii" w:hAnsiTheme="minorAscii"/>
           <w:i w:val="0"/>
@@ -137,9 +1414,12 @@
           <w:szCs w:val="21"/>
           <w:shd w:val="clear" w:fill="FFFFFF"/>
         </w:rPr>
-        <w:fldChar w:fldCharType="begin"/>
-      </w:r>
-      <w:r>
+      </w:pPr>
+      <w:bookmarkStart w:id="12" w:name="_GoBack"/>
+      <w:bookmarkEnd w:id="12"/>
+    </w:p>
+    <w:p>
+      <w:pPr>
         <w:rPr>
           <w:rFonts w:hint="default" w:eastAsia="微软雅黑" w:cs="微软雅黑" w:asciiTheme="minorAscii" w:hAnsiTheme="minorAscii"/>
           <w:i w:val="0"/>
@@ -151,9 +1431,10 @@
           <w:szCs w:val="21"/>
           <w:shd w:val="clear" w:fill="FFFFFF"/>
         </w:rPr>
-        <w:instrText xml:space="preserve"> HYPERLINK "https://www.youtube.com/watch?v=H6rqJbwjRIk" </w:instrText>
-      </w:r>
-      <w:r>
+      </w:pPr>
+    </w:p>
+    <w:p>
+      <w:pPr>
         <w:rPr>
           <w:rFonts w:hint="default" w:eastAsia="微软雅黑" w:cs="微软雅黑" w:asciiTheme="minorAscii" w:hAnsiTheme="minorAscii"/>
           <w:i w:val="0"/>
@@ -165,23 +1446,10 @@
           <w:szCs w:val="21"/>
           <w:shd w:val="clear" w:fill="FFFFFF"/>
         </w:rPr>
-        <w:fldChar w:fldCharType="separate"/>
-      </w:r>
-      <w:r>
-        <w:rPr>
-          <w:rStyle w:val="5"/>
-          <w:rFonts w:hint="default" w:eastAsia="微软雅黑" w:cs="微软雅黑" w:asciiTheme="minorAscii" w:hAnsiTheme="minorAscii"/>
-          <w:i w:val="0"/>
-          <w:iCs w:val="0"/>
-          <w:caps w:val="0"/>
-          <w:spacing w:val="0"/>
-          <w:sz w:val="21"/>
-          <w:szCs w:val="21"/>
-          <w:shd w:val="clear" w:fill="FFFFFF"/>
-        </w:rPr>
-        <w:t>https://www.youtube.com/watch?v=H6rqJbwjRIk</w:t>
-      </w:r>
-      <w:r>
+      </w:pPr>
+    </w:p>
+    <w:p>
+      <w:pPr>
         <w:rPr>
           <w:rFonts w:hint="default" w:eastAsia="微软雅黑" w:cs="微软雅黑" w:asciiTheme="minorAscii" w:hAnsiTheme="minorAscii"/>
           <w:i w:val="0"/>
@@ -193,8 +1461,7 @@
           <w:szCs w:val="21"/>
           <w:shd w:val="clear" w:fill="FFFFFF"/>
         </w:rPr>
-        <w:fldChar w:fldCharType="end"/>
-      </w:r>
+      </w:pPr>
     </w:p>
     <w:p>
       <w:pPr>
@@ -228,8 +1495,6 @@
     </w:p>
     <w:p>
       <w:pPr>
-        <w:pStyle w:val="2"/>
-        <w:bidi w:val="0"/>
         <w:rPr>
           <w:rFonts w:hint="default" w:eastAsia="微软雅黑" w:cs="微软雅黑" w:asciiTheme="minorAscii" w:hAnsiTheme="minorAscii"/>
           <w:i w:val="0"/>
@@ -240,9 +1505,140 @@
           <w:sz w:val="21"/>
           <w:szCs w:val="21"/>
           <w:shd w:val="clear" w:fill="FFFFFF"/>
-          <w:lang w:val="en-US" w:eastAsia="zh-CN"/>
-        </w:rPr>
-      </w:pPr>
+        </w:rPr>
+      </w:pPr>
+    </w:p>
+    <w:p>
+      <w:pPr>
+        <w:rPr>
+          <w:rFonts w:hint="default" w:eastAsia="微软雅黑" w:cs="微软雅黑" w:asciiTheme="minorAscii" w:hAnsiTheme="minorAscii"/>
+          <w:i w:val="0"/>
+          <w:iCs w:val="0"/>
+          <w:caps w:val="0"/>
+          <w:color w:val="18191C"/>
+          <w:spacing w:val="0"/>
+          <w:sz w:val="21"/>
+          <w:szCs w:val="21"/>
+          <w:shd w:val="clear" w:fill="FFFFFF"/>
+        </w:rPr>
+      </w:pPr>
+    </w:p>
+    <w:p>
+      <w:pPr>
+        <w:rPr>
+          <w:rFonts w:hint="default" w:eastAsia="微软雅黑" w:cs="微软雅黑" w:asciiTheme="minorAscii" w:hAnsiTheme="minorAscii"/>
+          <w:i w:val="0"/>
+          <w:iCs w:val="0"/>
+          <w:caps w:val="0"/>
+          <w:color w:val="18191C"/>
+          <w:spacing w:val="0"/>
+          <w:sz w:val="21"/>
+          <w:szCs w:val="21"/>
+          <w:shd w:val="clear" w:fill="FFFFFF"/>
+        </w:rPr>
+      </w:pPr>
+    </w:p>
+    <w:p>
+      <w:pPr>
+        <w:rPr>
+          <w:rFonts w:hint="default" w:eastAsia="微软雅黑" w:cs="微软雅黑" w:asciiTheme="minorAscii" w:hAnsiTheme="minorAscii"/>
+          <w:i w:val="0"/>
+          <w:iCs w:val="0"/>
+          <w:caps w:val="0"/>
+          <w:color w:val="18191C"/>
+          <w:spacing w:val="0"/>
+          <w:sz w:val="21"/>
+          <w:szCs w:val="21"/>
+          <w:shd w:val="clear" w:fill="FFFFFF"/>
+        </w:rPr>
+      </w:pPr>
+    </w:p>
+    <w:p>
+      <w:pPr>
+        <w:rPr>
+          <w:rFonts w:hint="default" w:eastAsia="微软雅黑" w:cs="微软雅黑" w:asciiTheme="minorAscii" w:hAnsiTheme="minorAscii"/>
+          <w:i w:val="0"/>
+          <w:iCs w:val="0"/>
+          <w:caps w:val="0"/>
+          <w:color w:val="18191C"/>
+          <w:spacing w:val="0"/>
+          <w:sz w:val="21"/>
+          <w:szCs w:val="21"/>
+          <w:shd w:val="clear" w:fill="FFFFFF"/>
+        </w:rPr>
+      </w:pPr>
+    </w:p>
+    <w:p>
+      <w:pPr>
+        <w:rPr>
+          <w:rFonts w:hint="default" w:eastAsia="微软雅黑" w:cs="微软雅黑" w:asciiTheme="minorAscii" w:hAnsiTheme="minorAscii"/>
+          <w:i w:val="0"/>
+          <w:iCs w:val="0"/>
+          <w:caps w:val="0"/>
+          <w:color w:val="18191C"/>
+          <w:spacing w:val="0"/>
+          <w:sz w:val="21"/>
+          <w:szCs w:val="21"/>
+          <w:shd w:val="clear" w:fill="FFFFFF"/>
+        </w:rPr>
+      </w:pPr>
+    </w:p>
+    <w:p>
+      <w:pPr>
+        <w:rPr>
+          <w:rFonts w:hint="default" w:eastAsia="微软雅黑" w:cs="微软雅黑" w:asciiTheme="minorAscii" w:hAnsiTheme="minorAscii"/>
+          <w:i w:val="0"/>
+          <w:iCs w:val="0"/>
+          <w:caps w:val="0"/>
+          <w:color w:val="18191C"/>
+          <w:spacing w:val="0"/>
+          <w:sz w:val="21"/>
+          <w:szCs w:val="21"/>
+          <w:shd w:val="clear" w:fill="FFFFFF"/>
+        </w:rPr>
+      </w:pPr>
+    </w:p>
+    <w:p>
+      <w:pPr>
+        <w:rPr>
+          <w:rFonts w:hint="default" w:eastAsia="微软雅黑" w:cs="微软雅黑" w:asciiTheme="minorAscii" w:hAnsiTheme="minorAscii"/>
+          <w:i w:val="0"/>
+          <w:iCs w:val="0"/>
+          <w:caps w:val="0"/>
+          <w:color w:val="18191C"/>
+          <w:spacing w:val="0"/>
+          <w:sz w:val="21"/>
+          <w:szCs w:val="21"/>
+          <w:shd w:val="clear" w:fill="FFFFFF"/>
+        </w:rPr>
+      </w:pPr>
+    </w:p>
+    <w:p>
+      <w:pPr>
+        <w:rPr>
+          <w:rFonts w:hint="eastAsia"/>
+          <w:lang w:val="en-US" w:eastAsia="zh-CN"/>
+        </w:rPr>
+      </w:pPr>
+      <w:r>
+        <w:rPr>
+          <w:rFonts w:hint="eastAsia"/>
+          <w:lang w:val="en-US" w:eastAsia="zh-CN"/>
+        </w:rPr>
+        <w:br w:type="page"/>
+      </w:r>
+    </w:p>
+    <w:p>
+      <w:pPr>
+        <w:pStyle w:val="2"/>
+        <w:bidi w:val="0"/>
+        <w:jc w:val="center"/>
+        <w:rPr>
+          <w:rFonts w:hint="default"/>
+          <w:lang w:val="en-US" w:eastAsia="zh-CN"/>
+        </w:rPr>
+      </w:pPr>
+      <w:bookmarkStart w:id="0" w:name="_Toc9077"/>
       <w:r>
         <w:rPr>
           <w:rFonts w:hint="eastAsia"/>
@@ -250,6 +1646,7 @@
         </w:rPr>
         <w:t>快速开始</w:t>
       </w:r>
+      <w:bookmarkEnd w:id="0"/>
     </w:p>
     <w:p>
       <w:pPr>
@@ -377,7 +1774,7 @@
                     </pic:cNvPicPr>
                   </pic:nvPicPr>
                   <pic:blipFill>
-                    <a:blip r:embed="rId4"/>
+                    <a:blip r:embed="rId5"/>
                     <a:stretch>
                       <a:fillRect/>
                     </a:stretch>
@@ -473,7 +1870,7 @@
                     </pic:cNvPicPr>
                   </pic:nvPicPr>
                   <pic:blipFill>
-                    <a:blip r:embed="rId5"/>
+                    <a:blip r:embed="rId6"/>
                     <a:stretch>
                       <a:fillRect/>
                     </a:stretch>
@@ -516,6 +1913,21 @@
     <w:p>
       <w:pPr>
         <w:rPr>
+          <w:rFonts w:hint="eastAsia" w:asciiTheme="minorAscii" w:hAnsiTheme="minorAscii"/>
+          <w:lang w:val="en-US" w:eastAsia="zh-CN"/>
+        </w:rPr>
+      </w:pPr>
+      <w:r>
+        <w:rPr>
+          <w:rFonts w:hint="eastAsia" w:asciiTheme="minorAscii" w:hAnsiTheme="minorAscii"/>
+          <w:lang w:val="en-US" w:eastAsia="zh-CN"/>
+        </w:rPr>
+        <w:t>Key：此操作将写出所有非临时属性，SaveGame属性标签未勾选。</w:t>
+      </w:r>
+    </w:p>
+    <w:p>
+      <w:pPr>
+        <w:rPr>
           <w:rFonts w:hint="default" w:asciiTheme="minorAscii" w:hAnsiTheme="minorAscii"/>
           <w:lang w:val="en-US" w:eastAsia="zh-CN"/>
         </w:rPr>
@@ -525,7 +1937,7 @@
           <w:rFonts w:hint="eastAsia" w:asciiTheme="minorAscii" w:hAnsiTheme="minorAscii"/>
           <w:lang w:val="en-US" w:eastAsia="zh-CN"/>
         </w:rPr>
-        <w:t>Key：此操作将写出所有非临时属性，SaveGame属性标签未勾选。</w:t>
+        <w:t>Key2：如果我们要实现多存档，这里的插槽的名字应该是一个数组。</w:t>
       </w:r>
     </w:p>
     <w:p>
@@ -590,7 +2002,7 @@
                     </pic:cNvPicPr>
                   </pic:nvPicPr>
                   <pic:blipFill>
-                    <a:blip r:embed="rId6"/>
+                    <a:blip r:embed="rId7"/>
                     <a:stretch>
                       <a:fillRect/>
                     </a:stretch>
@@ -658,8 +2070,6 @@
           <w:rFonts w:hint="default" w:asciiTheme="minorAscii" w:hAnsiTheme="minorAscii"/>
         </w:rPr>
       </w:pPr>
-      <w:bookmarkStart w:id="0" w:name="_GoBack"/>
-      <w:bookmarkEnd w:id="0"/>
     </w:p>
     <w:p>
       <w:pPr>
@@ -716,9 +2126,63 @@
     <w:p>
       <w:pPr>
         <w:rPr>
+          <w:rFonts w:hint="eastAsia" w:asciiTheme="minorAscii" w:hAnsiTheme="minorAscii"/>
+          <w:lang w:val="en-US" w:eastAsia="zh-CN"/>
+        </w:rPr>
+      </w:pPr>
+      <w:r>
+        <w:rPr>
+          <w:rFonts w:hint="eastAsia" w:asciiTheme="minorAscii" w:hAnsiTheme="minorAscii"/>
+          <w:lang w:val="en-US" w:eastAsia="zh-CN"/>
+        </w:rPr>
+        <w:t>这一套逻辑要注意的是，每一次存档的时候有没有创建一个新的存档对象。如果是的话，每次读档的时候只能读取上一次的存档对象，而不能去读取上上次的存档对象。</w:t>
+      </w:r>
+    </w:p>
+    <w:p>
+      <w:pPr>
+        <w:rPr>
           <w:rFonts w:hint="default" w:asciiTheme="minorAscii" w:hAnsiTheme="minorAscii"/>
-        </w:rPr>
-      </w:pPr>
+          <w:lang w:val="en-US" w:eastAsia="zh-CN"/>
+        </w:rPr>
+      </w:pPr>
+      <w:r>
+        <w:rPr>
+          <w:rFonts w:hint="eastAsia" w:asciiTheme="minorAscii" w:hAnsiTheme="minorAscii"/>
+          <w:lang w:val="en-US" w:eastAsia="zh-CN"/>
+        </w:rPr>
+        <w:t>所以存档的第一步不应该是CreateSaveGameObject，而应该是检查这个存档是否存在，也就是“</w:t>
+      </w:r>
+      <w:r>
+        <w:rPr>
+          <w:rFonts w:hint="eastAsia" w:asciiTheme="minorAscii" w:hAnsiTheme="minorAscii"/>
+          <w:b/>
+          <w:bCs/>
+          <w:lang w:val="en-US" w:eastAsia="zh-CN"/>
+        </w:rPr>
+        <w:t>游戏存档存在</w:t>
+      </w:r>
+      <w:r>
+        <w:rPr>
+          <w:rFonts w:hint="eastAsia" w:asciiTheme="minorAscii" w:hAnsiTheme="minorAscii"/>
+          <w:lang w:val="en-US" w:eastAsia="zh-CN"/>
+        </w:rPr>
+        <w:t>”函数</w:t>
+      </w:r>
+    </w:p>
+    <w:p>
+      <w:pPr>
+        <w:rPr>
+          <w:rFonts w:hint="default" w:asciiTheme="minorAscii" w:hAnsiTheme="minorAscii" w:eastAsiaTheme="minorEastAsia"/>
+          <w:lang w:val="en-US" w:eastAsia="zh-CN"/>
+        </w:rPr>
+      </w:pPr>
+      <w:r>
+        <w:rPr>
+          <w:rFonts w:hint="eastAsia" w:asciiTheme="minorAscii" w:hAnsiTheme="minorAscii"/>
+          <w:lang w:val="en-US" w:eastAsia="zh-CN"/>
+        </w:rPr>
+        <w:t>无论是不是存在，我们都可以创建SaveData对象引用类变量（即CreateSaveGameObject的返回值类型）</w:t>
+      </w:r>
     </w:p>
     <w:p>
       <w:pPr>
@@ -744,37 +2208,2435 @@
     <w:p>
       <w:pPr>
         <w:rPr>
+          <w:rFonts w:hint="eastAsia"/>
+          <w:lang w:val="en-US" w:eastAsia="zh-CN"/>
+        </w:rPr>
+      </w:pPr>
+      <w:r>
+        <w:rPr>
+          <w:rFonts w:hint="eastAsia"/>
+          <w:lang w:val="en-US" w:eastAsia="zh-CN"/>
+        </w:rPr>
+        <w:br w:type="page"/>
+      </w:r>
+    </w:p>
+    <w:p>
+      <w:pPr>
+        <w:pStyle w:val="2"/>
+        <w:bidi w:val="0"/>
+        <w:jc w:val="center"/>
+        <w:rPr>
+          <w:rFonts w:hint="eastAsia"/>
+          <w:lang w:val="en-US" w:eastAsia="zh-CN"/>
+        </w:rPr>
+      </w:pPr>
+      <w:bookmarkStart w:id="1" w:name="_Toc20327"/>
+      <w:r>
+        <w:rPr>
+          <w:rFonts w:hint="eastAsia"/>
+          <w:lang w:val="en-US" w:eastAsia="zh-CN"/>
+        </w:rPr>
+        <w:t>正式启用</w:t>
+      </w:r>
+      <w:bookmarkEnd w:id="1"/>
+    </w:p>
+    <w:p>
+      <w:pPr>
+        <w:rPr>
+          <w:rFonts w:hint="eastAsia"/>
+          <w:lang w:val="en-US" w:eastAsia="zh-CN"/>
+        </w:rPr>
+      </w:pPr>
+      <w:r>
+        <w:rPr>
+          <w:rFonts w:hint="eastAsia"/>
+          <w:lang w:val="en-US" w:eastAsia="zh-CN"/>
+        </w:rPr>
+        <w:t>我们需要做一个能够将保存系统扩展到多个项目中的框架，并使用良好的软件工程实践对其维护或添加新的功能。</w:t>
+      </w:r>
+    </w:p>
+    <w:p>
+      <w:pPr>
+        <w:rPr>
+          <w:rFonts w:hint="eastAsia"/>
+          <w:lang w:val="en-US" w:eastAsia="zh-CN"/>
+        </w:rPr>
+      </w:pPr>
+      <w:r>
+        <w:rPr>
+          <w:rFonts w:hint="eastAsia"/>
+          <w:lang w:val="en-US" w:eastAsia="zh-CN"/>
+        </w:rPr>
+        <w:t>首先创建第三人称模板，我们将使用这一模板。</w:t>
+      </w:r>
+    </w:p>
+    <w:p>
+      <w:pPr>
+        <w:rPr>
+          <w:rFonts w:hint="eastAsia"/>
+          <w:lang w:val="en-US" w:eastAsia="zh-CN"/>
+        </w:rPr>
+      </w:pPr>
+      <w:r>
+        <w:rPr>
+          <w:rFonts w:hint="eastAsia"/>
+          <w:lang w:val="en-US" w:eastAsia="zh-CN"/>
+        </w:rPr>
+        <w:t>我们可以给我们的地图进行一定程度的设计，设计出高度差，在角色达到某个高度的检查点的时候保存游戏</w:t>
+      </w:r>
+    </w:p>
+    <w:p>
+      <w:pPr>
+        <w:rPr>
+          <w:rFonts w:hint="eastAsia"/>
+          <w:lang w:val="en-US" w:eastAsia="zh-CN"/>
+        </w:rPr>
+      </w:pPr>
+      <w:r>
+        <w:rPr>
+          <w:rFonts w:hint="eastAsia"/>
+          <w:lang w:val="en-US" w:eastAsia="zh-CN"/>
+        </w:rPr>
+        <w:t>我们也可以让角色拥有一种能力，这个角色可以释放第三人称自带的蓝色物理方块。</w:t>
+      </w:r>
+    </w:p>
+    <w:p>
+      <w:pPr>
+        <w:rPr>
+          <w:rFonts w:hint="eastAsia"/>
+          <w:lang w:val="en-US" w:eastAsia="zh-CN"/>
+        </w:rPr>
+      </w:pPr>
+      <w:r>
+        <w:rPr>
+          <w:rFonts w:hint="eastAsia"/>
+          <w:lang w:val="en-US" w:eastAsia="zh-CN"/>
+        </w:rPr>
+        <w:t>以及实现角色的生命值数值，实现伤害和回血。我们在保存游戏的时候会保存这类数据。</w:t>
+      </w:r>
+    </w:p>
+    <w:p>
+      <w:pPr>
+        <w:rPr>
+          <w:rFonts w:hint="default"/>
+          <w:lang w:val="en-US" w:eastAsia="zh-CN"/>
+        </w:rPr>
+      </w:pPr>
+      <w:r>
+        <w:rPr>
+          <w:rFonts w:hint="eastAsia"/>
+          <w:lang w:val="en-US" w:eastAsia="zh-CN"/>
+        </w:rPr>
+        <w:t>同时创建一个文件夹命名为SaveGame，用于后续的使用</w:t>
+      </w:r>
+    </w:p>
+    <w:p>
+      <w:pPr>
+        <w:rPr>
+          <w:rFonts w:hint="eastAsia"/>
+          <w:lang w:val="en-US" w:eastAsia="zh-CN"/>
+        </w:rPr>
+      </w:pPr>
+    </w:p>
+    <w:p>
+      <w:pPr>
+        <w:rPr>
+          <w:rFonts w:hint="default"/>
+          <w:lang w:val="en-US" w:eastAsia="zh-CN"/>
+        </w:rPr>
+      </w:pPr>
+    </w:p>
+    <w:p>
+      <w:pPr>
+        <w:pStyle w:val="3"/>
+        <w:bidi w:val="0"/>
+        <w:rPr>
+          <w:rFonts w:hint="default"/>
+          <w:lang w:val="en-US" w:eastAsia="zh-CN"/>
+        </w:rPr>
+      </w:pPr>
+      <w:bookmarkStart w:id="2" w:name="_Toc24321"/>
+      <w:r>
+        <w:rPr>
+          <w:rFonts w:hint="eastAsia"/>
+          <w:lang w:val="en-US" w:eastAsia="zh-CN"/>
+        </w:rPr>
+        <w:t>统计信息</w:t>
+      </w:r>
+      <w:bookmarkEnd w:id="2"/>
+    </w:p>
+    <w:p>
+      <w:pPr>
+        <w:rPr>
+          <w:rFonts w:hint="eastAsia"/>
+          <w:lang w:val="en-US" w:eastAsia="zh-CN"/>
+        </w:rPr>
+      </w:pPr>
+      <w:r>
+        <w:rPr>
+          <w:rFonts w:hint="eastAsia"/>
+          <w:lang w:val="en-US" w:eastAsia="zh-CN"/>
+        </w:rPr>
+        <w:t>创建SaveGame类蓝图，命名为BP_SaveGame</w:t>
+      </w:r>
+    </w:p>
+    <w:p>
+      <w:pPr>
+        <w:rPr>
+          <w:rFonts w:hint="default"/>
+          <w:lang w:val="en-US" w:eastAsia="zh-CN"/>
+        </w:rPr>
+      </w:pPr>
+      <w:r>
+        <w:rPr>
+          <w:rFonts w:hint="eastAsia"/>
+          <w:lang w:val="en-US" w:eastAsia="zh-CN"/>
+        </w:rPr>
+        <w:t>在其中创建变量。这些变量就是在游戏保存或者开始时我们需要保存或加载的那些数据。这些数据的类型高度依赖游戏的类型。现在我们要思考的就是在游戏关闭时我们需要保存的数据。</w:t>
+      </w:r>
+    </w:p>
+    <w:p>
+      <w:pPr>
+        <w:rPr>
+          <w:rFonts w:hint="eastAsia"/>
+          <w:lang w:val="en-US" w:eastAsia="zh-CN"/>
+        </w:rPr>
+      </w:pPr>
+      <w:r>
+        <w:rPr>
+          <w:rFonts w:hint="eastAsia"/>
+          <w:lang w:val="en-US" w:eastAsia="zh-CN"/>
+        </w:rPr>
+        <w:t>在这个项目里，我们需要保存的有：</w:t>
+      </w:r>
+    </w:p>
+    <w:p>
+      <w:pPr>
+        <w:rPr>
+          <w:rFonts w:hint="default"/>
+          <w:lang w:val="en-US" w:eastAsia="zh-CN"/>
+        </w:rPr>
+      </w:pPr>
+      <w:r>
+        <w:rPr>
+          <w:rFonts w:hint="eastAsia"/>
+          <w:lang w:val="en-US" w:eastAsia="zh-CN"/>
+        </w:rPr>
+        <w:t>角色的位置、持有的武器、角色的方向、HP、我们动态创建的物理箱子。</w:t>
+      </w:r>
+    </w:p>
+    <w:p>
+      <w:pPr>
+        <w:rPr>
+          <w:rFonts w:hint="eastAsia"/>
+          <w:lang w:val="en-US" w:eastAsia="zh-CN"/>
+        </w:rPr>
+      </w:pPr>
+      <w:r>
+        <w:rPr>
+          <w:rFonts w:hint="eastAsia"/>
+          <w:lang w:val="en-US" w:eastAsia="zh-CN"/>
+        </w:rPr>
+        <w:t>首先创建结构S_PlayerSave，创建成员变量</w:t>
+      </w:r>
+    </w:p>
+    <w:p>
+      <w:pPr>
+        <w:rPr>
+          <w:rFonts w:hint="default"/>
+          <w:lang w:val="en-US" w:eastAsia="zh-CN"/>
+        </w:rPr>
+      </w:pPr>
+      <w:r>
+        <w:drawing>
+          <wp:inline distT="0" distB="0" distL="114300" distR="114300">
+            <wp:extent cx="5260975" cy="1044575"/>
+            <wp:effectExtent l="0" t="0" r="6350" b="3175"/>
+            <wp:docPr id="1" name="图片 1"/>
+            <wp:cNvGraphicFramePr>
+              <a:graphicFrameLocks xmlns:a="http://schemas.openxmlformats.org/drawingml/2006/main" noChangeAspect="1"/>
+            </wp:cNvGraphicFramePr>
+            <a:graphic xmlns:a="http://schemas.openxmlformats.org/drawingml/2006/main">
+              <a:graphicData uri="http://schemas.openxmlformats.org/drawingml/2006/picture">
+                <pic:pic xmlns:pic="http://schemas.openxmlformats.org/drawingml/2006/picture">
+                  <pic:nvPicPr>
+                    <pic:cNvPr id="1" name="图片 1"/>
+                    <pic:cNvPicPr>
+                      <a:picLocks noChangeAspect="1"/>
+                    </pic:cNvPicPr>
+                  </pic:nvPicPr>
+                  <pic:blipFill>
+                    <a:blip r:embed="rId8"/>
+                    <a:stretch>
+                      <a:fillRect/>
+                    </a:stretch>
+                  </pic:blipFill>
+                  <pic:spPr>
+                    <a:xfrm>
+                      <a:off x="0" y="0"/>
+                      <a:ext cx="5260975" cy="1044575"/>
+                    </a:xfrm>
+                    <a:prstGeom prst="rect">
+                      <a:avLst/>
+                    </a:prstGeom>
+                    <a:noFill/>
+                    <a:ln>
+                      <a:noFill/>
+                    </a:ln>
+                  </pic:spPr>
+                </pic:pic>
+              </a:graphicData>
+            </a:graphic>
+          </wp:inline>
+        </w:drawing>
+      </w:r>
+    </w:p>
+    <w:p>
+      <w:pPr>
+        <w:rPr>
+          <w:rFonts w:hint="default"/>
+          <w:lang w:val="en-US" w:eastAsia="zh-CN"/>
+        </w:rPr>
+      </w:pPr>
+      <w:r>
+        <w:rPr>
+          <w:rFonts w:hint="eastAsia"/>
+          <w:lang w:val="en-US" w:eastAsia="zh-CN"/>
+        </w:rPr>
+        <w:t>然后在蓝图类中创建结构类变量</w:t>
+      </w:r>
+    </w:p>
+    <w:p>
+      <w:pPr>
+        <w:rPr>
+          <w:rFonts w:hint="default"/>
+          <w:lang w:val="en-US" w:eastAsia="zh-CN"/>
+        </w:rPr>
+      </w:pPr>
+      <w:r>
+        <w:rPr>
+          <w:rFonts w:hint="eastAsia"/>
+          <w:lang w:val="en-US" w:eastAsia="zh-CN"/>
+        </w:rPr>
+        <w:t>这样每次想保存玩家信息的时候就直接弄结构体就行。</w:t>
+      </w:r>
+    </w:p>
+    <w:p>
+      <w:pPr>
+        <w:rPr>
+          <w:rFonts w:hint="eastAsia"/>
+          <w:lang w:val="en-US" w:eastAsia="zh-CN"/>
+        </w:rPr>
+      </w:pPr>
+    </w:p>
+    <w:p>
+      <w:pPr>
+        <w:rPr>
+          <w:rFonts w:hint="eastAsia"/>
+          <w:lang w:val="en-US" w:eastAsia="zh-CN"/>
+        </w:rPr>
+      </w:pPr>
+      <w:r>
+        <w:rPr>
+          <w:rFonts w:hint="eastAsia"/>
+          <w:lang w:val="en-US" w:eastAsia="zh-CN"/>
+        </w:rPr>
+        <w:t>接下来要保存的就是我们动态创建的箱子。这些箱子是很多的，我们需要知道关卡中每个箱子的状态。</w:t>
+      </w:r>
+    </w:p>
+    <w:p>
+      <w:pPr>
+        <w:rPr>
+          <w:rFonts w:hint="default"/>
+          <w:lang w:val="en-US" w:eastAsia="zh-CN"/>
+        </w:rPr>
+      </w:pPr>
+      <w:r>
+        <w:rPr>
+          <w:rFonts w:hint="eastAsia"/>
+          <w:lang w:val="en-US" w:eastAsia="zh-CN"/>
+        </w:rPr>
+        <w:t>在蓝图类中创建Transform类数组，命名为CubeTransforms</w:t>
+      </w:r>
+    </w:p>
+    <w:p>
+      <w:pPr>
+        <w:rPr>
+          <w:rFonts w:hint="eastAsia"/>
+          <w:lang w:val="en-US" w:eastAsia="zh-CN"/>
+        </w:rPr>
+      </w:pPr>
+    </w:p>
+    <w:p>
+      <w:pPr>
+        <w:rPr>
+          <w:rFonts w:hint="default"/>
+          <w:lang w:val="en-US" w:eastAsia="zh-CN"/>
+        </w:rPr>
+      </w:pPr>
+      <w:r>
+        <w:rPr>
+          <w:rFonts w:hint="eastAsia"/>
+          <w:lang w:val="en-US" w:eastAsia="zh-CN"/>
+        </w:rPr>
+        <w:t>这样变量的定义就完成了。</w:t>
+      </w:r>
+    </w:p>
+    <w:p>
+      <w:pPr>
+        <w:rPr>
+          <w:rFonts w:hint="eastAsia"/>
+          <w:lang w:val="en-US" w:eastAsia="zh-CN"/>
+        </w:rPr>
+      </w:pPr>
+      <w:r>
+        <w:rPr>
+          <w:rFonts w:hint="eastAsia"/>
+          <w:lang w:val="en-US" w:eastAsia="zh-CN"/>
+        </w:rPr>
+        <w:t>如何保存和加载这些数据呢？</w:t>
+      </w:r>
+    </w:p>
+    <w:p>
+      <w:pPr>
+        <w:rPr>
+          <w:rFonts w:hint="eastAsia"/>
+          <w:lang w:val="en-US" w:eastAsia="zh-CN"/>
+        </w:rPr>
+      </w:pPr>
+    </w:p>
+    <w:p>
+      <w:pPr>
+        <w:rPr>
+          <w:rFonts w:hint="eastAsia"/>
+          <w:lang w:val="en-US" w:eastAsia="zh-CN"/>
+        </w:rPr>
+      </w:pPr>
+    </w:p>
+    <w:p>
+      <w:pPr>
+        <w:rPr>
+          <w:rFonts w:hint="eastAsia"/>
+          <w:lang w:val="en-US" w:eastAsia="zh-CN"/>
+        </w:rPr>
+      </w:pPr>
+    </w:p>
+    <w:p>
+      <w:pPr>
+        <w:rPr>
+          <w:rFonts w:hint="eastAsia"/>
+          <w:lang w:val="en-US" w:eastAsia="zh-CN"/>
+        </w:rPr>
+      </w:pPr>
+    </w:p>
+    <w:p>
+      <w:pPr>
+        <w:rPr>
+          <w:rFonts w:hint="eastAsia"/>
+          <w:lang w:val="en-US" w:eastAsia="zh-CN"/>
+        </w:rPr>
+      </w:pPr>
+    </w:p>
+    <w:p>
+      <w:pPr>
+        <w:rPr>
+          <w:rFonts w:hint="eastAsia"/>
+          <w:lang w:val="en-US" w:eastAsia="zh-CN"/>
+        </w:rPr>
+      </w:pPr>
+    </w:p>
+    <w:p>
+      <w:pPr>
+        <w:rPr>
+          <w:rFonts w:hint="eastAsia"/>
+          <w:lang w:val="en-US" w:eastAsia="zh-CN"/>
+        </w:rPr>
+      </w:pPr>
+    </w:p>
+    <w:p>
+      <w:pPr>
+        <w:pStyle w:val="3"/>
+        <w:bidi w:val="0"/>
+        <w:rPr>
+          <w:rFonts w:hint="default"/>
+          <w:lang w:val="en-US" w:eastAsia="zh-CN"/>
+        </w:rPr>
+      </w:pPr>
+      <w:bookmarkStart w:id="3" w:name="_Toc29201"/>
+      <w:r>
+        <w:rPr>
+          <w:rFonts w:hint="eastAsia"/>
+          <w:lang w:val="en-US" w:eastAsia="zh-CN"/>
+        </w:rPr>
+        <w:t>相关函数、同步和异步的保存与加载</w:t>
+      </w:r>
+      <w:bookmarkEnd w:id="3"/>
+    </w:p>
+    <w:p>
+      <w:pPr>
+        <w:rPr>
+          <w:rFonts w:hint="eastAsia"/>
+          <w:lang w:val="en-US" w:eastAsia="zh-CN"/>
+        </w:rPr>
+      </w:pPr>
+      <w:r>
+        <w:rPr>
+          <w:rFonts w:hint="eastAsia"/>
+          <w:lang w:val="en-US" w:eastAsia="zh-CN"/>
+        </w:rPr>
+        <w:t>通常，SaveGame类中没有事件，但是他们有函数。</w:t>
+      </w:r>
+    </w:p>
+    <w:p>
+      <w:pPr>
+        <w:rPr>
+          <w:rFonts w:hint="eastAsia"/>
+          <w:lang w:val="en-US" w:eastAsia="zh-CN"/>
+        </w:rPr>
+      </w:pPr>
+      <w:r>
+        <w:rPr>
+          <w:rFonts w:hint="eastAsia"/>
+          <w:lang w:val="en-US" w:eastAsia="zh-CN"/>
+        </w:rPr>
+        <w:t>SaveGame类中有许多函数，如LoadGameFromSlot和SaveGameToSlot</w:t>
+      </w:r>
+    </w:p>
+    <w:p>
+      <w:r>
+        <w:drawing>
+          <wp:inline distT="0" distB="0" distL="114300" distR="114300">
+            <wp:extent cx="5269865" cy="5876925"/>
+            <wp:effectExtent l="0" t="0" r="6985" b="0"/>
+            <wp:docPr id="2" name="图片 2"/>
+            <wp:cNvGraphicFramePr>
+              <a:graphicFrameLocks xmlns:a="http://schemas.openxmlformats.org/drawingml/2006/main" noChangeAspect="1"/>
+            </wp:cNvGraphicFramePr>
+            <a:graphic xmlns:a="http://schemas.openxmlformats.org/drawingml/2006/main">
+              <a:graphicData uri="http://schemas.openxmlformats.org/drawingml/2006/picture">
+                <pic:pic xmlns:pic="http://schemas.openxmlformats.org/drawingml/2006/picture">
+                  <pic:nvPicPr>
+                    <pic:cNvPr id="2" name="图片 2"/>
+                    <pic:cNvPicPr>
+                      <a:picLocks noChangeAspect="1"/>
+                    </pic:cNvPicPr>
+                  </pic:nvPicPr>
+                  <pic:blipFill>
+                    <a:blip r:embed="rId9"/>
+                    <a:stretch>
+                      <a:fillRect/>
+                    </a:stretch>
+                  </pic:blipFill>
+                  <pic:spPr>
+                    <a:xfrm>
+                      <a:off x="0" y="0"/>
+                      <a:ext cx="5269865" cy="5876925"/>
+                    </a:xfrm>
+                    <a:prstGeom prst="rect">
+                      <a:avLst/>
+                    </a:prstGeom>
+                    <a:noFill/>
+                    <a:ln>
+                      <a:noFill/>
+                    </a:ln>
+                  </pic:spPr>
+                </pic:pic>
+              </a:graphicData>
+            </a:graphic>
+          </wp:inline>
+        </w:drawing>
+      </w:r>
+    </w:p>
+    <w:p>
+      <w:pPr>
+        <w:rPr>
+          <w:rFonts w:hint="default" w:eastAsiaTheme="minorEastAsia"/>
+          <w:lang w:val="en-US" w:eastAsia="zh-CN"/>
+        </w:rPr>
+      </w:pPr>
+      <w:r>
+        <w:rPr>
+          <w:rFonts w:hint="eastAsia"/>
+          <w:lang w:val="en-US" w:eastAsia="zh-CN"/>
+        </w:rPr>
+        <w:t>SlotName通常用于多存档，UserIndex通常用于多玩家，如PlayerStation5上的多用户存档。</w:t>
+      </w:r>
+    </w:p>
+    <w:p/>
+    <w:p>
+      <w:pPr>
+        <w:rPr>
+          <w:rFonts w:hint="default" w:eastAsiaTheme="minorEastAsia"/>
+          <w:lang w:val="en-US" w:eastAsia="zh-CN"/>
+        </w:rPr>
+      </w:pPr>
+      <w:r>
+        <w:rPr>
+          <w:rFonts w:hint="eastAsia"/>
+          <w:lang w:val="en-US" w:eastAsia="zh-CN"/>
+        </w:rPr>
+        <w:t>对于异步加载和异步存储（Async），同步加载和异步加载的区别就是，如果你有大量的数据需要处理的时候，当我们从硬盘上加载大量的数据时，同步会很慢，异步就会很快。</w:t>
+      </w:r>
+    </w:p>
+    <w:p>
+      <w:pPr>
+        <w:rPr>
+          <w:rFonts w:hint="eastAsia"/>
+          <w:lang w:val="en-US" w:eastAsia="zh-CN"/>
+        </w:rPr>
+      </w:pPr>
+      <w:r>
+        <w:rPr>
+          <w:rFonts w:hint="eastAsia"/>
+          <w:lang w:val="en-US" w:eastAsia="zh-CN"/>
+        </w:rPr>
+        <w:t>对于异步加载，他可以在后台运行这项操作，并且通过Complete引脚进行通知</w:t>
+      </w:r>
+    </w:p>
+    <w:p>
+      <w:pPr>
+        <w:rPr>
+          <w:rFonts w:hint="default"/>
+          <w:lang w:val="en-US" w:eastAsia="zh-CN"/>
+        </w:rPr>
+      </w:pPr>
+      <w:r>
+        <w:drawing>
+          <wp:inline distT="0" distB="0" distL="114300" distR="114300">
+            <wp:extent cx="5273675" cy="6319520"/>
+            <wp:effectExtent l="0" t="0" r="3175" b="5080"/>
+            <wp:docPr id="3" name="图片 3"/>
+            <wp:cNvGraphicFramePr>
+              <a:graphicFrameLocks xmlns:a="http://schemas.openxmlformats.org/drawingml/2006/main" noChangeAspect="1"/>
+            </wp:cNvGraphicFramePr>
+            <a:graphic xmlns:a="http://schemas.openxmlformats.org/drawingml/2006/main">
+              <a:graphicData uri="http://schemas.openxmlformats.org/drawingml/2006/picture">
+                <pic:pic xmlns:pic="http://schemas.openxmlformats.org/drawingml/2006/picture">
+                  <pic:nvPicPr>
+                    <pic:cNvPr id="3" name="图片 3"/>
+                    <pic:cNvPicPr>
+                      <a:picLocks noChangeAspect="1"/>
+                    </pic:cNvPicPr>
+                  </pic:nvPicPr>
+                  <pic:blipFill>
+                    <a:blip r:embed="rId10"/>
+                    <a:stretch>
+                      <a:fillRect/>
+                    </a:stretch>
+                  </pic:blipFill>
+                  <pic:spPr>
+                    <a:xfrm>
+                      <a:off x="0" y="0"/>
+                      <a:ext cx="5273675" cy="6319520"/>
+                    </a:xfrm>
+                    <a:prstGeom prst="rect">
+                      <a:avLst/>
+                    </a:prstGeom>
+                    <a:noFill/>
+                    <a:ln>
+                      <a:noFill/>
+                    </a:ln>
+                  </pic:spPr>
+                </pic:pic>
+              </a:graphicData>
+            </a:graphic>
+          </wp:inline>
+        </w:drawing>
+      </w:r>
+    </w:p>
+    <w:p>
+      <w:pPr>
+        <w:rPr>
+          <w:rFonts w:hint="default" w:eastAsiaTheme="minorEastAsia"/>
+          <w:lang w:val="en-US" w:eastAsia="zh-CN"/>
+        </w:rPr>
+      </w:pPr>
+      <w:r>
+        <w:rPr>
+          <w:rFonts w:hint="eastAsia"/>
+          <w:lang w:val="en-US" w:eastAsia="zh-CN"/>
+        </w:rPr>
+        <w:t>同样的，多人游戏不建议使用。</w:t>
+      </w:r>
+    </w:p>
+    <w:p/>
+    <w:p>
+      <w:pPr>
+        <w:rPr>
+          <w:rFonts w:hint="default" w:eastAsiaTheme="minorEastAsia"/>
+          <w:lang w:val="en-US" w:eastAsia="zh-CN"/>
+        </w:rPr>
+      </w:pPr>
+      <w:r>
+        <w:rPr>
+          <w:rFonts w:hint="eastAsia"/>
+          <w:lang w:val="en-US" w:eastAsia="zh-CN"/>
+        </w:rPr>
+        <w:t>后面我们会同时支持同步和异步。同时，推荐在加载的时候使用同步的方式，在存储的时候使用异步的方式。</w:t>
+      </w:r>
+    </w:p>
+    <w:p/>
+    <w:p/>
+    <w:p>
+      <w:pPr>
+        <w:pStyle w:val="3"/>
+        <w:bidi w:val="0"/>
+        <w:rPr>
+          <w:rFonts w:hint="default"/>
+          <w:lang w:val="en-US" w:eastAsia="zh-CN"/>
+        </w:rPr>
+      </w:pPr>
+      <w:bookmarkStart w:id="4" w:name="_Toc16059"/>
+      <w:r>
+        <w:rPr>
+          <w:rFonts w:hint="eastAsia"/>
+          <w:lang w:val="en-US" w:eastAsia="zh-CN"/>
+        </w:rPr>
+        <w:t>GameInstance游戏实例</w:t>
+      </w:r>
+      <w:bookmarkEnd w:id="4"/>
+    </w:p>
+    <w:p>
+      <w:pPr>
+        <w:keepNext w:val="0"/>
+        <w:keepLines w:val="0"/>
+        <w:pageBreakBefore w:val="0"/>
+        <w:widowControl w:val="0"/>
+        <w:kinsoku/>
+        <w:wordWrap/>
+        <w:overflowPunct/>
+        <w:topLinePunct w:val="0"/>
+        <w:autoSpaceDE/>
+        <w:autoSpaceDN/>
+        <w:bidi w:val="0"/>
+        <w:adjustRightInd/>
+        <w:snapToGrid/>
+        <w:ind w:firstLine="420" w:firstLineChars="200"/>
+        <w:textAlignment w:val="auto"/>
+        <w:rPr>
+          <w:rFonts w:hint="default"/>
+          <w:lang w:val="en-US" w:eastAsia="zh-CN"/>
+        </w:rPr>
+      </w:pPr>
+      <w:r>
+        <w:rPr>
+          <w:rFonts w:hint="eastAsia"/>
+          <w:lang w:val="en-US" w:eastAsia="zh-CN"/>
+        </w:rPr>
+        <w:t>GameInstance是一个用来处理游戏当前状态的对象，它超越于关卡而存在。游戏实例是全局唯一的，且是最高权限的。通常，我们可以在GameInstance中实现游戏的保存和加载。在玩家切换关卡的时候加载同样的信息。</w:t>
+      </w:r>
+    </w:p>
+    <w:p>
+      <w:pPr>
+        <w:keepNext w:val="0"/>
+        <w:keepLines w:val="0"/>
+        <w:pageBreakBefore w:val="0"/>
+        <w:widowControl w:val="0"/>
+        <w:kinsoku/>
+        <w:wordWrap/>
+        <w:overflowPunct/>
+        <w:topLinePunct w:val="0"/>
+        <w:autoSpaceDE/>
+        <w:autoSpaceDN/>
+        <w:bidi w:val="0"/>
+        <w:adjustRightInd/>
+        <w:snapToGrid/>
+        <w:ind w:firstLine="420" w:firstLineChars="200"/>
+        <w:textAlignment w:val="auto"/>
+        <w:rPr>
+          <w:rFonts w:hint="default"/>
+          <w:lang w:val="en-US" w:eastAsia="zh-CN"/>
+        </w:rPr>
+      </w:pPr>
+      <w:r>
+        <w:rPr>
+          <w:rFonts w:hint="eastAsia"/>
+          <w:lang w:val="en-US" w:eastAsia="zh-CN"/>
+        </w:rPr>
+        <w:t>创建GameInstance类蓝图，命名为BP_GameInstance。然后在项目设置中对游戏实例进行设置。接下来，我们要做的就是在GameInstance初始化的时候加载游戏。打开BP_GameInstance，他有一个自己的函数Event Init</w:t>
+      </w:r>
+    </w:p>
+    <w:p>
+      <w:pPr>
+        <w:rPr>
+          <w:rFonts w:hint="default"/>
+          <w:lang w:val="en-US" w:eastAsia="zh-CN"/>
+        </w:rPr>
+      </w:pPr>
+      <w:r>
+        <w:drawing>
+          <wp:inline distT="0" distB="0" distL="114300" distR="114300">
+            <wp:extent cx="2533650" cy="1457325"/>
+            <wp:effectExtent l="0" t="0" r="0" b="0"/>
+            <wp:docPr id="4" name="图片 4"/>
+            <wp:cNvGraphicFramePr>
+              <a:graphicFrameLocks xmlns:a="http://schemas.openxmlformats.org/drawingml/2006/main" noChangeAspect="1"/>
+            </wp:cNvGraphicFramePr>
+            <a:graphic xmlns:a="http://schemas.openxmlformats.org/drawingml/2006/main">
+              <a:graphicData uri="http://schemas.openxmlformats.org/drawingml/2006/picture">
+                <pic:pic xmlns:pic="http://schemas.openxmlformats.org/drawingml/2006/picture">
+                  <pic:nvPicPr>
+                    <pic:cNvPr id="4" name="图片 4"/>
+                    <pic:cNvPicPr>
+                      <a:picLocks noChangeAspect="1"/>
+                    </pic:cNvPicPr>
+                  </pic:nvPicPr>
+                  <pic:blipFill>
+                    <a:blip r:embed="rId11"/>
+                    <a:stretch>
+                      <a:fillRect/>
+                    </a:stretch>
+                  </pic:blipFill>
+                  <pic:spPr>
+                    <a:xfrm>
+                      <a:off x="0" y="0"/>
+                      <a:ext cx="2533650" cy="1457325"/>
+                    </a:xfrm>
+                    <a:prstGeom prst="rect">
+                      <a:avLst/>
+                    </a:prstGeom>
+                    <a:noFill/>
+                    <a:ln>
+                      <a:noFill/>
+                    </a:ln>
+                  </pic:spPr>
+                </pic:pic>
+              </a:graphicData>
+            </a:graphic>
+          </wp:inline>
+        </w:drawing>
+      </w:r>
+    </w:p>
+    <w:p>
+      <w:pPr>
+        <w:keepNext w:val="0"/>
+        <w:keepLines w:val="0"/>
+        <w:pageBreakBefore w:val="0"/>
+        <w:widowControl w:val="0"/>
+        <w:kinsoku/>
+        <w:wordWrap/>
+        <w:overflowPunct/>
+        <w:topLinePunct w:val="0"/>
+        <w:autoSpaceDE/>
+        <w:autoSpaceDN/>
+        <w:bidi w:val="0"/>
+        <w:adjustRightInd/>
+        <w:snapToGrid/>
+        <w:ind w:firstLine="420" w:firstLineChars="200"/>
+        <w:textAlignment w:val="auto"/>
+        <w:rPr>
+          <w:rFonts w:hint="eastAsia"/>
+          <w:lang w:val="en-US" w:eastAsia="zh-CN"/>
+        </w:rPr>
+      </w:pPr>
+      <w:r>
+        <w:rPr>
+          <w:rFonts w:hint="eastAsia"/>
+          <w:lang w:val="en-US" w:eastAsia="zh-CN"/>
+        </w:rPr>
+        <w:t>我们首先要做的就是在GI中创建一个BP_SaveGame类变量，命名为SavedData。也创建一个String类型变量给LoadGame提供参数，变量名称为SlotName，默认值为Slot1。</w:t>
+      </w:r>
+    </w:p>
+    <w:p>
+      <w:pPr>
+        <w:rPr>
+          <w:rFonts w:hint="default"/>
+          <w:lang w:val="en-US" w:eastAsia="zh-CN"/>
+        </w:rPr>
+      </w:pPr>
+    </w:p>
+    <w:p>
+      <w:pPr>
+        <w:keepNext w:val="0"/>
+        <w:keepLines w:val="0"/>
+        <w:pageBreakBefore w:val="0"/>
+        <w:widowControl w:val="0"/>
+        <w:kinsoku/>
+        <w:wordWrap/>
+        <w:overflowPunct/>
+        <w:topLinePunct w:val="0"/>
+        <w:autoSpaceDE/>
+        <w:autoSpaceDN/>
+        <w:bidi w:val="0"/>
+        <w:adjustRightInd/>
+        <w:snapToGrid/>
+        <w:ind w:firstLine="420" w:firstLineChars="200"/>
+        <w:textAlignment w:val="auto"/>
+        <w:rPr>
+          <w:rFonts w:hint="eastAsia"/>
+          <w:lang w:val="en-US" w:eastAsia="zh-CN"/>
+        </w:rPr>
+      </w:pPr>
+      <w:r>
+        <w:rPr>
+          <w:rFonts w:hint="eastAsia"/>
+          <w:lang w:val="en-US" w:eastAsia="zh-CN"/>
+        </w:rPr>
+        <w:t>然后实现接口，完成对GameInstance中相关变脸的设置。创建BPI_SaveGame，创建函数：</w:t>
+      </w:r>
+    </w:p>
+    <w:p>
+      <w:pPr>
+        <w:rPr>
+          <w:rFonts w:hint="eastAsia"/>
+          <w:lang w:val="en-US" w:eastAsia="zh-CN"/>
+        </w:rPr>
+      </w:pPr>
+      <w:r>
+        <w:rPr>
+          <w:rFonts w:hint="eastAsia"/>
+          <w:lang w:val="en-US" w:eastAsia="zh-CN"/>
+        </w:rPr>
+        <w:t>void LoadGameData（bool IsAsync）</w:t>
+      </w:r>
+    </w:p>
+    <w:p>
+      <w:pPr>
+        <w:rPr>
+          <w:rFonts w:hint="eastAsia"/>
+          <w:lang w:val="en-US" w:eastAsia="zh-CN"/>
+        </w:rPr>
+      </w:pPr>
+      <w:r>
+        <w:rPr>
+          <w:rFonts w:hint="eastAsia"/>
+          <w:lang w:val="en-US" w:eastAsia="zh-CN"/>
+        </w:rPr>
+        <w:t>void SaveGameData（bool IsAsync）</w:t>
+      </w:r>
+    </w:p>
+    <w:p>
+      <w:pPr>
+        <w:rPr>
+          <w:rFonts w:hint="default"/>
+          <w:lang w:val="en-US" w:eastAsia="zh-CN"/>
+        </w:rPr>
+      </w:pPr>
+      <w:r>
+        <w:rPr>
+          <w:rFonts w:hint="eastAsia"/>
+          <w:lang w:val="en-US" w:eastAsia="zh-CN"/>
+        </w:rPr>
+        <w:t>BP_SaveGame对象引用 GetGameData（）</w:t>
+      </w:r>
+    </w:p>
+    <w:p>
+      <w:pPr>
+        <w:rPr>
+          <w:rFonts w:hint="eastAsia"/>
+          <w:lang w:val="en-US" w:eastAsia="zh-CN"/>
+        </w:rPr>
+      </w:pPr>
+      <w:r>
+        <w:rPr>
+          <w:rFonts w:hint="eastAsia"/>
+          <w:lang w:val="en-US" w:eastAsia="zh-CN"/>
+        </w:rPr>
+        <w:t>回到GI，实现函数。</w:t>
+      </w:r>
+    </w:p>
+    <w:p>
+      <w:r>
+        <w:drawing>
+          <wp:inline distT="0" distB="0" distL="114300" distR="114300">
+            <wp:extent cx="5272405" cy="1760220"/>
+            <wp:effectExtent l="0" t="0" r="4445" b="1905"/>
+            <wp:docPr id="8" name="图片 5"/>
+            <wp:cNvGraphicFramePr>
+              <a:graphicFrameLocks xmlns:a="http://schemas.openxmlformats.org/drawingml/2006/main" noChangeAspect="1"/>
+            </wp:cNvGraphicFramePr>
+            <a:graphic xmlns:a="http://schemas.openxmlformats.org/drawingml/2006/main">
+              <a:graphicData uri="http://schemas.openxmlformats.org/drawingml/2006/picture">
+                <pic:pic xmlns:pic="http://schemas.openxmlformats.org/drawingml/2006/picture">
+                  <pic:nvPicPr>
+                    <pic:cNvPr id="8" name="图片 5"/>
+                    <pic:cNvPicPr>
+                      <a:picLocks noChangeAspect="1"/>
+                    </pic:cNvPicPr>
+                  </pic:nvPicPr>
+                  <pic:blipFill>
+                    <a:blip r:embed="rId12"/>
+                    <a:stretch>
+                      <a:fillRect/>
+                    </a:stretch>
+                  </pic:blipFill>
+                  <pic:spPr>
+                    <a:xfrm>
+                      <a:off x="0" y="0"/>
+                      <a:ext cx="5272405" cy="1760220"/>
+                    </a:xfrm>
+                    <a:prstGeom prst="rect">
+                      <a:avLst/>
+                    </a:prstGeom>
+                    <a:noFill/>
+                    <a:ln>
+                      <a:noFill/>
+                    </a:ln>
+                  </pic:spPr>
+                </pic:pic>
+              </a:graphicData>
+            </a:graphic>
+          </wp:inline>
+        </w:drawing>
+      </w:r>
+    </w:p>
+    <w:p>
+      <w:r>
+        <w:drawing>
+          <wp:inline distT="0" distB="0" distL="114300" distR="114300">
+            <wp:extent cx="5263515" cy="1622425"/>
+            <wp:effectExtent l="0" t="0" r="3810" b="6350"/>
+            <wp:docPr id="9" name="图片 6"/>
+            <wp:cNvGraphicFramePr>
+              <a:graphicFrameLocks xmlns:a="http://schemas.openxmlformats.org/drawingml/2006/main" noChangeAspect="1"/>
+            </wp:cNvGraphicFramePr>
+            <a:graphic xmlns:a="http://schemas.openxmlformats.org/drawingml/2006/main">
+              <a:graphicData uri="http://schemas.openxmlformats.org/drawingml/2006/picture">
+                <pic:pic xmlns:pic="http://schemas.openxmlformats.org/drawingml/2006/picture">
+                  <pic:nvPicPr>
+                    <pic:cNvPr id="9" name="图片 6"/>
+                    <pic:cNvPicPr>
+                      <a:picLocks noChangeAspect="1"/>
+                    </pic:cNvPicPr>
+                  </pic:nvPicPr>
+                  <pic:blipFill>
+                    <a:blip r:embed="rId13"/>
+                    <a:stretch>
+                      <a:fillRect/>
+                    </a:stretch>
+                  </pic:blipFill>
+                  <pic:spPr>
+                    <a:xfrm>
+                      <a:off x="0" y="0"/>
+                      <a:ext cx="5263515" cy="1622425"/>
+                    </a:xfrm>
+                    <a:prstGeom prst="rect">
+                      <a:avLst/>
+                    </a:prstGeom>
+                    <a:noFill/>
+                    <a:ln>
+                      <a:noFill/>
+                    </a:ln>
+                  </pic:spPr>
+                </pic:pic>
+              </a:graphicData>
+            </a:graphic>
+          </wp:inline>
+        </w:drawing>
+      </w:r>
+    </w:p>
+    <w:p>
+      <w:pPr>
+        <w:jc w:val="center"/>
+        <w:rPr>
+          <w:rFonts w:hint="eastAsia"/>
+          <w:lang w:val="en-US" w:eastAsia="zh-CN"/>
+        </w:rPr>
+      </w:pPr>
+      <w:r>
+        <w:rPr>
+          <w:rFonts w:hint="eastAsia"/>
+          <w:lang w:val="en-US" w:eastAsia="zh-CN"/>
+        </w:rPr>
+        <w:t>图  LoadGame接口函数的实现</w:t>
+      </w:r>
+    </w:p>
+    <w:p>
+      <w:pPr>
+        <w:jc w:val="center"/>
+        <w:rPr>
+          <w:rFonts w:hint="default"/>
+          <w:lang w:val="en-US" w:eastAsia="zh-CN"/>
+        </w:rPr>
+      </w:pPr>
+    </w:p>
+    <w:p>
+      <w:pPr>
+        <w:keepNext w:val="0"/>
+        <w:keepLines w:val="0"/>
+        <w:pageBreakBefore w:val="0"/>
+        <w:widowControl w:val="0"/>
+        <w:kinsoku/>
+        <w:wordWrap/>
+        <w:overflowPunct/>
+        <w:topLinePunct w:val="0"/>
+        <w:autoSpaceDE/>
+        <w:autoSpaceDN/>
+        <w:bidi w:val="0"/>
+        <w:adjustRightInd/>
+        <w:snapToGrid/>
+        <w:ind w:firstLine="420" w:firstLineChars="200"/>
+        <w:textAlignment w:val="auto"/>
+        <w:rPr>
+          <w:rFonts w:hint="eastAsia"/>
+          <w:lang w:val="en-US" w:eastAsia="zh-CN"/>
+        </w:rPr>
+      </w:pPr>
+      <w:r>
+        <w:rPr>
+          <w:rFonts w:hint="eastAsia"/>
+          <w:lang w:val="en-US" w:eastAsia="zh-CN"/>
+        </w:rPr>
+        <w:t>对于LoadGameData中的Async，因为AsyncLoad后面的东西并不会立刻执行，如果程序的其他部分在后台等待游戏的加载，加载完成时我们需要对齐进行通知，通知他们可以使用这些数据，而不是每几秒轮询一次。最好的方法就是事件分发器。创建事件分发器OnGameLoaded。并在异步完成时进行一次通知。</w:t>
+      </w:r>
+    </w:p>
+    <w:p>
+      <w:r>
+        <w:drawing>
+          <wp:inline distT="0" distB="0" distL="114300" distR="114300">
+            <wp:extent cx="5262245" cy="1096010"/>
+            <wp:effectExtent l="0" t="0" r="5080" b="8890"/>
+            <wp:docPr id="10" name="图片 7"/>
+            <wp:cNvGraphicFramePr>
+              <a:graphicFrameLocks xmlns:a="http://schemas.openxmlformats.org/drawingml/2006/main" noChangeAspect="1"/>
+            </wp:cNvGraphicFramePr>
+            <a:graphic xmlns:a="http://schemas.openxmlformats.org/drawingml/2006/main">
+              <a:graphicData uri="http://schemas.openxmlformats.org/drawingml/2006/picture">
+                <pic:pic xmlns:pic="http://schemas.openxmlformats.org/drawingml/2006/picture">
+                  <pic:nvPicPr>
+                    <pic:cNvPr id="10" name="图片 7"/>
+                    <pic:cNvPicPr>
+                      <a:picLocks noChangeAspect="1"/>
+                    </pic:cNvPicPr>
+                  </pic:nvPicPr>
+                  <pic:blipFill>
+                    <a:blip r:embed="rId14"/>
+                    <a:stretch>
+                      <a:fillRect/>
+                    </a:stretch>
+                  </pic:blipFill>
+                  <pic:spPr>
+                    <a:xfrm>
+                      <a:off x="0" y="0"/>
+                      <a:ext cx="5262245" cy="1096010"/>
+                    </a:xfrm>
+                    <a:prstGeom prst="rect">
+                      <a:avLst/>
+                    </a:prstGeom>
+                    <a:noFill/>
+                    <a:ln>
+                      <a:noFill/>
+                    </a:ln>
+                  </pic:spPr>
+                </pic:pic>
+              </a:graphicData>
+            </a:graphic>
+          </wp:inline>
+        </w:drawing>
+      </w:r>
+    </w:p>
+    <w:p>
+      <w:pPr>
+        <w:jc w:val="center"/>
+        <w:rPr>
+          <w:rFonts w:hint="eastAsia"/>
+          <w:lang w:val="en-US" w:eastAsia="zh-CN"/>
+        </w:rPr>
+      </w:pPr>
+      <w:r>
+        <w:rPr>
+          <w:rFonts w:hint="eastAsia"/>
+          <w:lang w:val="en-US" w:eastAsia="zh-CN"/>
+        </w:rPr>
+        <w:t>图  LoadGame接口函数的完成</w:t>
+      </w:r>
+    </w:p>
+    <w:p>
+      <w:pPr>
+        <w:rPr>
+          <w:rFonts w:hint="default"/>
+          <w:lang w:val="en-US" w:eastAsia="zh-CN"/>
+        </w:rPr>
+      </w:pPr>
+    </w:p>
+    <w:p>
+      <w:pPr>
+        <w:rPr>
+          <w:rFonts w:hint="default"/>
+          <w:lang w:val="en-US" w:eastAsia="zh-CN"/>
+        </w:rPr>
+      </w:pPr>
+      <w:r>
+        <w:rPr>
+          <w:rFonts w:hint="eastAsia"/>
+          <w:lang w:val="en-US" w:eastAsia="zh-CN"/>
+        </w:rPr>
+        <w:t>这样其他类就会监听这个事件有没有被调用，一旦被调用就能访问加载的数据。</w:t>
+      </w:r>
+    </w:p>
+    <w:p>
+      <w:pPr>
+        <w:rPr>
+          <w:rFonts w:hint="eastAsia"/>
+          <w:lang w:val="en-US" w:eastAsia="zh-CN"/>
+        </w:rPr>
+      </w:pPr>
+      <w:r>
+        <w:drawing>
+          <wp:inline distT="0" distB="0" distL="114300" distR="114300">
+            <wp:extent cx="5268595" cy="2515870"/>
+            <wp:effectExtent l="0" t="0" r="8255" b="8255"/>
+            <wp:docPr id="11" name="图片 8"/>
+            <wp:cNvGraphicFramePr>
+              <a:graphicFrameLocks xmlns:a="http://schemas.openxmlformats.org/drawingml/2006/main" noChangeAspect="1"/>
+            </wp:cNvGraphicFramePr>
+            <a:graphic xmlns:a="http://schemas.openxmlformats.org/drawingml/2006/main">
+              <a:graphicData uri="http://schemas.openxmlformats.org/drawingml/2006/picture">
+                <pic:pic xmlns:pic="http://schemas.openxmlformats.org/drawingml/2006/picture">
+                  <pic:nvPicPr>
+                    <pic:cNvPr id="11" name="图片 8"/>
+                    <pic:cNvPicPr>
+                      <a:picLocks noChangeAspect="1"/>
+                    </pic:cNvPicPr>
+                  </pic:nvPicPr>
+                  <pic:blipFill>
+                    <a:blip r:embed="rId15"/>
+                    <a:stretch>
+                      <a:fillRect/>
+                    </a:stretch>
+                  </pic:blipFill>
+                  <pic:spPr>
+                    <a:xfrm>
+                      <a:off x="0" y="0"/>
+                      <a:ext cx="5268595" cy="2515870"/>
+                    </a:xfrm>
+                    <a:prstGeom prst="rect">
+                      <a:avLst/>
+                    </a:prstGeom>
+                    <a:noFill/>
+                    <a:ln>
+                      <a:noFill/>
+                    </a:ln>
+                  </pic:spPr>
+                </pic:pic>
+              </a:graphicData>
+            </a:graphic>
+          </wp:inline>
+        </w:drawing>
+      </w:r>
+    </w:p>
+    <w:p>
+      <w:pPr>
+        <w:jc w:val="center"/>
+        <w:rPr>
+          <w:rFonts w:hint="eastAsia"/>
+          <w:lang w:val="en-US" w:eastAsia="zh-CN"/>
+        </w:rPr>
+      </w:pPr>
+      <w:r>
+        <w:rPr>
+          <w:rFonts w:hint="eastAsia"/>
+          <w:lang w:val="en-US" w:eastAsia="zh-CN"/>
+        </w:rPr>
+        <w:t>图  SaveGame接口函数的完成</w:t>
+      </w:r>
+    </w:p>
+    <w:p>
+      <w:pPr>
+        <w:rPr>
+          <w:rFonts w:hint="eastAsia"/>
+          <w:lang w:val="en-US" w:eastAsia="zh-CN"/>
+        </w:rPr>
+      </w:pPr>
+    </w:p>
+    <w:p>
+      <w:pPr>
+        <w:rPr>
+          <w:rFonts w:hint="eastAsia"/>
+          <w:lang w:val="en-US" w:eastAsia="zh-CN"/>
+        </w:rPr>
+      </w:pPr>
+      <w:r>
+        <w:rPr>
+          <w:rFonts w:hint="eastAsia"/>
+          <w:lang w:val="en-US" w:eastAsia="zh-CN"/>
+        </w:rPr>
+        <w:t>接下来就是GameInstance的Init事件</w:t>
+      </w:r>
+    </w:p>
+    <w:p>
+      <w:r>
+        <w:drawing>
+          <wp:inline distT="0" distB="0" distL="114300" distR="114300">
+            <wp:extent cx="5271135" cy="4097020"/>
+            <wp:effectExtent l="0" t="0" r="5715" b="8255"/>
+            <wp:docPr id="12" name="图片 9"/>
+            <wp:cNvGraphicFramePr>
+              <a:graphicFrameLocks xmlns:a="http://schemas.openxmlformats.org/drawingml/2006/main" noChangeAspect="1"/>
+            </wp:cNvGraphicFramePr>
+            <a:graphic xmlns:a="http://schemas.openxmlformats.org/drawingml/2006/main">
+              <a:graphicData uri="http://schemas.openxmlformats.org/drawingml/2006/picture">
+                <pic:pic xmlns:pic="http://schemas.openxmlformats.org/drawingml/2006/picture">
+                  <pic:nvPicPr>
+                    <pic:cNvPr id="12" name="图片 9"/>
+                    <pic:cNvPicPr>
+                      <a:picLocks noChangeAspect="1"/>
+                    </pic:cNvPicPr>
+                  </pic:nvPicPr>
+                  <pic:blipFill>
+                    <a:blip r:embed="rId16"/>
+                    <a:stretch>
+                      <a:fillRect/>
+                    </a:stretch>
+                  </pic:blipFill>
+                  <pic:spPr>
+                    <a:xfrm>
+                      <a:off x="0" y="0"/>
+                      <a:ext cx="5271135" cy="4097020"/>
+                    </a:xfrm>
+                    <a:prstGeom prst="rect">
+                      <a:avLst/>
+                    </a:prstGeom>
+                    <a:noFill/>
+                    <a:ln>
+                      <a:noFill/>
+                    </a:ln>
+                  </pic:spPr>
+                </pic:pic>
+              </a:graphicData>
+            </a:graphic>
+          </wp:inline>
+        </w:drawing>
+      </w:r>
+    </w:p>
+    <w:p>
+      <w:pPr>
+        <w:jc w:val="center"/>
+        <w:rPr>
+          <w:rFonts w:hint="eastAsia"/>
+          <w:lang w:val="en-US" w:eastAsia="zh-CN"/>
+        </w:rPr>
+      </w:pPr>
+      <w:r>
+        <w:rPr>
+          <w:rFonts w:hint="eastAsia"/>
+          <w:lang w:val="en-US" w:eastAsia="zh-CN"/>
+        </w:rPr>
+        <w:t>图  注意用上面的函数</w:t>
+      </w:r>
+    </w:p>
+    <w:p>
+      <w:pPr>
+        <w:rPr>
+          <w:rFonts w:hint="default"/>
+          <w:lang w:val="en-US" w:eastAsia="zh-CN"/>
+        </w:rPr>
+      </w:pPr>
+    </w:p>
+    <w:p>
+      <w:pPr>
+        <w:keepNext w:val="0"/>
+        <w:keepLines w:val="0"/>
+        <w:pageBreakBefore w:val="0"/>
+        <w:widowControl w:val="0"/>
+        <w:kinsoku/>
+        <w:wordWrap/>
+        <w:overflowPunct/>
+        <w:topLinePunct w:val="0"/>
+        <w:autoSpaceDE/>
+        <w:autoSpaceDN/>
+        <w:bidi w:val="0"/>
+        <w:adjustRightInd/>
+        <w:snapToGrid/>
+        <w:ind w:firstLine="420" w:firstLineChars="200"/>
+        <w:textAlignment w:val="auto"/>
+        <w:rPr>
+          <w:rFonts w:hint="eastAsia"/>
+          <w:lang w:val="en-US" w:eastAsia="zh-CN"/>
+        </w:rPr>
+      </w:pPr>
+      <w:r>
+        <w:rPr>
+          <w:rFonts w:hint="eastAsia"/>
+          <w:lang w:val="en-US" w:eastAsia="zh-CN"/>
+        </w:rPr>
+        <w:t>确保调用的是同步的版本，这是因为在GI中，游戏还什么都没有加载，我们要做的第一件事就是加载这些基础的游戏数据，我们希望可以同步的加载，来阻断程序的执行。只有在加载完成基础数据后才能加载关卡和角色。因为我们需要知道我们要把角色生成在何处。</w:t>
+      </w:r>
+    </w:p>
+    <w:p>
+      <w:pPr>
+        <w:keepNext w:val="0"/>
+        <w:keepLines w:val="0"/>
+        <w:pageBreakBefore w:val="0"/>
+        <w:widowControl w:val="0"/>
+        <w:kinsoku/>
+        <w:wordWrap/>
+        <w:overflowPunct/>
+        <w:topLinePunct w:val="0"/>
+        <w:autoSpaceDE/>
+        <w:autoSpaceDN/>
+        <w:bidi w:val="0"/>
+        <w:adjustRightInd/>
+        <w:snapToGrid/>
+        <w:ind w:firstLine="420" w:firstLineChars="200"/>
+        <w:textAlignment w:val="auto"/>
+        <w:rPr>
+          <w:rFonts w:hint="eastAsia" w:asciiTheme="minorAscii" w:hAnsiTheme="minorAscii"/>
+          <w:lang w:val="en-US" w:eastAsia="zh-CN"/>
+        </w:rPr>
+      </w:pPr>
+      <w:r>
+        <w:rPr>
+          <w:rFonts w:hint="eastAsia"/>
+          <w:lang w:val="en-US" w:eastAsia="zh-CN"/>
+        </w:rPr>
+        <w:t>当然，异步加载可以实现加载界面。</w:t>
+      </w:r>
+    </w:p>
+    <w:p>
+      <w:pPr>
+        <w:pStyle w:val="3"/>
+        <w:bidi w:val="0"/>
+        <w:rPr>
+          <w:rFonts w:hint="eastAsia"/>
+          <w:lang w:val="en-US" w:eastAsia="zh-CN"/>
+        </w:rPr>
+      </w:pPr>
+      <w:bookmarkStart w:id="5" w:name="_Toc9434"/>
+      <w:r>
+        <w:rPr>
+          <w:rFonts w:hint="eastAsia"/>
+          <w:lang w:val="en-US" w:eastAsia="zh-CN"/>
+        </w:rPr>
+        <w:t>检查点</w:t>
+      </w:r>
+      <w:bookmarkEnd w:id="5"/>
+    </w:p>
+    <w:p>
+      <w:pPr>
+        <w:rPr>
+          <w:rFonts w:hint="eastAsia"/>
+          <w:lang w:val="en-US" w:eastAsia="zh-CN"/>
+        </w:rPr>
+      </w:pPr>
+      <w:r>
+        <w:rPr>
+          <w:rFonts w:hint="eastAsia"/>
+          <w:lang w:val="en-US" w:eastAsia="zh-CN"/>
+        </w:rPr>
+        <w:t>我们希望角色在达到某个高度后可以通过检查点来保存。我们创建一个检查点Actor，命名为BP_CheckPoint。很简单，就是一个球体碰撞。OnComponentBeginOverlap时，我们需要实现SavePlayerData的功能。</w:t>
+      </w:r>
+    </w:p>
+    <w:p>
+      <w:pPr>
+        <w:rPr>
+          <w:rFonts w:hint="default"/>
+          <w:lang w:val="en-US" w:eastAsia="zh-CN"/>
+        </w:rPr>
+      </w:pPr>
+      <w:r>
+        <w:rPr>
+          <w:rFonts w:hint="eastAsia"/>
+          <w:lang w:val="en-US" w:eastAsia="zh-CN"/>
+        </w:rPr>
+        <w:t>回到BPI，创建函数：void SavePlayer（bool IsAsync , S_PlayerSave PlayerSave）</w:t>
+      </w:r>
+    </w:p>
+    <w:p>
+      <w:pPr>
+        <w:rPr>
+          <w:rFonts w:hint="default"/>
+          <w:lang w:val="en-US" w:eastAsia="zh-CN"/>
+        </w:rPr>
+      </w:pPr>
+      <w:r>
+        <w:rPr>
+          <w:rFonts w:hint="eastAsia"/>
+          <w:lang w:val="en-US" w:eastAsia="zh-CN"/>
+        </w:rPr>
+        <w:t>回到GI实现函数</w:t>
+      </w:r>
+    </w:p>
+    <w:p>
+      <w:pPr>
+        <w:rPr>
+          <w:rFonts w:hint="eastAsia"/>
+          <w:lang w:val="en-US" w:eastAsia="zh-CN"/>
+        </w:rPr>
+      </w:pPr>
+      <w:r>
+        <w:drawing>
+          <wp:inline distT="0" distB="0" distL="114300" distR="114300">
+            <wp:extent cx="5269865" cy="1724660"/>
+            <wp:effectExtent l="0" t="0" r="6985" b="8890"/>
+            <wp:docPr id="14" name="图片 11"/>
+            <wp:cNvGraphicFramePr>
+              <a:graphicFrameLocks xmlns:a="http://schemas.openxmlformats.org/drawingml/2006/main" noChangeAspect="1"/>
+            </wp:cNvGraphicFramePr>
+            <a:graphic xmlns:a="http://schemas.openxmlformats.org/drawingml/2006/main">
+              <a:graphicData uri="http://schemas.openxmlformats.org/drawingml/2006/picture">
+                <pic:pic xmlns:pic="http://schemas.openxmlformats.org/drawingml/2006/picture">
+                  <pic:nvPicPr>
+                    <pic:cNvPr id="14" name="图片 11"/>
+                    <pic:cNvPicPr>
+                      <a:picLocks noChangeAspect="1"/>
+                    </pic:cNvPicPr>
+                  </pic:nvPicPr>
+                  <pic:blipFill>
+                    <a:blip r:embed="rId17"/>
+                    <a:stretch>
+                      <a:fillRect/>
+                    </a:stretch>
+                  </pic:blipFill>
+                  <pic:spPr>
+                    <a:xfrm>
+                      <a:off x="0" y="0"/>
+                      <a:ext cx="5269865" cy="1724660"/>
+                    </a:xfrm>
+                    <a:prstGeom prst="rect">
+                      <a:avLst/>
+                    </a:prstGeom>
+                    <a:noFill/>
+                    <a:ln>
+                      <a:noFill/>
+                    </a:ln>
+                  </pic:spPr>
+                </pic:pic>
+              </a:graphicData>
+            </a:graphic>
+          </wp:inline>
+        </w:drawing>
+      </w:r>
+    </w:p>
+    <w:p>
+      <w:pPr>
+        <w:rPr>
+          <w:rFonts w:hint="eastAsia"/>
+          <w:lang w:val="en-US" w:eastAsia="zh-CN"/>
+        </w:rPr>
+      </w:pPr>
+      <w:r>
+        <w:rPr>
+          <w:rFonts w:hint="eastAsia"/>
+          <w:lang w:val="en-US" w:eastAsia="zh-CN"/>
+        </w:rPr>
+        <w:t>然后回到BP_CheckPoint</w:t>
+      </w:r>
+    </w:p>
+    <w:p>
+      <w:r>
+        <w:drawing>
+          <wp:inline distT="0" distB="0" distL="114300" distR="114300">
+            <wp:extent cx="5269230" cy="3049270"/>
+            <wp:effectExtent l="0" t="0" r="7620" b="8255"/>
+            <wp:docPr id="15" name="图片 12"/>
+            <wp:cNvGraphicFramePr>
+              <a:graphicFrameLocks xmlns:a="http://schemas.openxmlformats.org/drawingml/2006/main" noChangeAspect="1"/>
+            </wp:cNvGraphicFramePr>
+            <a:graphic xmlns:a="http://schemas.openxmlformats.org/drawingml/2006/main">
+              <a:graphicData uri="http://schemas.openxmlformats.org/drawingml/2006/picture">
+                <pic:pic xmlns:pic="http://schemas.openxmlformats.org/drawingml/2006/picture">
+                  <pic:nvPicPr>
+                    <pic:cNvPr id="15" name="图片 12"/>
+                    <pic:cNvPicPr>
+                      <a:picLocks noChangeAspect="1"/>
+                    </pic:cNvPicPr>
+                  </pic:nvPicPr>
+                  <pic:blipFill>
+                    <a:blip r:embed="rId18"/>
+                    <a:stretch>
+                      <a:fillRect/>
+                    </a:stretch>
+                  </pic:blipFill>
+                  <pic:spPr>
+                    <a:xfrm>
+                      <a:off x="0" y="0"/>
+                      <a:ext cx="5269230" cy="3049270"/>
+                    </a:xfrm>
+                    <a:prstGeom prst="rect">
+                      <a:avLst/>
+                    </a:prstGeom>
+                    <a:noFill/>
+                    <a:ln>
+                      <a:noFill/>
+                    </a:ln>
+                  </pic:spPr>
+                </pic:pic>
+              </a:graphicData>
+            </a:graphic>
+          </wp:inline>
+        </w:drawing>
+      </w:r>
+    </w:p>
+    <w:p>
+      <w:pPr>
+        <w:rPr>
+          <w:rFonts w:hint="eastAsia"/>
+          <w:lang w:val="en-US" w:eastAsia="zh-CN"/>
+        </w:rPr>
+      </w:pPr>
+      <w:r>
+        <w:rPr>
+          <w:rFonts w:hint="eastAsia"/>
+          <w:lang w:val="en-US" w:eastAsia="zh-CN"/>
+        </w:rPr>
+        <w:t>这些参数是BP_ThirdPerson的相关变量</w:t>
+      </w:r>
+    </w:p>
+    <w:p>
+      <w:pPr>
+        <w:rPr>
+          <w:rFonts w:hint="eastAsia"/>
+          <w:lang w:val="en-US" w:eastAsia="zh-CN"/>
+        </w:rPr>
+      </w:pPr>
+      <w:r>
+        <w:rPr>
+          <w:rFonts w:hint="eastAsia"/>
+          <w:lang w:val="en-US" w:eastAsia="zh-CN"/>
+        </w:rPr>
+        <w:t>在BP_ThirePerson中，实现函数GetPlayerSave</w:t>
+      </w:r>
+    </w:p>
+    <w:p>
+      <w:pPr>
+        <w:rPr>
+          <w:rFonts w:hint="default"/>
+          <w:lang w:val="en-US" w:eastAsia="zh-CN"/>
+        </w:rPr>
+      </w:pPr>
+      <w:r>
+        <w:drawing>
+          <wp:inline distT="0" distB="0" distL="114300" distR="114300">
+            <wp:extent cx="5265420" cy="3168650"/>
+            <wp:effectExtent l="0" t="0" r="1905" b="3175"/>
+            <wp:docPr id="16" name="图片 13"/>
+            <wp:cNvGraphicFramePr>
+              <a:graphicFrameLocks xmlns:a="http://schemas.openxmlformats.org/drawingml/2006/main" noChangeAspect="1"/>
+            </wp:cNvGraphicFramePr>
+            <a:graphic xmlns:a="http://schemas.openxmlformats.org/drawingml/2006/main">
+              <a:graphicData uri="http://schemas.openxmlformats.org/drawingml/2006/picture">
+                <pic:pic xmlns:pic="http://schemas.openxmlformats.org/drawingml/2006/picture">
+                  <pic:nvPicPr>
+                    <pic:cNvPr id="16" name="图片 13"/>
+                    <pic:cNvPicPr>
+                      <a:picLocks noChangeAspect="1"/>
+                    </pic:cNvPicPr>
+                  </pic:nvPicPr>
+                  <pic:blipFill>
+                    <a:blip r:embed="rId19"/>
+                    <a:stretch>
+                      <a:fillRect/>
+                    </a:stretch>
+                  </pic:blipFill>
+                  <pic:spPr>
+                    <a:xfrm>
+                      <a:off x="0" y="0"/>
+                      <a:ext cx="5265420" cy="3168650"/>
+                    </a:xfrm>
+                    <a:prstGeom prst="rect">
+                      <a:avLst/>
+                    </a:prstGeom>
+                    <a:noFill/>
+                    <a:ln>
+                      <a:noFill/>
+                    </a:ln>
+                  </pic:spPr>
+                </pic:pic>
+              </a:graphicData>
+            </a:graphic>
+          </wp:inline>
+        </w:drawing>
+      </w:r>
+    </w:p>
+    <w:p>
+      <w:pPr>
+        <w:rPr>
+          <w:rFonts w:hint="eastAsia"/>
+          <w:lang w:val="en-US" w:eastAsia="zh-CN"/>
+        </w:rPr>
+      </w:pPr>
+      <w:r>
+        <w:rPr>
+          <w:rFonts w:hint="eastAsia"/>
+          <w:lang w:val="en-US" w:eastAsia="zh-CN"/>
+        </w:rPr>
+        <w:t>回到BP_CheckPoint</w:t>
+      </w:r>
+    </w:p>
+    <w:p>
+      <w:pPr>
+        <w:rPr>
+          <w:rFonts w:hint="default"/>
+          <w:lang w:val="en-US" w:eastAsia="zh-CN"/>
+        </w:rPr>
+      </w:pPr>
+      <w:r>
+        <w:drawing>
+          <wp:inline distT="0" distB="0" distL="114300" distR="114300">
+            <wp:extent cx="5264785" cy="1423670"/>
+            <wp:effectExtent l="0" t="0" r="2540" b="5080"/>
+            <wp:docPr id="17" name="图片 14"/>
+            <wp:cNvGraphicFramePr>
+              <a:graphicFrameLocks xmlns:a="http://schemas.openxmlformats.org/drawingml/2006/main" noChangeAspect="1"/>
+            </wp:cNvGraphicFramePr>
+            <a:graphic xmlns:a="http://schemas.openxmlformats.org/drawingml/2006/main">
+              <a:graphicData uri="http://schemas.openxmlformats.org/drawingml/2006/picture">
+                <pic:pic xmlns:pic="http://schemas.openxmlformats.org/drawingml/2006/picture">
+                  <pic:nvPicPr>
+                    <pic:cNvPr id="17" name="图片 14"/>
+                    <pic:cNvPicPr>
+                      <a:picLocks noChangeAspect="1"/>
+                    </pic:cNvPicPr>
+                  </pic:nvPicPr>
+                  <pic:blipFill>
+                    <a:blip r:embed="rId20"/>
+                    <a:stretch>
+                      <a:fillRect/>
+                    </a:stretch>
+                  </pic:blipFill>
+                  <pic:spPr>
+                    <a:xfrm>
+                      <a:off x="0" y="0"/>
+                      <a:ext cx="5264785" cy="1423670"/>
+                    </a:xfrm>
+                    <a:prstGeom prst="rect">
+                      <a:avLst/>
+                    </a:prstGeom>
+                    <a:noFill/>
+                    <a:ln>
+                      <a:noFill/>
+                    </a:ln>
+                  </pic:spPr>
+                </pic:pic>
+              </a:graphicData>
+            </a:graphic>
+          </wp:inline>
+        </w:drawing>
+      </w:r>
+    </w:p>
+    <w:p>
+      <w:pPr>
+        <w:rPr>
+          <w:rFonts w:hint="default"/>
+          <w:lang w:val="en-US" w:eastAsia="zh-CN"/>
+        </w:rPr>
+      </w:pPr>
+      <w:r>
+        <w:rPr>
+          <w:rFonts w:hint="eastAsia"/>
+          <w:lang w:val="en-US" w:eastAsia="zh-CN"/>
+        </w:rPr>
+        <w:t>这样就完成了保存逻辑。此时我们只是把他们存到了文件里，然后加载到GameInstance里。但是我们没有在Player中应用这些逻辑。</w:t>
+      </w:r>
+    </w:p>
+    <w:p>
+      <w:pPr>
+        <w:rPr>
+          <w:rFonts w:hint="eastAsia"/>
+          <w:lang w:val="en-US" w:eastAsia="zh-CN"/>
+        </w:rPr>
+      </w:pPr>
+    </w:p>
+    <w:p>
+      <w:pPr>
+        <w:rPr>
+          <w:rFonts w:hint="eastAsia"/>
+          <w:lang w:val="en-US" w:eastAsia="zh-CN"/>
+        </w:rPr>
+      </w:pPr>
+      <w:r>
+        <w:rPr>
+          <w:rFonts w:hint="eastAsia"/>
+          <w:lang w:val="en-US" w:eastAsia="zh-CN"/>
+        </w:rPr>
+        <w:t>下面实现读取逻辑</w:t>
+      </w:r>
+    </w:p>
+    <w:p>
+      <w:pPr>
+        <w:rPr>
+          <w:rFonts w:hint="eastAsia"/>
+          <w:lang w:val="en-US" w:eastAsia="zh-CN"/>
+        </w:rPr>
+      </w:pPr>
+      <w:r>
+        <w:rPr>
+          <w:rFonts w:hint="eastAsia"/>
+          <w:lang w:val="en-US" w:eastAsia="zh-CN"/>
+        </w:rPr>
+        <w:t>在BP_ThirdPerson中，创建函数UsePlayerSave（S_PlayerSave PlayerSave）</w:t>
+      </w:r>
+    </w:p>
+    <w:p>
+      <w:r>
+        <w:drawing>
+          <wp:inline distT="0" distB="0" distL="114300" distR="114300">
+            <wp:extent cx="5258435" cy="1471930"/>
+            <wp:effectExtent l="0" t="0" r="8890" b="4445"/>
+            <wp:docPr id="18" name="图片 15"/>
+            <wp:cNvGraphicFramePr>
+              <a:graphicFrameLocks xmlns:a="http://schemas.openxmlformats.org/drawingml/2006/main" noChangeAspect="1"/>
+            </wp:cNvGraphicFramePr>
+            <a:graphic xmlns:a="http://schemas.openxmlformats.org/drawingml/2006/main">
+              <a:graphicData uri="http://schemas.openxmlformats.org/drawingml/2006/picture">
+                <pic:pic xmlns:pic="http://schemas.openxmlformats.org/drawingml/2006/picture">
+                  <pic:nvPicPr>
+                    <pic:cNvPr id="18" name="图片 15"/>
+                    <pic:cNvPicPr>
+                      <a:picLocks noChangeAspect="1"/>
+                    </pic:cNvPicPr>
+                  </pic:nvPicPr>
+                  <pic:blipFill>
+                    <a:blip r:embed="rId21"/>
+                    <a:stretch>
+                      <a:fillRect/>
+                    </a:stretch>
+                  </pic:blipFill>
+                  <pic:spPr>
+                    <a:xfrm>
+                      <a:off x="0" y="0"/>
+                      <a:ext cx="5258435" cy="1471930"/>
+                    </a:xfrm>
+                    <a:prstGeom prst="rect">
+                      <a:avLst/>
+                    </a:prstGeom>
+                    <a:noFill/>
+                    <a:ln>
+                      <a:noFill/>
+                    </a:ln>
+                  </pic:spPr>
+                </pic:pic>
+              </a:graphicData>
+            </a:graphic>
+          </wp:inline>
+        </w:drawing>
+      </w:r>
+    </w:p>
+    <w:p>
+      <w:pPr>
+        <w:rPr>
+          <w:rFonts w:hint="eastAsia"/>
+          <w:lang w:val="en-US" w:eastAsia="zh-CN"/>
+        </w:rPr>
+      </w:pPr>
+      <w:r>
+        <w:rPr>
+          <w:rFonts w:hint="eastAsia"/>
+          <w:lang w:val="en-US" w:eastAsia="zh-CN"/>
+        </w:rPr>
+        <w:t>然后我们就要考虑在什么地方调用这个函数了</w:t>
+      </w:r>
+    </w:p>
+    <w:p>
+      <w:pPr>
+        <w:rPr>
+          <w:rFonts w:hint="default"/>
+          <w:lang w:val="en-US" w:eastAsia="zh-CN"/>
+        </w:rPr>
+      </w:pPr>
+      <w:r>
+        <w:rPr>
+          <w:rFonts w:hint="eastAsia"/>
+          <w:lang w:val="en-US" w:eastAsia="zh-CN"/>
+        </w:rPr>
+        <w:t>我们可以在ThirdPersonChar的BeginPlay时调用</w:t>
+      </w:r>
+    </w:p>
+    <w:p>
+      <w:r>
+        <w:drawing>
+          <wp:inline distT="0" distB="0" distL="114300" distR="114300">
+            <wp:extent cx="5266690" cy="1333500"/>
+            <wp:effectExtent l="0" t="0" r="635" b="0"/>
+            <wp:docPr id="19" name="图片 16"/>
+            <wp:cNvGraphicFramePr>
+              <a:graphicFrameLocks xmlns:a="http://schemas.openxmlformats.org/drawingml/2006/main" noChangeAspect="1"/>
+            </wp:cNvGraphicFramePr>
+            <a:graphic xmlns:a="http://schemas.openxmlformats.org/drawingml/2006/main">
+              <a:graphicData uri="http://schemas.openxmlformats.org/drawingml/2006/picture">
+                <pic:pic xmlns:pic="http://schemas.openxmlformats.org/drawingml/2006/picture">
+                  <pic:nvPicPr>
+                    <pic:cNvPr id="19" name="图片 16"/>
+                    <pic:cNvPicPr>
+                      <a:picLocks noChangeAspect="1"/>
+                    </pic:cNvPicPr>
+                  </pic:nvPicPr>
+                  <pic:blipFill>
+                    <a:blip r:embed="rId22"/>
+                    <a:stretch>
+                      <a:fillRect/>
+                    </a:stretch>
+                  </pic:blipFill>
+                  <pic:spPr>
+                    <a:xfrm>
+                      <a:off x="0" y="0"/>
+                      <a:ext cx="5266690" cy="1333500"/>
+                    </a:xfrm>
+                    <a:prstGeom prst="rect">
+                      <a:avLst/>
+                    </a:prstGeom>
+                    <a:noFill/>
+                    <a:ln>
+                      <a:noFill/>
+                    </a:ln>
+                  </pic:spPr>
+                </pic:pic>
+              </a:graphicData>
+            </a:graphic>
+          </wp:inline>
+        </w:drawing>
+      </w:r>
+    </w:p>
+    <w:p>
+      <w:pPr>
+        <w:rPr>
+          <w:rFonts w:hint="default" w:eastAsiaTheme="minorEastAsia"/>
+          <w:lang w:val="en-US" w:eastAsia="zh-CN"/>
+        </w:rPr>
+      </w:pPr>
+      <w:r>
+        <w:rPr>
+          <w:rFonts w:hint="eastAsia"/>
+          <w:lang w:val="en-US" w:eastAsia="zh-CN"/>
+        </w:rPr>
+        <w:t>这个时候进入游戏就会发现可以有存档点保存角色位置和生命值了</w:t>
+      </w:r>
+    </w:p>
+    <w:p>
+      <w:pPr>
+        <w:pStyle w:val="3"/>
+        <w:bidi w:val="0"/>
+        <w:rPr>
+          <w:rFonts w:hint="eastAsia"/>
+          <w:lang w:val="en-US" w:eastAsia="zh-CN"/>
+        </w:rPr>
+      </w:pPr>
+      <w:bookmarkStart w:id="6" w:name="_Toc13591"/>
+      <w:r>
+        <w:rPr>
+          <w:rFonts w:hint="eastAsia"/>
+          <w:lang w:val="en-US" w:eastAsia="zh-CN"/>
+        </w:rPr>
+        <w:t>删除存档文件</w:t>
+      </w:r>
+      <w:bookmarkEnd w:id="6"/>
+    </w:p>
+    <w:p>
+      <w:pPr>
+        <w:rPr>
           <w:rFonts w:hint="default" w:asciiTheme="minorAscii" w:hAnsiTheme="minorAscii"/>
         </w:rPr>
       </w:pPr>
+      <w:r>
+        <w:rPr>
+          <w:rFonts w:hint="eastAsia"/>
+          <w:lang w:val="en-US" w:eastAsia="zh-CN"/>
+        </w:rPr>
+        <w:t>在编辑器下，存档文件在/Game/Saved/SaveGames下，会有以SlotName为名称的一个sav文件。删掉他就行。</w:t>
+      </w:r>
+    </w:p>
+    <w:p>
+      <w:pPr>
+        <w:pStyle w:val="3"/>
+        <w:bidi w:val="0"/>
+        <w:rPr>
+          <w:rFonts w:hint="eastAsia"/>
+          <w:lang w:val="en-US" w:eastAsia="zh-CN"/>
+        </w:rPr>
+      </w:pPr>
+      <w:bookmarkStart w:id="7" w:name="_Toc1990"/>
+      <w:r>
+        <w:rPr>
+          <w:rFonts w:hint="eastAsia"/>
+          <w:lang w:val="en-US" w:eastAsia="zh-CN"/>
+        </w:rPr>
+        <w:t>保存在关卡中生成的对象</w:t>
+      </w:r>
+      <w:bookmarkEnd w:id="7"/>
+    </w:p>
+    <w:p>
+      <w:pPr>
+        <w:rPr>
+          <w:rFonts w:hint="default"/>
+          <w:lang w:val="en-US" w:eastAsia="zh-CN"/>
+        </w:rPr>
+      </w:pPr>
+      <w:r>
+        <w:rPr>
+          <w:rFonts w:hint="eastAsia"/>
+          <w:lang w:val="en-US" w:eastAsia="zh-CN"/>
+        </w:rPr>
+        <w:t>我们通过SaveGame类中的Transform数组保存生成的箱子的位置。我们要做的就是在箱子的生成或销毁时、在箱子的位置更新时，把每个箱子的Transform保存在数组中。</w:t>
+      </w:r>
+    </w:p>
+    <w:p>
+      <w:pPr>
+        <w:rPr>
+          <w:rFonts w:hint="default"/>
+          <w:lang w:val="en-US" w:eastAsia="zh-CN"/>
+        </w:rPr>
+      </w:pPr>
+      <w:r>
+        <w:rPr>
+          <w:rFonts w:hint="eastAsia"/>
+          <w:lang w:val="en-US" w:eastAsia="zh-CN"/>
+        </w:rPr>
+        <w:t>在BPI中实现函数SaveCubes（bool IsAsync）</w:t>
+      </w:r>
+    </w:p>
+    <w:p>
+      <w:pPr>
+        <w:rPr>
+          <w:rFonts w:hint="default"/>
+          <w:lang w:val="en-US" w:eastAsia="zh-CN"/>
+        </w:rPr>
+      </w:pPr>
+      <w:r>
+        <w:rPr>
+          <w:rFonts w:hint="eastAsia"/>
+          <w:lang w:val="en-US" w:eastAsia="zh-CN"/>
+        </w:rPr>
+        <w:t>回到GameInstance中，我们在游戏实例中保存所有功能</w:t>
+      </w:r>
+    </w:p>
+    <w:p>
+      <w:pPr>
+        <w:rPr>
+          <w:rFonts w:hint="default"/>
+          <w:lang w:val="en-US" w:eastAsia="zh-CN"/>
+        </w:rPr>
+      </w:pPr>
+      <w:r>
+        <w:rPr>
+          <w:rFonts w:hint="eastAsia"/>
+          <w:lang w:val="en-US" w:eastAsia="zh-CN"/>
+        </w:rPr>
+        <w:t>首先实现接口函数</w:t>
+      </w:r>
+    </w:p>
+    <w:p>
+      <w:pPr>
+        <w:rPr>
+          <w:rFonts w:hint="eastAsia"/>
+          <w:lang w:val="en-US" w:eastAsia="zh-CN"/>
+        </w:rPr>
+      </w:pPr>
+      <w:r>
+        <w:drawing>
+          <wp:inline distT="0" distB="0" distL="114300" distR="114300">
+            <wp:extent cx="5261610" cy="1860550"/>
+            <wp:effectExtent l="0" t="0" r="5715" b="6350"/>
+            <wp:docPr id="20" name="图片 1"/>
+            <wp:cNvGraphicFramePr>
+              <a:graphicFrameLocks xmlns:a="http://schemas.openxmlformats.org/drawingml/2006/main" noChangeAspect="1"/>
+            </wp:cNvGraphicFramePr>
+            <a:graphic xmlns:a="http://schemas.openxmlformats.org/drawingml/2006/main">
+              <a:graphicData uri="http://schemas.openxmlformats.org/drawingml/2006/picture">
+                <pic:pic xmlns:pic="http://schemas.openxmlformats.org/drawingml/2006/picture">
+                  <pic:nvPicPr>
+                    <pic:cNvPr id="20" name="图片 1"/>
+                    <pic:cNvPicPr>
+                      <a:picLocks noChangeAspect="1"/>
+                    </pic:cNvPicPr>
+                  </pic:nvPicPr>
+                  <pic:blipFill>
+                    <a:blip r:embed="rId23"/>
+                    <a:stretch>
+                      <a:fillRect/>
+                    </a:stretch>
+                  </pic:blipFill>
+                  <pic:spPr>
+                    <a:xfrm>
+                      <a:off x="0" y="0"/>
+                      <a:ext cx="5261610" cy="1860550"/>
+                    </a:xfrm>
+                    <a:prstGeom prst="rect">
+                      <a:avLst/>
+                    </a:prstGeom>
+                    <a:noFill/>
+                    <a:ln>
+                      <a:noFill/>
+                    </a:ln>
+                  </pic:spPr>
+                </pic:pic>
+              </a:graphicData>
+            </a:graphic>
+          </wp:inline>
+        </w:drawing>
+      </w:r>
+    </w:p>
+    <w:p>
+      <w:pPr>
+        <w:rPr>
+          <w:rFonts w:hint="default"/>
+          <w:lang w:val="en-US" w:eastAsia="zh-CN"/>
+        </w:rPr>
+      </w:pPr>
+      <w:r>
+        <w:rPr>
+          <w:rFonts w:hint="eastAsia"/>
+          <w:lang w:val="en-US" w:eastAsia="zh-CN"/>
+        </w:rPr>
+        <w:t>Key：很显然，当你的关卡中有成千上万的Actor时，我们并不需要对他们全部进行更新。有一个更新时，对他进行标记，我们只更新发生变化的那一部分即可。所以这个方法并不是最好的。但是，经过测试，2000个箱子也并不能在一定程度上影响性能，所以就还是用图上提供的这个方法。</w:t>
+      </w:r>
+    </w:p>
+    <w:p>
+      <w:pPr>
+        <w:rPr>
+          <w:rFonts w:hint="default"/>
+          <w:lang w:val="en-US" w:eastAsia="zh-CN"/>
+        </w:rPr>
+      </w:pPr>
+      <w:r>
+        <w:rPr>
+          <w:rFonts w:hint="eastAsia"/>
+          <w:lang w:val="en-US" w:eastAsia="zh-CN"/>
+        </w:rPr>
+        <w:t>下面，当箱子发生变化时，更新他们的Transform信息</w:t>
+      </w:r>
+    </w:p>
+    <w:p>
+      <w:pPr>
+        <w:rPr>
+          <w:rFonts w:hint="eastAsia"/>
+          <w:lang w:val="en-US" w:eastAsia="zh-CN"/>
+        </w:rPr>
+      </w:pPr>
+      <w:r>
+        <w:rPr>
+          <w:rFonts w:hint="eastAsia"/>
+          <w:lang w:val="en-US" w:eastAsia="zh-CN"/>
+        </w:rPr>
+        <w:t>首先一点：在ThirdPersonChar中，我们通过一个按键来SpawnActor，通过另一个按键对SphereTraceByChannel范围内的箱子进行Destroy。在关卡蓝图中，我们也通过SpawnActor生成了几个箱子。</w:t>
+      </w:r>
+    </w:p>
+    <w:p>
+      <w:pPr>
+        <w:rPr>
+          <w:rFonts w:hint="default"/>
+          <w:lang w:val="en-US" w:eastAsia="zh-CN"/>
+        </w:rPr>
+      </w:pPr>
+      <w:r>
+        <w:rPr>
+          <w:rFonts w:hint="eastAsia"/>
+          <w:lang w:val="en-US" w:eastAsia="zh-CN"/>
+        </w:rPr>
+        <w:t>在关卡蓝图中，实现保存功能。</w:t>
+      </w:r>
+    </w:p>
+    <w:p>
+      <w:pPr>
+        <w:rPr>
+          <w:rFonts w:hint="default"/>
+          <w:lang w:val="en-US" w:eastAsia="zh-CN"/>
+        </w:rPr>
+      </w:pPr>
+      <w:r>
+        <w:drawing>
+          <wp:inline distT="0" distB="0" distL="114300" distR="114300">
+            <wp:extent cx="5268595" cy="1885950"/>
+            <wp:effectExtent l="0" t="0" r="8255" b="0"/>
+            <wp:docPr id="21" name="图片 2"/>
+            <wp:cNvGraphicFramePr>
+              <a:graphicFrameLocks xmlns:a="http://schemas.openxmlformats.org/drawingml/2006/main" noChangeAspect="1"/>
+            </wp:cNvGraphicFramePr>
+            <a:graphic xmlns:a="http://schemas.openxmlformats.org/drawingml/2006/main">
+              <a:graphicData uri="http://schemas.openxmlformats.org/drawingml/2006/picture">
+                <pic:pic xmlns:pic="http://schemas.openxmlformats.org/drawingml/2006/picture">
+                  <pic:nvPicPr>
+                    <pic:cNvPr id="21" name="图片 2"/>
+                    <pic:cNvPicPr>
+                      <a:picLocks noChangeAspect="1"/>
+                    </pic:cNvPicPr>
+                  </pic:nvPicPr>
+                  <pic:blipFill>
+                    <a:blip r:embed="rId24"/>
+                    <a:stretch>
+                      <a:fillRect/>
+                    </a:stretch>
+                  </pic:blipFill>
+                  <pic:spPr>
+                    <a:xfrm>
+                      <a:off x="0" y="0"/>
+                      <a:ext cx="5268595" cy="1885950"/>
+                    </a:xfrm>
+                    <a:prstGeom prst="rect">
+                      <a:avLst/>
+                    </a:prstGeom>
+                    <a:noFill/>
+                    <a:ln>
+                      <a:noFill/>
+                    </a:ln>
+                  </pic:spPr>
+                </pic:pic>
+              </a:graphicData>
+            </a:graphic>
+          </wp:inline>
+        </w:drawing>
+      </w:r>
+    </w:p>
+    <w:p>
+      <w:pPr>
+        <w:rPr>
+          <w:rFonts w:hint="eastAsia"/>
+          <w:lang w:val="en-US" w:eastAsia="zh-CN"/>
+        </w:rPr>
+      </w:pPr>
+      <w:r>
+        <w:rPr>
+          <w:rFonts w:hint="eastAsia"/>
+          <w:lang w:val="en-US" w:eastAsia="zh-CN"/>
+        </w:rPr>
+        <w:t>当我们通过角色动态SpawnActor时，或删除Actor时，我们也需要更新数据。</w:t>
+      </w:r>
+    </w:p>
+    <w:p>
+      <w:pPr>
+        <w:rPr>
+          <w:rFonts w:hint="default"/>
+          <w:lang w:val="en-US" w:eastAsia="zh-CN"/>
+        </w:rPr>
+      </w:pPr>
+      <w:r>
+        <w:rPr>
+          <w:rFonts w:hint="eastAsia"/>
+          <w:lang w:val="en-US" w:eastAsia="zh-CN"/>
+        </w:rPr>
+        <w:t>就是在角色类中，在SpawnActor或DestroyActor后面调用GameInstance的SaveCubes函数。</w:t>
+      </w:r>
+    </w:p>
+    <w:p>
+      <w:pPr>
+        <w:rPr>
+          <w:rFonts w:hint="default"/>
+          <w:lang w:val="en-US" w:eastAsia="zh-CN"/>
+        </w:rPr>
+      </w:pPr>
+      <w:r>
+        <w:rPr>
+          <w:rFonts w:hint="eastAsia"/>
+          <w:lang w:val="en-US" w:eastAsia="zh-CN"/>
+        </w:rPr>
+        <w:t>这里的保存可以使用异步保存，因为我们得在保存的时候继续游戏。同步的话就不能继续游戏（除非保存的东西很少，体感延时很短）。</w:t>
+      </w:r>
+    </w:p>
+    <w:p>
+      <w:pPr>
+        <w:rPr>
+          <w:rFonts w:hint="eastAsia" w:asciiTheme="minorAscii" w:hAnsiTheme="minorAscii"/>
+          <w:lang w:val="en-US" w:eastAsia="zh-CN"/>
+        </w:rPr>
+      </w:pPr>
+      <w:r>
+        <w:rPr>
+          <w:rFonts w:hint="eastAsia" w:asciiTheme="minorAscii" w:hAnsiTheme="minorAscii"/>
+          <w:lang w:val="en-US" w:eastAsia="zh-CN"/>
+        </w:rPr>
+        <w:t>最后我们更新箱子的位置。我们需要在箱子的位置更新的时候进行保存。</w:t>
+      </w:r>
+    </w:p>
+    <w:p>
+      <w:pPr>
+        <w:rPr>
+          <w:rFonts w:hint="eastAsia" w:asciiTheme="minorAscii" w:hAnsiTheme="minorAscii"/>
+          <w:lang w:val="en-US" w:eastAsia="zh-CN"/>
+        </w:rPr>
+      </w:pPr>
+      <w:r>
+        <w:rPr>
+          <w:rFonts w:hint="eastAsia" w:asciiTheme="minorAscii" w:hAnsiTheme="minorAscii"/>
+          <w:lang w:val="en-US" w:eastAsia="zh-CN"/>
+        </w:rPr>
+        <w:t>由于箱子是一个物理物品，它受外力影响其Transform，所以我们在BP_Cube的OnComponentHit事件触发的时候调用SaveCubes函数。</w:t>
+      </w:r>
     </w:p>
     <w:p>
       <w:pPr>
         <w:rPr>
           <w:rFonts w:hint="default" w:asciiTheme="minorAscii" w:hAnsiTheme="minorAscii"/>
-        </w:rPr>
-      </w:pPr>
+          <w:lang w:val="en-US" w:eastAsia="zh-CN"/>
+        </w:rPr>
+      </w:pPr>
+      <w:r>
+        <w:rPr>
+          <w:rFonts w:hint="eastAsia" w:asciiTheme="minorAscii" w:hAnsiTheme="minorAscii"/>
+          <w:lang w:val="en-US" w:eastAsia="zh-CN"/>
+        </w:rPr>
+        <w:t>当事件触发时，我们要检测箱子的速度，一旦箱子停止，立刻保存位置。</w:t>
+      </w:r>
+    </w:p>
+    <w:p>
+      <w:pPr>
+        <w:rPr>
+          <w:rFonts w:hint="eastAsia" w:asciiTheme="minorAscii" w:hAnsiTheme="minorAscii"/>
+          <w:lang w:val="en-US" w:eastAsia="zh-CN"/>
+        </w:rPr>
+      </w:pPr>
+      <w:r>
+        <w:drawing>
+          <wp:inline distT="0" distB="0" distL="114300" distR="114300">
+            <wp:extent cx="5249545" cy="2130425"/>
+            <wp:effectExtent l="0" t="0" r="8255" b="3175"/>
+            <wp:docPr id="22" name="图片 3"/>
+            <wp:cNvGraphicFramePr>
+              <a:graphicFrameLocks xmlns:a="http://schemas.openxmlformats.org/drawingml/2006/main" noChangeAspect="1"/>
+            </wp:cNvGraphicFramePr>
+            <a:graphic xmlns:a="http://schemas.openxmlformats.org/drawingml/2006/main">
+              <a:graphicData uri="http://schemas.openxmlformats.org/drawingml/2006/picture">
+                <pic:pic xmlns:pic="http://schemas.openxmlformats.org/drawingml/2006/picture">
+                  <pic:nvPicPr>
+                    <pic:cNvPr id="22" name="图片 3"/>
+                    <pic:cNvPicPr>
+                      <a:picLocks noChangeAspect="1"/>
+                    </pic:cNvPicPr>
+                  </pic:nvPicPr>
+                  <pic:blipFill>
+                    <a:blip r:embed="rId25"/>
+                    <a:stretch>
+                      <a:fillRect/>
+                    </a:stretch>
+                  </pic:blipFill>
+                  <pic:spPr>
+                    <a:xfrm>
+                      <a:off x="0" y="0"/>
+                      <a:ext cx="5249545" cy="2130425"/>
+                    </a:xfrm>
+                    <a:prstGeom prst="rect">
+                      <a:avLst/>
+                    </a:prstGeom>
+                    <a:noFill/>
+                    <a:ln>
+                      <a:noFill/>
+                    </a:ln>
+                  </pic:spPr>
+                </pic:pic>
+              </a:graphicData>
+            </a:graphic>
+          </wp:inline>
+        </w:drawing>
+      </w:r>
+    </w:p>
+    <w:p>
+      <w:pPr>
+        <w:pStyle w:val="3"/>
+        <w:bidi w:val="0"/>
+        <w:rPr>
+          <w:rFonts w:hint="default"/>
+          <w:lang w:val="en-US" w:eastAsia="zh-CN"/>
+        </w:rPr>
+      </w:pPr>
+      <w:bookmarkStart w:id="8" w:name="_Toc25593"/>
+      <w:r>
+        <w:rPr>
+          <w:rFonts w:hint="eastAsia"/>
+          <w:lang w:val="en-US" w:eastAsia="zh-CN"/>
+        </w:rPr>
+        <w:t>正在保存的UI指示器</w:t>
+      </w:r>
+      <w:bookmarkEnd w:id="8"/>
+    </w:p>
+    <w:p>
+      <w:pPr>
+        <w:rPr>
+          <w:rFonts w:hint="default" w:asciiTheme="minorAscii" w:hAnsiTheme="minorAscii" w:eastAsiaTheme="minorEastAsia"/>
+          <w:lang w:val="en-US" w:eastAsia="zh-CN"/>
+        </w:rPr>
+      </w:pPr>
+      <w:r>
+        <w:rPr>
+          <w:rFonts w:hint="eastAsia" w:asciiTheme="minorAscii" w:hAnsiTheme="minorAscii"/>
+          <w:lang w:val="en-US" w:eastAsia="zh-CN"/>
+        </w:rPr>
+        <w:t>关键就是在异步保存的时候CreateWidget并AddToViewport，在结束后RemoveFromParent。</w:t>
+      </w:r>
     </w:p>
     <w:p>
       <w:pPr>
         <w:rPr>
           <w:rFonts w:hint="default" w:asciiTheme="minorAscii" w:hAnsiTheme="minorAscii"/>
-        </w:rPr>
-      </w:pPr>
+          <w:lang w:val="en-US" w:eastAsia="zh-CN"/>
+        </w:rPr>
+      </w:pPr>
+      <w:r>
+        <w:rPr>
+          <w:rFonts w:hint="eastAsia" w:asciiTheme="minorAscii" w:hAnsiTheme="minorAscii"/>
+          <w:lang w:val="en-US" w:eastAsia="zh-CN"/>
+        </w:rPr>
+        <w:t>在GameInstance中实现相关功能。创建两个函数。</w:t>
+      </w:r>
     </w:p>
     <w:p>
       <w:pPr>
         <w:rPr>
           <w:rFonts w:hint="default" w:asciiTheme="minorAscii" w:hAnsiTheme="minorAscii"/>
-        </w:rPr>
-      </w:pPr>
+          <w:lang w:val="en-US" w:eastAsia="zh-CN"/>
+        </w:rPr>
+      </w:pPr>
+      <w:r>
+        <w:drawing>
+          <wp:inline distT="0" distB="0" distL="114300" distR="114300">
+            <wp:extent cx="5257165" cy="1626870"/>
+            <wp:effectExtent l="0" t="0" r="635" b="1905"/>
+            <wp:docPr id="23" name="图片 4"/>
+            <wp:cNvGraphicFramePr>
+              <a:graphicFrameLocks xmlns:a="http://schemas.openxmlformats.org/drawingml/2006/main" noChangeAspect="1"/>
+            </wp:cNvGraphicFramePr>
+            <a:graphic xmlns:a="http://schemas.openxmlformats.org/drawingml/2006/main">
+              <a:graphicData uri="http://schemas.openxmlformats.org/drawingml/2006/picture">
+                <pic:pic xmlns:pic="http://schemas.openxmlformats.org/drawingml/2006/picture">
+                  <pic:nvPicPr>
+                    <pic:cNvPr id="23" name="图片 4"/>
+                    <pic:cNvPicPr>
+                      <a:picLocks noChangeAspect="1"/>
+                    </pic:cNvPicPr>
+                  </pic:nvPicPr>
+                  <pic:blipFill>
+                    <a:blip r:embed="rId26"/>
+                    <a:stretch>
+                      <a:fillRect/>
+                    </a:stretch>
+                  </pic:blipFill>
+                  <pic:spPr>
+                    <a:xfrm>
+                      <a:off x="0" y="0"/>
+                      <a:ext cx="5257165" cy="1626870"/>
+                    </a:xfrm>
+                    <a:prstGeom prst="rect">
+                      <a:avLst/>
+                    </a:prstGeom>
+                    <a:noFill/>
+                    <a:ln>
+                      <a:noFill/>
+                    </a:ln>
+                  </pic:spPr>
+                </pic:pic>
+              </a:graphicData>
+            </a:graphic>
+          </wp:inline>
+        </w:drawing>
+      </w:r>
+    </w:p>
+    <w:p>
+      <w:pPr>
+        <w:rPr>
+          <w:rFonts w:hint="eastAsia" w:asciiTheme="minorAscii" w:hAnsiTheme="minorAscii"/>
+          <w:lang w:val="en-US" w:eastAsia="zh-CN"/>
+        </w:rPr>
+      </w:pPr>
+      <w:r>
+        <w:rPr>
+          <w:rFonts w:hint="eastAsia" w:asciiTheme="minorAscii" w:hAnsiTheme="minorAscii"/>
+          <w:lang w:val="en-US" w:eastAsia="zh-CN"/>
+        </w:rPr>
+        <w:t>这个Widget我们只会在异步的时候使用。</w:t>
+      </w:r>
     </w:p>
     <w:p>
       <w:pPr>
         <w:rPr>
           <w:rFonts w:hint="default" w:asciiTheme="minorAscii" w:hAnsiTheme="minorAscii"/>
-        </w:rPr>
-      </w:pPr>
+          <w:lang w:val="en-US" w:eastAsia="zh-CN"/>
+        </w:rPr>
+      </w:pPr>
+      <w:r>
+        <w:rPr>
+          <w:rFonts w:hint="eastAsia" w:asciiTheme="minorAscii" w:hAnsiTheme="minorAscii"/>
+          <w:lang w:val="en-US" w:eastAsia="zh-CN"/>
+        </w:rPr>
+        <w:t>在BPI的SaveGameData函数的实现中，在异步这里调用两个函数</w:t>
+      </w:r>
     </w:p>
     <w:p>
       <w:pPr>
@@ -782,6 +4644,49 @@
           <w:rFonts w:hint="default" w:asciiTheme="minorAscii" w:hAnsiTheme="minorAscii"/>
         </w:rPr>
       </w:pPr>
+      <w:r>
+        <w:drawing>
+          <wp:inline distT="0" distB="0" distL="114300" distR="114300">
+            <wp:extent cx="5266055" cy="1932305"/>
+            <wp:effectExtent l="0" t="0" r="1270" b="1270"/>
+            <wp:docPr id="24" name="图片 5"/>
+            <wp:cNvGraphicFramePr>
+              <a:graphicFrameLocks xmlns:a="http://schemas.openxmlformats.org/drawingml/2006/main" noChangeAspect="1"/>
+            </wp:cNvGraphicFramePr>
+            <a:graphic xmlns:a="http://schemas.openxmlformats.org/drawingml/2006/main">
+              <a:graphicData uri="http://schemas.openxmlformats.org/drawingml/2006/picture">
+                <pic:pic xmlns:pic="http://schemas.openxmlformats.org/drawingml/2006/picture">
+                  <pic:nvPicPr>
+                    <pic:cNvPr id="24" name="图片 5"/>
+                    <pic:cNvPicPr>
+                      <a:picLocks noChangeAspect="1"/>
+                    </pic:cNvPicPr>
+                  </pic:nvPicPr>
+                  <pic:blipFill>
+                    <a:blip r:embed="rId27"/>
+                    <a:stretch>
+                      <a:fillRect/>
+                    </a:stretch>
+                  </pic:blipFill>
+                  <pic:spPr>
+                    <a:xfrm>
+                      <a:off x="0" y="0"/>
+                      <a:ext cx="5266055" cy="1932305"/>
+                    </a:xfrm>
+                    <a:prstGeom prst="rect">
+                      <a:avLst/>
+                    </a:prstGeom>
+                    <a:noFill/>
+                    <a:ln>
+                      <a:noFill/>
+                    </a:ln>
+                  </pic:spPr>
+                </pic:pic>
+              </a:graphicData>
+            </a:graphic>
+          </wp:inline>
+        </w:drawing>
+      </w:r>
     </w:p>
     <w:p>
       <w:pPr>
@@ -807,6 +4712,41 @@
     <w:p>
       <w:pPr>
         <w:rPr>
+          <w:rFonts w:hint="eastAsia" w:asciiTheme="minorAscii" w:hAnsiTheme="minorAscii"/>
+          <w:lang w:val="en-US" w:eastAsia="zh-CN"/>
+        </w:rPr>
+      </w:pPr>
+      <w:r>
+        <w:rPr>
+          <w:rFonts w:hint="eastAsia" w:asciiTheme="minorAscii" w:hAnsiTheme="minorAscii"/>
+          <w:lang w:val="en-US" w:eastAsia="zh-CN"/>
+        </w:rPr>
+        <w:br w:type="page"/>
+      </w:r>
+    </w:p>
+    <w:p>
+      <w:pPr>
+        <w:pStyle w:val="2"/>
+        <w:bidi w:val="0"/>
+        <w:jc w:val="center"/>
+        <w:rPr>
+          <w:rFonts w:hint="eastAsia"/>
+          <w:lang w:val="en-US" w:eastAsia="zh-CN"/>
+        </w:rPr>
+      </w:pPr>
+      <w:bookmarkStart w:id="9" w:name="_Toc30539"/>
+      <w:r>
+        <w:rPr>
+          <w:rFonts w:hint="eastAsia"/>
+          <w:lang w:val="en-US" w:eastAsia="zh-CN"/>
+        </w:rPr>
+        <w:t>多存档</w:t>
+      </w:r>
+      <w:bookmarkEnd w:id="9"/>
+    </w:p>
+    <w:p>
+      <w:pPr>
+        <w:rPr>
           <w:rFonts w:hint="default" w:asciiTheme="minorAscii" w:hAnsiTheme="minorAscii"/>
         </w:rPr>
       </w:pPr>
@@ -821,9 +4761,82 @@
     <w:p>
       <w:pPr>
         <w:rPr>
+          <w:rFonts w:hint="eastAsia" w:asciiTheme="minorAscii" w:hAnsiTheme="minorAscii"/>
+          <w:lang w:val="en-US" w:eastAsia="zh-CN"/>
+        </w:rPr>
+      </w:pPr>
+      <w:r>
+        <w:rPr>
+          <w:rFonts w:hint="eastAsia" w:asciiTheme="minorAscii" w:hAnsiTheme="minorAscii"/>
+          <w:lang w:val="en-US" w:eastAsia="zh-CN"/>
+        </w:rPr>
+        <w:br w:type="page"/>
+      </w:r>
+    </w:p>
+    <w:p>
+      <w:pPr>
+        <w:pStyle w:val="2"/>
+        <w:bidi w:val="0"/>
+        <w:jc w:val="center"/>
+        <w:rPr>
+          <w:rFonts w:hint="default"/>
+          <w:lang w:val="en-US" w:eastAsia="zh-CN"/>
+        </w:rPr>
+      </w:pPr>
+      <w:bookmarkStart w:id="10" w:name="_Toc6018"/>
+      <w:r>
+        <w:rPr>
+          <w:rFonts w:hint="eastAsia"/>
+          <w:lang w:val="en-US" w:eastAsia="zh-CN"/>
+        </w:rPr>
+        <w:t>增加新功能时不破坏旧存档</w:t>
+      </w:r>
+      <w:bookmarkEnd w:id="10"/>
+    </w:p>
+    <w:p>
+      <w:pPr>
+        <w:rPr>
+          <w:rFonts w:hint="eastAsia" w:asciiTheme="minorAscii" w:hAnsiTheme="minorAscii"/>
+          <w:lang w:val="en-US" w:eastAsia="zh-CN"/>
+        </w:rPr>
+      </w:pPr>
+      <w:r>
+        <w:rPr>
+          <w:rFonts w:hint="eastAsia" w:asciiTheme="minorAscii" w:hAnsiTheme="minorAscii"/>
+          <w:lang w:val="en-US" w:eastAsia="zh-CN"/>
+        </w:rPr>
+        <w:t>给出一种设计思想。</w:t>
+      </w:r>
+    </w:p>
+    <w:p>
+      <w:pPr>
+        <w:rPr>
           <w:rFonts w:hint="default" w:asciiTheme="minorAscii" w:hAnsiTheme="minorAscii"/>
-        </w:rPr>
-      </w:pPr>
+          <w:lang w:val="en-US" w:eastAsia="zh-CN"/>
+        </w:rPr>
+      </w:pPr>
+      <w:r>
+        <w:rPr>
+          <w:rFonts w:hint="eastAsia" w:asciiTheme="minorAscii" w:hAnsiTheme="minorAscii"/>
+          <w:lang w:val="en-US" w:eastAsia="zh-CN"/>
+        </w:rPr>
+        <w:t>我们可以创建多种存档：战斗存档、战绩存档、游戏存档（全局性质）。</w:t>
+      </w:r>
+    </w:p>
+    <w:p>
+      <w:pPr>
+        <w:rPr>
+          <w:rFonts w:hint="default" w:asciiTheme="minorAscii" w:hAnsiTheme="minorAscii" w:eastAsiaTheme="minorEastAsia"/>
+          <w:lang w:val="en-US" w:eastAsia="zh-CN"/>
+        </w:rPr>
+      </w:pPr>
+      <w:r>
+        <w:rPr>
+          <w:rFonts w:hint="eastAsia" w:asciiTheme="minorAscii" w:hAnsiTheme="minorAscii"/>
+          <w:lang w:val="en-US" w:eastAsia="zh-CN"/>
+        </w:rPr>
+        <w:t>在游戏存档中，把游戏相关的所有全局的内容都放到这里，如系统设置、音乐音量float、音效音量float、累计击杀、成就等。</w:t>
+      </w:r>
     </w:p>
     <w:p>
       <w:pPr>
@@ -831,53 +4844,282 @@
           <w:rFonts w:hint="default" w:asciiTheme="minorAscii" w:hAnsiTheme="minorAscii"/>
         </w:rPr>
       </w:pPr>
-    </w:p>
-    <w:p>
-      <w:pPr>
+      <w:r>
+        <w:drawing>
+          <wp:inline distT="0" distB="0" distL="114300" distR="114300">
+            <wp:extent cx="2538095" cy="5395595"/>
+            <wp:effectExtent l="0" t="0" r="5080" b="5080"/>
+            <wp:docPr id="25" name="图片 6"/>
+            <wp:cNvGraphicFramePr>
+              <a:graphicFrameLocks xmlns:a="http://schemas.openxmlformats.org/drawingml/2006/main" noChangeAspect="1"/>
+            </wp:cNvGraphicFramePr>
+            <a:graphic xmlns:a="http://schemas.openxmlformats.org/drawingml/2006/main">
+              <a:graphicData uri="http://schemas.openxmlformats.org/drawingml/2006/picture">
+                <pic:pic xmlns:pic="http://schemas.openxmlformats.org/drawingml/2006/picture">
+                  <pic:nvPicPr>
+                    <pic:cNvPr id="25" name="图片 6"/>
+                    <pic:cNvPicPr>
+                      <a:picLocks noChangeAspect="1"/>
+                    </pic:cNvPicPr>
+                  </pic:nvPicPr>
+                  <pic:blipFill>
+                    <a:blip r:embed="rId28"/>
+                    <a:stretch>
+                      <a:fillRect/>
+                    </a:stretch>
+                  </pic:blipFill>
+                  <pic:spPr>
+                    <a:xfrm>
+                      <a:off x="0" y="0"/>
+                      <a:ext cx="2538095" cy="5395595"/>
+                    </a:xfrm>
+                    <a:prstGeom prst="rect">
+                      <a:avLst/>
+                    </a:prstGeom>
+                    <a:noFill/>
+                    <a:ln>
+                      <a:noFill/>
+                    </a:ln>
+                  </pic:spPr>
+                </pic:pic>
+              </a:graphicData>
+            </a:graphic>
+          </wp:inline>
+        </w:drawing>
+      </w:r>
+      <w:r>
+        <w:drawing>
+          <wp:inline distT="0" distB="0" distL="114300" distR="114300">
+            <wp:extent cx="2581910" cy="3637280"/>
+            <wp:effectExtent l="0" t="0" r="8890" b="1270"/>
+            <wp:docPr id="27" name="图片 8"/>
+            <wp:cNvGraphicFramePr>
+              <a:graphicFrameLocks xmlns:a="http://schemas.openxmlformats.org/drawingml/2006/main" noChangeAspect="1"/>
+            </wp:cNvGraphicFramePr>
+            <a:graphic xmlns:a="http://schemas.openxmlformats.org/drawingml/2006/main">
+              <a:graphicData uri="http://schemas.openxmlformats.org/drawingml/2006/picture">
+                <pic:pic xmlns:pic="http://schemas.openxmlformats.org/drawingml/2006/picture">
+                  <pic:nvPicPr>
+                    <pic:cNvPr id="27" name="图片 8"/>
+                    <pic:cNvPicPr>
+                      <a:picLocks noChangeAspect="1"/>
+                    </pic:cNvPicPr>
+                  </pic:nvPicPr>
+                  <pic:blipFill>
+                    <a:blip r:embed="rId29"/>
+                    <a:stretch>
+                      <a:fillRect/>
+                    </a:stretch>
+                  </pic:blipFill>
+                  <pic:spPr>
+                    <a:xfrm>
+                      <a:off x="0" y="0"/>
+                      <a:ext cx="2581910" cy="3637280"/>
+                    </a:xfrm>
+                    <a:prstGeom prst="rect">
+                      <a:avLst/>
+                    </a:prstGeom>
+                    <a:noFill/>
+                    <a:ln>
+                      <a:noFill/>
+                    </a:ln>
+                  </pic:spPr>
+                </pic:pic>
+              </a:graphicData>
+            </a:graphic>
+          </wp:inline>
+        </w:drawing>
+      </w:r>
+    </w:p>
+    <w:p>
+      <w:pPr>
+        <w:keepNext w:val="0"/>
+        <w:keepLines w:val="0"/>
+        <w:pageBreakBefore w:val="0"/>
+        <w:widowControl w:val="0"/>
+        <w:kinsoku/>
+        <w:wordWrap/>
+        <w:overflowPunct/>
+        <w:topLinePunct w:val="0"/>
+        <w:autoSpaceDE/>
+        <w:autoSpaceDN/>
+        <w:bidi w:val="0"/>
+        <w:adjustRightInd/>
+        <w:snapToGrid/>
+        <w:ind w:firstLine="420" w:firstLineChars="200"/>
+        <w:textAlignment w:val="auto"/>
+        <w:rPr>
+          <w:rFonts w:hint="eastAsia" w:asciiTheme="minorAscii" w:hAnsiTheme="minorAscii"/>
+          <w:lang w:val="en-US" w:eastAsia="zh-CN"/>
+        </w:rPr>
+      </w:pPr>
+      <w:r>
+        <w:rPr>
+          <w:rFonts w:hint="eastAsia" w:asciiTheme="minorAscii" w:hAnsiTheme="minorAscii"/>
+          <w:lang w:val="en-US" w:eastAsia="zh-CN"/>
+        </w:rPr>
+        <w:t>还有战斗存档和战绩存档。</w:t>
+      </w:r>
+    </w:p>
+    <w:p>
+      <w:pPr>
+        <w:keepNext w:val="0"/>
+        <w:keepLines w:val="0"/>
+        <w:pageBreakBefore w:val="0"/>
+        <w:widowControl w:val="0"/>
+        <w:kinsoku/>
+        <w:wordWrap/>
+        <w:overflowPunct/>
+        <w:topLinePunct w:val="0"/>
+        <w:autoSpaceDE/>
+        <w:autoSpaceDN/>
+        <w:bidi w:val="0"/>
+        <w:adjustRightInd/>
+        <w:snapToGrid/>
+        <w:ind w:firstLine="420" w:firstLineChars="200"/>
+        <w:textAlignment w:val="auto"/>
+        <w:rPr>
+          <w:rFonts w:hint="default" w:asciiTheme="minorAscii" w:hAnsiTheme="minorAscii" w:eastAsiaTheme="minorEastAsia"/>
+          <w:lang w:val="en-US" w:eastAsia="zh-CN"/>
+        </w:rPr>
+      </w:pPr>
+      <w:r>
+        <w:rPr>
+          <w:rFonts w:hint="eastAsia" w:asciiTheme="minorAscii" w:hAnsiTheme="minorAscii"/>
+          <w:lang w:val="en-US" w:eastAsia="zh-CN"/>
+        </w:rPr>
+        <w:t>战斗存档：一般是用于继续游戏用。当我们需要在游戏中间进入游戏时，保存的对应数据。当一场战斗打完后，可以将这个存档删掉，将其保存到战绩存档里面。</w:t>
+      </w:r>
+    </w:p>
+    <w:p>
+      <w:pPr>
+        <w:keepNext w:val="0"/>
+        <w:keepLines w:val="0"/>
+        <w:pageBreakBefore w:val="0"/>
+        <w:widowControl w:val="0"/>
+        <w:kinsoku/>
+        <w:wordWrap/>
+        <w:overflowPunct/>
+        <w:topLinePunct w:val="0"/>
+        <w:autoSpaceDE/>
+        <w:autoSpaceDN/>
+        <w:bidi w:val="0"/>
+        <w:adjustRightInd/>
+        <w:snapToGrid/>
+        <w:ind w:firstLine="420" w:firstLineChars="200"/>
+        <w:textAlignment w:val="auto"/>
+        <w:rPr>
+          <w:rFonts w:hint="eastAsia" w:asciiTheme="minorAscii" w:hAnsiTheme="minorAscii"/>
+          <w:lang w:val="en-US" w:eastAsia="zh-CN"/>
+        </w:rPr>
+      </w:pPr>
+      <w:r>
+        <w:rPr>
+          <w:rFonts w:hint="eastAsia" w:asciiTheme="minorAscii" w:hAnsiTheme="minorAscii"/>
+          <w:lang w:val="en-US" w:eastAsia="zh-CN"/>
+        </w:rPr>
+        <w:t>战绩存档：首先，我们如果打完一局，将这一局的信息保存为一个文件，那么当局数多的时候，文件数量会非常多，不利于下载上传。所以战绩存档最好就一个文件。</w:t>
+      </w:r>
+    </w:p>
+    <w:p>
+      <w:pPr>
+        <w:keepNext w:val="0"/>
+        <w:keepLines w:val="0"/>
+        <w:pageBreakBefore w:val="0"/>
+        <w:widowControl w:val="0"/>
+        <w:kinsoku/>
+        <w:wordWrap/>
+        <w:overflowPunct/>
+        <w:topLinePunct w:val="0"/>
+        <w:autoSpaceDE/>
+        <w:autoSpaceDN/>
+        <w:bidi w:val="0"/>
+        <w:adjustRightInd/>
+        <w:snapToGrid/>
+        <w:ind w:firstLine="420" w:firstLineChars="200"/>
+        <w:textAlignment w:val="auto"/>
         <w:rPr>
           <w:rFonts w:hint="default" w:asciiTheme="minorAscii" w:hAnsiTheme="minorAscii"/>
         </w:rPr>
       </w:pPr>
-    </w:p>
-    <w:p>
-      <w:pPr>
+      <w:r>
+        <w:rPr>
+          <w:rFonts w:hint="eastAsia" w:asciiTheme="minorAscii" w:hAnsiTheme="minorAscii"/>
+          <w:lang w:val="en-US" w:eastAsia="zh-CN"/>
+        </w:rPr>
+        <w:t>其实关键的是，游戏存档这个东西，一旦确定好了之后，尽量只做增量更新，尽量不修改旧的。（int32改成int64是没问题的，但还是尽量别改吧）无论是SaveGame，还是结构体，都不建议修改，可能会出现打包失败的现象。</w:t>
+      </w:r>
+    </w:p>
+    <w:p>
+      <w:pPr>
+        <w:rPr>
+          <w:rFonts w:hint="eastAsia" w:asciiTheme="minorAscii" w:hAnsiTheme="minorAscii"/>
+          <w:lang w:val="en-US" w:eastAsia="zh-CN"/>
+        </w:rPr>
+      </w:pPr>
+      <w:r>
+        <w:rPr>
+          <w:rFonts w:hint="eastAsia" w:asciiTheme="minorAscii" w:hAnsiTheme="minorAscii"/>
+          <w:lang w:val="en-US" w:eastAsia="zh-CN"/>
+        </w:rPr>
+        <w:br w:type="page"/>
+      </w:r>
+    </w:p>
+    <w:p>
+      <w:pPr>
+        <w:pStyle w:val="2"/>
+        <w:bidi w:val="0"/>
+        <w:jc w:val="center"/>
+        <w:rPr>
+          <w:rFonts w:hint="eastAsia"/>
+          <w:lang w:val="en-US" w:eastAsia="zh-CN"/>
+        </w:rPr>
+      </w:pPr>
+      <w:bookmarkStart w:id="11" w:name="_Toc29320"/>
+      <w:r>
+        <w:rPr>
+          <w:rFonts w:hint="eastAsia"/>
+          <w:lang w:val="en-US" w:eastAsia="zh-CN"/>
+        </w:rPr>
+        <w:t>建议</w:t>
+      </w:r>
+      <w:bookmarkEnd w:id="11"/>
+    </w:p>
+    <w:p>
+      <w:pPr>
+        <w:keepNext w:val="0"/>
+        <w:keepLines w:val="0"/>
+        <w:pageBreakBefore w:val="0"/>
+        <w:widowControl w:val="0"/>
+        <w:kinsoku/>
+        <w:wordWrap/>
+        <w:overflowPunct/>
+        <w:topLinePunct w:val="0"/>
+        <w:autoSpaceDE/>
+        <w:autoSpaceDN/>
+        <w:bidi w:val="0"/>
+        <w:adjustRightInd/>
+        <w:snapToGrid/>
+        <w:ind w:firstLine="420" w:firstLineChars="200"/>
+        <w:textAlignment w:val="auto"/>
         <w:rPr>
           <w:rFonts w:hint="default" w:asciiTheme="minorAscii" w:hAnsiTheme="minorAscii"/>
-        </w:rPr>
-      </w:pPr>
-    </w:p>
-    <w:p>
-      <w:pPr>
-        <w:rPr>
-          <w:rFonts w:hint="default" w:asciiTheme="minorAscii" w:hAnsiTheme="minorAscii"/>
-        </w:rPr>
-      </w:pPr>
-    </w:p>
-    <w:p>
-      <w:pPr>
-        <w:rPr>
-          <w:rFonts w:hint="default" w:asciiTheme="minorAscii" w:hAnsiTheme="minorAscii"/>
-        </w:rPr>
-      </w:pPr>
-    </w:p>
-    <w:p>
-      <w:pPr>
-        <w:rPr>
-          <w:rFonts w:hint="default" w:asciiTheme="minorAscii" w:hAnsiTheme="minorAscii"/>
-        </w:rPr>
-      </w:pPr>
-    </w:p>
-    <w:p>
-      <w:pPr>
-        <w:rPr>
-          <w:rFonts w:hint="default" w:asciiTheme="minorAscii" w:hAnsiTheme="minorAscii"/>
-        </w:rPr>
-      </w:pPr>
-    </w:p>
-    <w:p>
-      <w:pPr>
-        <w:rPr>
-          <w:rFonts w:hint="default" w:asciiTheme="minorAscii" w:hAnsiTheme="minorAscii"/>
+          <w:lang w:val="en-US" w:eastAsia="zh-CN"/>
+        </w:rPr>
+      </w:pPr>
+      <w:r>
+        <w:rPr>
+          <w:rFonts w:hint="eastAsia" w:asciiTheme="minorAscii" w:hAnsiTheme="minorAscii"/>
+          <w:lang w:val="en-US" w:eastAsia="zh-CN"/>
+        </w:rPr>
+        <w:t>在玩家第一次玩的时候，建议给一个初始化存档，用于初始化设置等。</w:t>
+      </w:r>
+    </w:p>
+    <w:p>
+      <w:pPr>
+        <w:rPr>
+          <w:rFonts w:hint="eastAsia"/>
+          <w:lang w:val="en-US" w:eastAsia="zh-CN"/>
         </w:rPr>
       </w:pPr>
     </w:p>
@@ -1044,13 +5286,237 @@
       </w:pPr>
     </w:p>
     <w:sectPr>
+      <w:footerReference r:id="rId3" w:type="default"/>
       <w:pgSz w:w="11906" w:h="16838"/>
       <w:pgMar w:top="1440" w:right="1800" w:bottom="1440" w:left="1800" w:header="851" w:footer="992" w:gutter="0"/>
+      <w:pgNumType w:fmt="decimal"/>
       <w:cols w:space="425" w:num="1"/>
       <w:docGrid w:type="lines" w:linePitch="312" w:charSpace="0"/>
     </w:sectPr>
   </w:body>
 </w:document>
+</file>
+
+<file path=word/footer1.xml><?xml version="1.0" encoding="utf-8"?>
+<w:ftr xmlns:wpc="http://schemas.microsoft.com/office/word/2010/wordprocessingCanvas" xmlns:mc="http://schemas.openxmlformats.org/markup-compatibility/2006" xmlns:o="urn:schemas-microsoft-com:office:office" xmlns:r="http://schemas.openxmlformats.org/officeDocument/2006/relationships" xmlns:m="http://schemas.openxmlformats.org/officeDocument/2006/math" xmlns:v="urn:schemas-microsoft-com:vml" xmlns:wp14="http://schemas.microsoft.com/office/word/2010/wordprocessingDrawing" xmlns:wp="http://schemas.openxmlformats.org/drawingml/2006/wordprocessingDrawing" xmlns:w10="urn:schemas-microsoft-com:office:word" xmlns:w="http://schemas.openxmlformats.org/wordprocessingml/2006/main" xmlns:w14="http://schemas.microsoft.com/office/word/2010/wordml" xmlns:w15="http://schemas.microsoft.com/office/word/2012/wordml" xmlns:wpg="http://schemas.microsoft.com/office/word/2010/wordprocessingGroup" xmlns:wpi="http://schemas.microsoft.com/office/word/2010/wordprocessingInk" xmlns:wne="http://schemas.microsoft.com/office/word/2006/wordml" xmlns:wps="http://schemas.microsoft.com/office/word/2010/wordprocessingShape" xmlns:wpsCustomData="http://www.wps.cn/officeDocument/2013/wpsCustomData" mc:Ignorable="w14 w15 wp14">
+  <w:p>
+    <w:pPr>
+      <w:pStyle w:val="5"/>
+    </w:pPr>
+    <w:r>
+      <w:rPr>
+        <w:sz w:val="18"/>
+      </w:rPr>
+      <mc:AlternateContent>
+        <mc:Choice Requires="wps">
+          <w:drawing>
+            <wp:anchor distT="0" distB="0" distL="114300" distR="114300" simplePos="0" relativeHeight="251659264" behindDoc="0" locked="0" layoutInCell="1" allowOverlap="1">
+              <wp:simplePos x="0" y="0"/>
+              <wp:positionH relativeFrom="margin">
+                <wp:align>outside</wp:align>
+              </wp:positionH>
+              <wp:positionV relativeFrom="paragraph">
+                <wp:posOffset>0</wp:posOffset>
+              </wp:positionV>
+              <wp:extent cx="1828800" cy="1828800"/>
+              <wp:effectExtent l="0" t="0" r="0" b="0"/>
+              <wp:wrapNone/>
+              <wp:docPr id="13" name="文本框 13"/>
+              <wp:cNvGraphicFramePr/>
+              <a:graphic xmlns:a="http://schemas.openxmlformats.org/drawingml/2006/main">
+                <a:graphicData uri="http://schemas.microsoft.com/office/word/2010/wordprocessingShape">
+                  <wps:wsp>
+                    <wps:cNvSpPr txBox="1"/>
+                    <wps:spPr>
+                      <a:xfrm>
+                        <a:off x="0" y="0"/>
+                        <a:ext cx="1828800" cy="1828800"/>
+                      </a:xfrm>
+                      <a:prstGeom prst="rect">
+                        <a:avLst/>
+                      </a:prstGeom>
+                      <a:noFill/>
+                      <a:ln w="6350">
+                        <a:noFill/>
+                      </a:ln>
+                      <a:extLst>
+                        <a:ext uri="{909E8E84-426E-40DD-AFC4-6F175D3DCCD1}">
+                          <a14:hiddenFill xmlns:a14="http://schemas.microsoft.com/office/drawing/2010/main">
+                            <a:solidFill>
+                              <a:schemeClr val="lt1"/>
+                            </a:solidFill>
+                          </a14:hiddenFill>
+                        </a:ext>
+                        <a:ext uri="{91240B29-F687-4F45-9708-019B960494DF}">
+                          <a14:hiddenLine xmlns:a14="http://schemas.microsoft.com/office/drawing/2010/main" w="6350">
+                            <a:solidFill>
+                              <a:prstClr val="black"/>
+                            </a:solidFill>
+                          </a14:hiddenLine>
+                        </a:ext>
+                      </a:extLst>
+                    </wps:spPr>
+                    <wps:style>
+                      <a:lnRef idx="0">
+                        <a:schemeClr val="accent1"/>
+                      </a:lnRef>
+                      <a:fillRef idx="0">
+                        <a:schemeClr val="accent1"/>
+                      </a:fillRef>
+                      <a:effectRef idx="0">
+                        <a:schemeClr val="accent1"/>
+                      </a:effectRef>
+                      <a:fontRef idx="minor">
+                        <a:schemeClr val="dk1"/>
+                      </a:fontRef>
+                    </wps:style>
+                    <wps:txbx>
+                      <w:txbxContent>
+                        <w:p>
+                          <w:pPr>
+                            <w:pStyle w:val="5"/>
+                            <w:rPr>
+                              <w:sz w:val="32"/>
+                              <w:szCs w:val="32"/>
+                            </w:rPr>
+                          </w:pPr>
+                          <w:r>
+                            <w:rPr>
+                              <w:sz w:val="32"/>
+                              <w:szCs w:val="32"/>
+                            </w:rPr>
+                            <w:t xml:space="preserve">— </w:t>
+                          </w:r>
+                          <w:r>
+                            <w:rPr>
+                              <w:sz w:val="32"/>
+                              <w:szCs w:val="32"/>
+                            </w:rPr>
+                            <w:fldChar w:fldCharType="begin"/>
+                          </w:r>
+                          <w:r>
+                            <w:rPr>
+                              <w:sz w:val="32"/>
+                              <w:szCs w:val="32"/>
+                            </w:rPr>
+                            <w:instrText xml:space="preserve"> PAGE  \* MERGEFORMAT </w:instrText>
+                          </w:r>
+                          <w:r>
+                            <w:rPr>
+                              <w:sz w:val="32"/>
+                              <w:szCs w:val="32"/>
+                            </w:rPr>
+                            <w:fldChar w:fldCharType="separate"/>
+                          </w:r>
+                          <w:r>
+                            <w:rPr>
+                              <w:sz w:val="32"/>
+                              <w:szCs w:val="32"/>
+                            </w:rPr>
+                            <w:t>1</w:t>
+                          </w:r>
+                          <w:r>
+                            <w:rPr>
+                              <w:sz w:val="32"/>
+                              <w:szCs w:val="32"/>
+                            </w:rPr>
+                            <w:fldChar w:fldCharType="end"/>
+                          </w:r>
+                          <w:r>
+                            <w:rPr>
+                              <w:sz w:val="32"/>
+                              <w:szCs w:val="32"/>
+                            </w:rPr>
+                            <w:t xml:space="preserve"> —</w:t>
+                          </w:r>
+                        </w:p>
+                      </w:txbxContent>
+                    </wps:txbx>
+                    <wps:bodyPr rot="0" spcFirstLastPara="0" vertOverflow="overflow" horzOverflow="overflow" vert="horz" wrap="none" lIns="0" tIns="0" rIns="0" bIns="0" numCol="1" spcCol="0" rtlCol="0" fromWordArt="0" anchor="t" anchorCtr="0" forceAA="0" upright="0" compatLnSpc="1">
+                      <a:spAutoFit/>
+                    </wps:bodyPr>
+                  </wps:wsp>
+                </a:graphicData>
+              </a:graphic>
+            </wp:anchor>
+          </w:drawing>
+        </mc:Choice>
+        <mc:Fallback>
+          <w:pict>
+            <v:shape id="_x0000_s1026" o:spid="_x0000_s1026" o:spt="202" type="#_x0000_t202" style="position:absolute;left:0pt;margin-top:0pt;height:144pt;width:144pt;mso-position-horizontal:outside;mso-position-horizontal-relative:margin;mso-wrap-style:none;z-index:251659264;mso-width-relative:page;mso-height-relative:page;" filled="f" stroked="f" coordsize="21600,21600" o:gfxdata="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">
+              <v:fill on="f" focussize="0,0"/>
+              <v:stroke on="f" weight="0.5pt"/>
+              <v:imagedata o:title=""/>
+              <o:lock v:ext="edit" aspectratio="f"/>
+              <v:textbox inset="0mm,0mm,0mm,0mm" style="mso-fit-shape-to-text:t;">
+                <w:txbxContent>
+                  <w:p>
+                    <w:pPr>
+                      <w:pStyle w:val="5"/>
+                      <w:rPr>
+                        <w:sz w:val="32"/>
+                        <w:szCs w:val="32"/>
+                      </w:rPr>
+                    </w:pPr>
+                    <w:r>
+                      <w:rPr>
+                        <w:sz w:val="32"/>
+                        <w:szCs w:val="32"/>
+                      </w:rPr>
+                      <w:t xml:space="preserve">— </w:t>
+                    </w:r>
+                    <w:r>
+                      <w:rPr>
+                        <w:sz w:val="32"/>
+                        <w:szCs w:val="32"/>
+                      </w:rPr>
+                      <w:fldChar w:fldCharType="begin"/>
+                    </w:r>
+                    <w:r>
+                      <w:rPr>
+                        <w:sz w:val="32"/>
+                        <w:szCs w:val="32"/>
+                      </w:rPr>
+                      <w:instrText xml:space="preserve"> PAGE  \* MERGEFORMAT </w:instrText>
+                    </w:r>
+                    <w:r>
+                      <w:rPr>
+                        <w:sz w:val="32"/>
+                        <w:szCs w:val="32"/>
+                      </w:rPr>
+                      <w:fldChar w:fldCharType="separate"/>
+                    </w:r>
+                    <w:r>
+                      <w:rPr>
+                        <w:sz w:val="32"/>
+                        <w:szCs w:val="32"/>
+                      </w:rPr>
+                      <w:t>1</w:t>
+                    </w:r>
+                    <w:r>
+                      <w:rPr>
+                        <w:sz w:val="32"/>
+                        <w:szCs w:val="32"/>
+                      </w:rPr>
+                      <w:fldChar w:fldCharType="end"/>
+                    </w:r>
+                    <w:r>
+                      <w:rPr>
+                        <w:sz w:val="32"/>
+                        <w:szCs w:val="32"/>
+                      </w:rPr>
+                      <w:t xml:space="preserve"> —</w:t>
+                    </w:r>
+                  </w:p>
+                </w:txbxContent>
+              </v:textbox>
+            </v:shape>
+          </w:pict>
+        </mc:Fallback>
+      </mc:AlternateContent>
+    </w:r>
+  </w:p>
+</w:ftr>
 </file>
 
 <file path=word/styles.xml><?xml version="1.0" encoding="utf-8"?>
@@ -1067,7 +5533,7 @@
     <w:lsdException w:qFormat="1" w:unhideWhenUsed="0" w:uiPriority="0" w:semiHidden="0" w:name="Normal"/>
     <w:lsdException w:qFormat="1" w:unhideWhenUsed="0" w:uiPriority="0" w:semiHidden="0" w:name="heading 1"/>
     <w:lsdException w:qFormat="1" w:uiPriority="0" w:semiHidden="0" w:name="heading 2"/>
-    <w:lsdException w:qFormat="1" w:uiPriority="0" w:name="heading 3"/>
+    <w:lsdException w:qFormat="1" w:uiPriority="0" w:semiHidden="0" w:name="heading 3"/>
     <w:lsdException w:qFormat="1" w:uiPriority="0" w:name="heading 4"/>
     <w:lsdException w:qFormat="1" w:uiPriority="0" w:name="heading 5"/>
     <w:lsdException w:qFormat="1" w:uiPriority="0" w:name="heading 6"/>
@@ -1083,8 +5549,8 @@
     <w:lsdException w:unhideWhenUsed="0" w:uiPriority="0" w:semiHidden="0" w:name="index 7"/>
     <w:lsdException w:unhideWhenUsed="0" w:uiPriority="0" w:semiHidden="0" w:name="index 8"/>
     <w:lsdException w:unhideWhenUsed="0" w:uiPriority="0" w:semiHidden="0" w:name="index 9"/>
-    <w:lsdException w:unhideWhenUsed="0" w:uiPriority="0" w:semiHidden="0" w:name="toc 1"/>
-    <w:lsdException w:unhideWhenUsed="0" w:uiPriority="0" w:semiHidden="0" w:name="toc 2"/>
+    <w:lsdException w:qFormat="1" w:unhideWhenUsed="0" w:uiPriority="0" w:semiHidden="0" w:name="toc 1"/>
+    <w:lsdException w:qFormat="1" w:unhideWhenUsed="0" w:uiPriority="0" w:semiHidden="0" w:name="toc 2"/>
     <w:lsdException w:unhideWhenUsed="0" w:uiPriority="0" w:semiHidden="0" w:name="toc 3"/>
     <w:lsdException w:unhideWhenUsed="0" w:uiPriority="0" w:semiHidden="0" w:name="toc 4"/>
     <w:lsdException w:unhideWhenUsed="0" w:uiPriority="0" w:semiHidden="0" w:name="toc 5"/>
@@ -1129,7 +5595,7 @@
     <w:lsdException w:qFormat="1" w:unhideWhenUsed="0" w:uiPriority="0" w:semiHidden="0" w:name="Title"/>
     <w:lsdException w:unhideWhenUsed="0" w:uiPriority="0" w:semiHidden="0" w:name="Closing"/>
     <w:lsdException w:unhideWhenUsed="0" w:uiPriority="0" w:semiHidden="0" w:name="Signature"/>
-    <w:lsdException w:unhideWhenUsed="0" w:uiPriority="0" w:name="Default Paragraph Font"/>
+    <w:lsdException w:qFormat="1" w:unhideWhenUsed="0" w:uiPriority="0" w:name="Default Paragraph Font"/>
     <w:lsdException w:unhideWhenUsed="0" w:uiPriority="0" w:semiHidden="0" w:name="Body Text"/>
     <w:lsdException w:unhideWhenUsed="0" w:uiPriority="0" w:semiHidden="0" w:name="Body Text Indent"/>
     <w:lsdException w:unhideWhenUsed="0" w:uiPriority="0" w:semiHidden="0" w:name="List Continue"/>
@@ -1149,8 +5615,8 @@
     <w:lsdException w:unhideWhenUsed="0" w:uiPriority="0" w:semiHidden="0" w:name="Body Text Indent 2"/>
     <w:lsdException w:unhideWhenUsed="0" w:uiPriority="0" w:semiHidden="0" w:name="Body Text Indent 3"/>
     <w:lsdException w:unhideWhenUsed="0" w:uiPriority="0" w:semiHidden="0" w:name="Block Text"/>
-    <w:lsdException w:unhideWhenUsed="0" w:uiPriority="0" w:semiHidden="0" w:name="Hyperlink"/>
-    <w:lsdException w:unhideWhenUsed="0" w:uiPriority="0" w:semiHidden="0" w:name="FollowedHyperlink"/>
+    <w:lsdException w:qFormat="1" w:unhideWhenUsed="0" w:uiPriority="0" w:semiHidden="0" w:name="Hyperlink"/>
+    <w:lsdException w:qFormat="1" w:unhideWhenUsed="0" w:uiPriority="0" w:semiHidden="0" w:name="FollowedHyperlink"/>
     <w:lsdException w:qFormat="1" w:unhideWhenUsed="0" w:uiPriority="0" w:semiHidden="0" w:name="Strong"/>
     <w:lsdException w:qFormat="1" w:unhideWhenUsed="0" w:uiPriority="0" w:semiHidden="0" w:name="Emphasis"/>
     <w:lsdException w:unhideWhenUsed="0" w:uiPriority="0" w:semiHidden="0" w:name="Document Map"/>
@@ -1167,7 +5633,7 @@
     <w:lsdException w:unhideWhenUsed="0" w:uiPriority="0" w:semiHidden="0" w:name="HTML Sample"/>
     <w:lsdException w:unhideWhenUsed="0" w:uiPriority="0" w:semiHidden="0" w:name="HTML Typewriter"/>
     <w:lsdException w:unhideWhenUsed="0" w:uiPriority="0" w:semiHidden="0" w:name="HTML Variable"/>
-    <w:lsdException w:unhideWhenUsed="0" w:uiPriority="0" w:name="Normal Table"/>
+    <w:lsdException w:qFormat="1" w:unhideWhenUsed="0" w:uiPriority="0" w:name="Normal Table"/>
     <w:lsdException w:unhideWhenUsed="0" w:uiPriority="0" w:semiHidden="0" w:name="annotation subject"/>
     <w:lsdException w:unhideWhenUsed="0" w:uiPriority="0" w:semiHidden="0" w:name="Table Simple 1"/>
     <w:lsdException w:unhideWhenUsed="0" w:uiPriority="0" w:semiHidden="0" w:name="Table Simple 2"/>
@@ -1330,6 +5796,24 @@
     </w:rPr>
   </w:style>
   <w:style w:type="paragraph" w:styleId="2">
+    <w:name w:val="heading 1"/>
+    <w:basedOn w:val="1"/>
+    <w:next w:val="1"/>
+    <w:qFormat/>
+    <w:uiPriority w:val="0"/>
+    <w:pPr>
+      <w:keepNext/>
+      <w:keepLines/>
+      <w:spacing w:before="340" w:beforeLines="0" w:beforeAutospacing="0" w:after="330" w:afterLines="0" w:afterAutospacing="0" w:line="576" w:lineRule="auto"/>
+      <w:outlineLvl w:val="0"/>
+    </w:pPr>
+    <w:rPr>
+      <w:b/>
+      <w:kern w:val="44"/>
+      <w:sz w:val="44"/>
+    </w:rPr>
+  </w:style>
+  <w:style w:type="paragraph" w:styleId="3">
     <w:name w:val="heading 2"/>
     <w:basedOn w:val="1"/>
     <w:next w:val="1"/>
@@ -1348,14 +5832,34 @@
       <w:sz w:val="32"/>
     </w:rPr>
   </w:style>
-  <w:style w:type="character" w:default="1" w:styleId="4">
+  <w:style w:type="paragraph" w:styleId="4">
+    <w:name w:val="heading 3"/>
+    <w:basedOn w:val="1"/>
+    <w:next w:val="1"/>
+    <w:unhideWhenUsed/>
+    <w:qFormat/>
+    <w:uiPriority w:val="0"/>
+    <w:pPr>
+      <w:keepNext/>
+      <w:keepLines/>
+      <w:spacing w:before="260" w:beforeLines="0" w:beforeAutospacing="0" w:after="260" w:afterLines="0" w:afterAutospacing="0" w:line="413" w:lineRule="auto"/>
+      <w:outlineLvl w:val="2"/>
+    </w:pPr>
+    <w:rPr>
+      <w:b/>
+      <w:sz w:val="32"/>
+    </w:rPr>
+  </w:style>
+  <w:style w:type="character" w:default="1" w:styleId="10">
     <w:name w:val="Default Paragraph Font"/>
     <w:semiHidden/>
+    <w:qFormat/>
     <w:uiPriority w:val="0"/>
   </w:style>
-  <w:style w:type="table" w:default="1" w:styleId="3">
+  <w:style w:type="table" w:default="1" w:styleId="9">
     <w:name w:val="Normal Table"/>
     <w:semiHidden/>
+    <w:qFormat/>
     <w:uiPriority w:val="0"/>
     <w:tblPr>
       <w:tblCellMar>
@@ -1366,9 +5870,77 @@
       </w:tblCellMar>
     </w:tblPr>
   </w:style>
-  <w:style w:type="character" w:styleId="5">
+  <w:style w:type="paragraph" w:styleId="5">
+    <w:name w:val="footer"/>
+    <w:basedOn w:val="1"/>
+    <w:uiPriority w:val="0"/>
+    <w:pPr>
+      <w:tabs>
+        <w:tab w:val="center" w:pos="4153"/>
+        <w:tab w:val="right" w:pos="8306"/>
+      </w:tabs>
+      <w:snapToGrid w:val="0"/>
+      <w:jc w:val="left"/>
+    </w:pPr>
+    <w:rPr>
+      <w:sz w:val="18"/>
+    </w:rPr>
+  </w:style>
+  <w:style w:type="paragraph" w:styleId="6">
+    <w:name w:val="header"/>
+    <w:basedOn w:val="1"/>
+    <w:uiPriority w:val="0"/>
+    <w:pPr>
+      <w:pBdr>
+        <w:top w:val="none" w:color="auto" w:sz="0" w:space="1"/>
+        <w:left w:val="none" w:color="auto" w:sz="0" w:space="4"/>
+        <w:bottom w:val="none" w:color="auto" w:sz="0" w:space="1"/>
+        <w:right w:val="none" w:color="auto" w:sz="0" w:space="4"/>
+      </w:pBdr>
+      <w:tabs>
+        <w:tab w:val="center" w:pos="4153"/>
+        <w:tab w:val="right" w:pos="8306"/>
+      </w:tabs>
+      <w:snapToGrid w:val="0"/>
+      <w:spacing w:line="240" w:lineRule="auto"/>
+      <w:jc w:val="both"/>
+      <w:outlineLvl w:val="9"/>
+    </w:pPr>
+    <w:rPr>
+      <w:sz w:val="18"/>
+    </w:rPr>
+  </w:style>
+  <w:style w:type="paragraph" w:styleId="7">
+    <w:name w:val="toc 1"/>
+    <w:basedOn w:val="1"/>
+    <w:next w:val="1"/>
+    <w:qFormat/>
+    <w:uiPriority w:val="0"/>
+  </w:style>
+  <w:style w:type="paragraph" w:styleId="8">
+    <w:name w:val="toc 2"/>
+    <w:basedOn w:val="1"/>
+    <w:next w:val="1"/>
+    <w:qFormat/>
+    <w:uiPriority w:val="0"/>
+    <w:pPr>
+      <w:ind w:left="420" w:leftChars="200"/>
+    </w:pPr>
+  </w:style>
+  <w:style w:type="character" w:styleId="11">
+    <w:name w:val="FollowedHyperlink"/>
+    <w:basedOn w:val="10"/>
+    <w:qFormat/>
+    <w:uiPriority w:val="0"/>
+    <w:rPr>
+      <w:color w:val="800080"/>
+      <w:u w:val="single"/>
+    </w:rPr>
+  </w:style>
+  <w:style w:type="character" w:styleId="12">
     <w:name w:val="Hyperlink"/>
-    <w:basedOn w:val="4"/>
+    <w:basedOn w:val="10"/>
+    <w:qFormat/>
     <w:uiPriority w:val="0"/>
     <w:rPr>
       <w:color w:val="0000FF"/>
@@ -1623,4 +6195,21 @@
   </a:themeElements>
   <a:objectDefaults/>
 </a:theme>
+</file>
+
+<file path=customXml/item1.xml><?xml version="1.0" encoding="utf-8"?>
+<s:customData xmlns="http://www.wps.cn/officeDocument/2013/wpsCustomData" xmlns:s="http://www.wps.cn/officeDocument/2013/wpsCustomData">
+  <customSectProps/>
+  <customShpExts>
+    <customShpInfo spid="_x0000_s1026" textRotate="1"/>
+  </customShpExts>
+</s:customData>
+</file>
+
+<file path=customXml/itemProps1.xml><?xml version="1.0" encoding="utf-8"?>
+<ds:datastoreItem xmlns:ds="http://schemas.openxmlformats.org/officeDocument/2006/customXml" ds:itemID="{B1977F7D-205B-4081-913C-38D41E755F92}">
+  <ds:schemaRefs>
+    <ds:schemaRef ds:uri="http://www.wps.cn/officeDocument/2013/wpsCustomData"/>
+  </ds:schemaRefs>
+</ds:datastoreItem>
 </file>
--- a/4.游戏存档/游戏存档.docx
+++ b/4.游戏存档/游戏存档.docx
@@ -1415,8 +1415,6 @@
           <w:shd w:val="clear" w:fill="FFFFFF"/>
         </w:rPr>
       </w:pPr>
-      <w:bookmarkStart w:id="12" w:name="_GoBack"/>
-      <w:bookmarkEnd w:id="12"/>
     </w:p>
     <w:p>
       <w:pPr>
@@ -2236,7 +2234,7 @@
           <w:rFonts w:hint="eastAsia"/>
           <w:lang w:val="en-US" w:eastAsia="zh-CN"/>
         </w:rPr>
-        <w:t>正式启用</w:t>
+        <w:t>游戏存档基本逻辑</w:t>
       </w:r>
       <w:bookmarkEnd w:id="1"/>
     </w:p>
@@ -2329,22 +2327,6 @@
         </w:rPr>
         <w:t>同时创建一个文件夹命名为SaveGame，用于后续的使用</w:t>
       </w:r>
-    </w:p>
-    <w:p>
-      <w:pPr>
-        <w:rPr>
-          <w:rFonts w:hint="eastAsia"/>
-          <w:lang w:val="en-US" w:eastAsia="zh-CN"/>
-        </w:rPr>
-      </w:pPr>
-    </w:p>
-    <w:p>
-      <w:pPr>
-        <w:rPr>
-          <w:rFonts w:hint="default"/>
-          <w:lang w:val="en-US" w:eastAsia="zh-CN"/>
-        </w:rPr>
-      </w:pPr>
     </w:p>
     <w:p>
       <w:pPr>
@@ -4743,13 +4725,46 @@
         <w:t>多存档</w:t>
       </w:r>
       <w:bookmarkEnd w:id="9"/>
+      <w:bookmarkStart w:id="12" w:name="_GoBack"/>
+      <w:bookmarkEnd w:id="12"/>
+    </w:p>
+    <w:p>
+      <w:pPr>
+        <w:rPr>
+          <w:rFonts w:hint="eastAsia" w:asciiTheme="minorAscii" w:hAnsiTheme="minorAscii"/>
+          <w:lang w:val="en-US" w:eastAsia="zh-CN"/>
+        </w:rPr>
+      </w:pPr>
+      <w:r>
+        <w:rPr>
+          <w:rFonts w:hint="eastAsia" w:asciiTheme="minorAscii" w:hAnsiTheme="minorAscii"/>
+          <w:lang w:val="en-US" w:eastAsia="zh-CN"/>
+        </w:rPr>
+        <w:t>多存档的一个核心就是，我们需要把存档保存到一个位置.</w:t>
+      </w:r>
+    </w:p>
+    <w:p>
+      <w:pPr>
+        <w:rPr>
+          <w:rFonts w:hint="eastAsia" w:asciiTheme="minorAscii" w:hAnsiTheme="minorAscii"/>
+          <w:lang w:val="en-US" w:eastAsia="zh-CN"/>
+        </w:rPr>
+      </w:pPr>
     </w:p>
     <w:p>
       <w:pPr>
         <w:rPr>
           <w:rFonts w:hint="default" w:asciiTheme="minorAscii" w:hAnsiTheme="minorAscii"/>
-        </w:rPr>
-      </w:pPr>
+          <w:lang w:val="en-US" w:eastAsia="zh-CN"/>
+        </w:rPr>
+      </w:pPr>
+      <w:r>
+        <w:rPr>
+          <w:rFonts w:hint="eastAsia" w:asciiTheme="minorAscii" w:hAnsiTheme="minorAscii"/>
+          <w:lang w:val="en-US" w:eastAsia="zh-CN"/>
+        </w:rPr>
+        <w:t>首先，我们的</w:t>
+      </w:r>
     </w:p>
     <w:p>
       <w:pPr>
@@ -4796,16 +4811,31 @@
     <w:p>
       <w:pPr>
         <w:rPr>
-          <w:rFonts w:hint="eastAsia" w:asciiTheme="minorAscii" w:hAnsiTheme="minorAscii"/>
-          <w:lang w:val="en-US" w:eastAsia="zh-CN"/>
-        </w:rPr>
-      </w:pPr>
-      <w:r>
-        <w:rPr>
-          <w:rFonts w:hint="eastAsia" w:asciiTheme="minorAscii" w:hAnsiTheme="minorAscii"/>
-          <w:lang w:val="en-US" w:eastAsia="zh-CN"/>
-        </w:rPr>
-        <w:t>给出一种设计思想。</w:t>
+          <w:rFonts w:hint="default" w:asciiTheme="minorAscii" w:hAnsiTheme="minorAscii"/>
+          <w:lang w:val="en-US" w:eastAsia="zh-CN"/>
+        </w:rPr>
+      </w:pPr>
+      <w:r>
+        <w:rPr>
+          <w:rFonts w:hint="eastAsia" w:asciiTheme="minorAscii" w:hAnsiTheme="minorAscii"/>
+          <w:lang w:val="en-US" w:eastAsia="zh-CN"/>
+        </w:rPr>
+        <w:t>核心内容就是尽可能不要修改SaveGame类，即使修改也只做增量，不做减量和修改。变量的顺序、名称最好都不要修改。</w:t>
+      </w:r>
+    </w:p>
+    <w:p>
+      <w:pPr>
+        <w:rPr>
+          <w:rFonts w:hint="eastAsia" w:asciiTheme="minorAscii" w:hAnsiTheme="minorAscii"/>
+          <w:lang w:val="en-US" w:eastAsia="zh-CN"/>
+        </w:rPr>
+      </w:pPr>
+      <w:r>
+        <w:rPr>
+          <w:rFonts w:hint="eastAsia" w:asciiTheme="minorAscii" w:hAnsiTheme="minorAscii"/>
+          <w:lang w:val="en-US" w:eastAsia="zh-CN"/>
+        </w:rPr>
+        <w:t>下面给出一种设计思想。</w:t>
       </w:r>
     </w:p>
     <w:p>
@@ -4847,8 +4877,8 @@
       <w:r>
         <w:drawing>
           <wp:inline distT="0" distB="0" distL="114300" distR="114300">
-            <wp:extent cx="2538095" cy="5395595"/>
-            <wp:effectExtent l="0" t="0" r="5080" b="5080"/>
+            <wp:extent cx="2105660" cy="4477385"/>
+            <wp:effectExtent l="0" t="0" r="8890" b="8890"/>
             <wp:docPr id="25" name="图片 6"/>
             <wp:cNvGraphicFramePr>
               <a:graphicFrameLocks xmlns:a="http://schemas.openxmlformats.org/drawingml/2006/main" noChangeAspect="1"/>
@@ -4871,7 +4901,7 @@
                   <pic:spPr>
                     <a:xfrm>
                       <a:off x="0" y="0"/>
-                      <a:ext cx="2538095" cy="5395595"/>
+                      <a:ext cx="2105660" cy="4477385"/>
                     </a:xfrm>
                     <a:prstGeom prst="rect">
                       <a:avLst/>
@@ -5168,7 +5198,190 @@
     <w:p>
       <w:pPr>
         <w:rPr>
-          <w:rFonts w:hint="default" w:asciiTheme="minorAscii" w:hAnsiTheme="minorAscii"/>
+          <w:rFonts w:hint="eastAsia" w:asciiTheme="minorAscii" w:hAnsiTheme="minorAscii"/>
+          <w:lang w:val="en-US" w:eastAsia="zh-CN"/>
+        </w:rPr>
+      </w:pPr>
+      <w:r>
+        <w:rPr>
+          <w:rFonts w:hint="eastAsia" w:asciiTheme="minorAscii" w:hAnsiTheme="minorAscii"/>
+          <w:lang w:val="en-US" w:eastAsia="zh-CN"/>
+        </w:rPr>
+        <w:br w:type="page"/>
+      </w:r>
+    </w:p>
+    <w:p>
+      <w:pPr>
+        <w:pStyle w:val="2"/>
+        <w:bidi w:val="0"/>
+        <w:jc w:val="center"/>
+        <w:rPr>
+          <w:rFonts w:hint="eastAsia"/>
+          <w:lang w:val="en-US" w:eastAsia="zh-CN"/>
+        </w:rPr>
+      </w:pPr>
+      <w:r>
+        <w:rPr>
+          <w:rFonts w:hint="eastAsia"/>
+          <w:lang w:val="en-US" w:eastAsia="zh-CN"/>
+        </w:rPr>
+        <w:t>参考文档</w:t>
+      </w:r>
+    </w:p>
+    <w:p>
+      <w:pPr>
+        <w:rPr>
+          <w:rFonts w:hint="default" w:ascii="Consolas" w:hAnsi="Consolas" w:cs="Consolas"/>
+          <w:sz w:val="21"/>
+          <w:szCs w:val="21"/>
+          <w:lang w:val="en-US" w:eastAsia="zh-CN"/>
+        </w:rPr>
+      </w:pPr>
+      <w:r>
+        <w:rPr>
+          <w:rFonts w:hint="default" w:ascii="Consolas" w:hAnsi="Consolas" w:cs="Consolas"/>
+          <w:sz w:val="21"/>
+          <w:szCs w:val="21"/>
+          <w:lang w:val="en-US" w:eastAsia="zh-CN"/>
+        </w:rPr>
+        <w:fldChar w:fldCharType="begin"/>
+      </w:r>
+      <w:r>
+        <w:rPr>
+          <w:rFonts w:hint="default" w:ascii="Consolas" w:hAnsi="Consolas" w:cs="Consolas"/>
+          <w:sz w:val="21"/>
+          <w:szCs w:val="21"/>
+          <w:lang w:val="en-US" w:eastAsia="zh-CN"/>
+        </w:rPr>
+        <w:instrText xml:space="preserve"> HYPERLINK "https://www.bilibili.com/video/BV1jzBeYfEBg/" </w:instrText>
+      </w:r>
+      <w:r>
+        <w:rPr>
+          <w:rFonts w:hint="default" w:ascii="Consolas" w:hAnsi="Consolas" w:cs="Consolas"/>
+          <w:sz w:val="21"/>
+          <w:szCs w:val="21"/>
+          <w:lang w:val="en-US" w:eastAsia="zh-CN"/>
+        </w:rPr>
+        <w:fldChar w:fldCharType="separate"/>
+      </w:r>
+      <w:r>
+        <w:rPr>
+          <w:rStyle w:val="12"/>
+          <w:rFonts w:hint="default" w:ascii="Consolas" w:hAnsi="Consolas" w:cs="Consolas"/>
+          <w:sz w:val="21"/>
+          <w:szCs w:val="21"/>
+          <w:lang w:val="en-US" w:eastAsia="zh-CN"/>
+        </w:rPr>
+        <w:t>https://www.bilibili.com/video/BV1jzBeYfEBg/</w:t>
+      </w:r>
+      <w:r>
+        <w:rPr>
+          <w:rFonts w:hint="default" w:ascii="Consolas" w:hAnsi="Consolas" w:cs="Consolas"/>
+          <w:sz w:val="21"/>
+          <w:szCs w:val="21"/>
+          <w:lang w:val="en-US" w:eastAsia="zh-CN"/>
+        </w:rPr>
+        <w:fldChar w:fldCharType="end"/>
+      </w:r>
+    </w:p>
+    <w:p>
+      <w:pPr>
+        <w:rPr>
+          <w:rFonts w:hint="default" w:ascii="Consolas" w:hAnsi="Consolas" w:eastAsia="微软雅黑" w:cs="Consolas"/>
+          <w:i w:val="0"/>
+          <w:iCs w:val="0"/>
+          <w:caps w:val="0"/>
+          <w:color w:val="18191C"/>
+          <w:spacing w:val="0"/>
+          <w:sz w:val="21"/>
+          <w:szCs w:val="21"/>
+          <w:shd w:val="clear" w:fill="FFFFFF"/>
+        </w:rPr>
+      </w:pPr>
+      <w:r>
+        <w:rPr>
+          <w:rFonts w:hint="default" w:ascii="Consolas" w:hAnsi="Consolas" w:eastAsia="微软雅黑" w:cs="Consolas"/>
+          <w:i w:val="0"/>
+          <w:iCs w:val="0"/>
+          <w:caps w:val="0"/>
+          <w:color w:val="18191C"/>
+          <w:spacing w:val="0"/>
+          <w:sz w:val="21"/>
+          <w:szCs w:val="21"/>
+          <w:shd w:val="clear" w:fill="FFFFFF"/>
+        </w:rPr>
+        <w:fldChar w:fldCharType="begin"/>
+      </w:r>
+      <w:r>
+        <w:rPr>
+          <w:rFonts w:hint="default" w:ascii="Consolas" w:hAnsi="Consolas" w:eastAsia="微软雅黑" w:cs="Consolas"/>
+          <w:i w:val="0"/>
+          <w:iCs w:val="0"/>
+          <w:caps w:val="0"/>
+          <w:color w:val="18191C"/>
+          <w:spacing w:val="0"/>
+          <w:sz w:val="21"/>
+          <w:szCs w:val="21"/>
+          <w:shd w:val="clear" w:fill="FFFFFF"/>
+        </w:rPr>
+        <w:instrText xml:space="preserve"> HYPERLINK "https://www.youtube.com/watch?v=H6rqJbwjRIk" </w:instrText>
+      </w:r>
+      <w:r>
+        <w:rPr>
+          <w:rFonts w:hint="default" w:ascii="Consolas" w:hAnsi="Consolas" w:eastAsia="微软雅黑" w:cs="Consolas"/>
+          <w:i w:val="0"/>
+          <w:iCs w:val="0"/>
+          <w:caps w:val="0"/>
+          <w:color w:val="18191C"/>
+          <w:spacing w:val="0"/>
+          <w:sz w:val="21"/>
+          <w:szCs w:val="21"/>
+          <w:shd w:val="clear" w:fill="FFFFFF"/>
+        </w:rPr>
+        <w:fldChar w:fldCharType="separate"/>
+      </w:r>
+      <w:r>
+        <w:rPr>
+          <w:rStyle w:val="12"/>
+          <w:rFonts w:hint="default" w:ascii="Consolas" w:hAnsi="Consolas" w:eastAsia="微软雅黑" w:cs="Consolas"/>
+          <w:i w:val="0"/>
+          <w:iCs w:val="0"/>
+          <w:caps w:val="0"/>
+          <w:spacing w:val="0"/>
+          <w:sz w:val="21"/>
+          <w:szCs w:val="21"/>
+          <w:shd w:val="clear" w:fill="FFFFFF"/>
+        </w:rPr>
+        <w:t>https://www.youtube.com/watch?v=H6rqJbwjRIk</w:t>
+      </w:r>
+      <w:r>
+        <w:rPr>
+          <w:rFonts w:hint="default" w:ascii="Consolas" w:hAnsi="Consolas" w:eastAsia="微软雅黑" w:cs="Consolas"/>
+          <w:i w:val="0"/>
+          <w:iCs w:val="0"/>
+          <w:caps w:val="0"/>
+          <w:color w:val="18191C"/>
+          <w:spacing w:val="0"/>
+          <w:sz w:val="21"/>
+          <w:szCs w:val="21"/>
+          <w:shd w:val="clear" w:fill="FFFFFF"/>
+        </w:rPr>
+        <w:fldChar w:fldCharType="end"/>
+      </w:r>
+    </w:p>
+    <w:p>
+      <w:pPr>
+        <w:rPr>
+          <w:rFonts w:hint="eastAsia" w:ascii="微软雅黑" w:hAnsi="微软雅黑" w:eastAsia="微软雅黑" w:cs="微软雅黑"/>
+          <w:i w:val="0"/>
+          <w:iCs w:val="0"/>
+          <w:caps w:val="0"/>
+          <w:color w:val="18191C"/>
+          <w:spacing w:val="0"/>
+          <w:sz w:val="12"/>
+          <w:szCs w:val="12"/>
+          <w:shd w:val="clear" w:fill="FFFFFF"/>
+          <w:lang w:val="en-US" w:eastAsia="zh-CN"/>
         </w:rPr>
       </w:pPr>
     </w:p>
@@ -5339,22 +5552,6 @@
                       <a:ln w="6350">
                         <a:noFill/>
                       </a:ln>
-                      <a:extLst>
-                        <a:ext uri="{909E8E84-426E-40DD-AFC4-6F175D3DCCD1}">
-                          <a14:hiddenFill xmlns:a14="http://schemas.microsoft.com/office/drawing/2010/main">
-                            <a:solidFill>
-                              <a:schemeClr val="lt1"/>
-                            </a:solidFill>
-                          </a14:hiddenFill>
-                        </a:ext>
-                        <a:ext uri="{91240B29-F687-4F45-9708-019B960494DF}">
-                          <a14:hiddenLine xmlns:a14="http://schemas.microsoft.com/office/drawing/2010/main" w="6350">
-                            <a:solidFill>
-                              <a:prstClr val="black"/>
-                            </a:solidFill>
-                          </a14:hiddenLine>
-                        </a:ext>
-                      </a:extLst>
                     </wps:spPr>
                     <wps:style>
                       <a:lnRef idx="0">
@@ -5443,7 +5640,7 @@
         </mc:Choice>
         <mc:Fallback>
           <w:pict>
-            <v:shape id="_x0000_s1026" o:spid="_x0000_s1026" o:spt="202" type="#_x0000_t202" style="position:absolute;left:0pt;margin-top:0pt;height:144pt;width:144pt;mso-position-horizontal:outside;mso-position-horizontal-relative:margin;mso-wrap-style:none;z-index:251659264;mso-width-relative:page;mso-height-relative:page;" filled="f" stroked="f" coordsize="21600,21600" o:gfxdata="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">
+            <v:shape id="_x0000_s1026" o:spid="_x0000_s1026" o:spt="202" type="#_x0000_t202" style="position:absolute;left:0pt;margin-top:0pt;height:144pt;width:144pt;mso-position-horizontal:outside;mso-position-horizontal-relative:margin;mso-wrap-style:none;z-index:251659264;mso-width-relative:page;mso-height-relative:page;" filled="f" stroked="f" coordsize="21600,21600" o:gfxdata="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">
               <v:fill on="f" focussize="0,0"/>
               <v:stroke on="f" weight="0.5pt"/>
               <v:imagedata o:title=""/>

--- a/4.游戏存档/游戏存档.docx
+++ b/4.游戏存档/游戏存档.docx
@@ -197,17 +197,9 @@
     </w:p>
     <w:p>
       <w:pPr>
-        <w:rPr>
-          <w:rFonts w:hint="default" w:ascii="黑体" w:hAnsi="黑体" w:eastAsia="黑体" w:cs="黑体"/>
-          <w:b/>
-          <w:bCs/>
-          <w:kern w:val="2"/>
-          <w:sz w:val="52"/>
-          <w:szCs w:val="52"/>
-          <w:lang w:val="en-US" w:eastAsia="zh-CN" w:bidi="ar-SA"/>
-        </w:rPr>
-      </w:pPr>
-      <w:r>
+        <w:pStyle w:val="2"/>
+        <w:bidi w:val="0"/>
+        <w:jc w:val="center"/>
         <w:rPr>
           <w:rFonts w:hint="eastAsia" w:ascii="黑体" w:hAnsi="黑体" w:eastAsia="黑体" w:cs="黑体"/>
           <w:b/>
@@ -217,7 +209,62 @@
           <w:szCs w:val="52"/>
           <w:lang w:val="en-US" w:eastAsia="zh-CN" w:bidi="ar-SA"/>
         </w:rPr>
+      </w:pPr>
+      <w:r>
+        <w:rPr>
+          <w:rFonts w:hint="eastAsia" w:ascii="黑体" w:hAnsi="黑体" w:eastAsia="黑体" w:cs="黑体"/>
+          <w:b/>
+          <w:bCs/>
+          <w:kern w:val="2"/>
+          <w:sz w:val="52"/>
+          <w:szCs w:val="52"/>
+          <w:lang w:val="en-US" w:eastAsia="zh-CN" w:bidi="ar-SA"/>
+        </w:rPr>
         <w:br w:type="page"/>
+      </w:r>
+      <w:bookmarkStart w:id="0" w:name="_Toc23591"/>
+      <w:r>
+        <w:rPr>
+          <w:rFonts w:hint="eastAsia" w:ascii="黑体" w:hAnsi="黑体" w:eastAsia="黑体" w:cs="黑体"/>
+          <w:b/>
+          <w:bCs/>
+          <w:kern w:val="2"/>
+          <w:sz w:val="52"/>
+          <w:szCs w:val="52"/>
+          <w:lang w:val="en-US" w:eastAsia="zh-CN" w:bidi="ar-SA"/>
+        </w:rPr>
+        <w:t>前    言</w:t>
+      </w:r>
+      <w:bookmarkEnd w:id="0"/>
+    </w:p>
+    <w:p>
+      <w:pPr>
+        <w:keepNext w:val="0"/>
+        <w:keepLines w:val="0"/>
+        <w:pageBreakBefore w:val="0"/>
+        <w:widowControl w:val="0"/>
+        <w:kinsoku/>
+        <w:wordWrap/>
+        <w:overflowPunct/>
+        <w:topLinePunct w:val="0"/>
+        <w:autoSpaceDE/>
+        <w:autoSpaceDN/>
+        <w:bidi w:val="0"/>
+        <w:adjustRightInd/>
+        <w:snapToGrid/>
+        <w:ind w:firstLine="420" w:firstLineChars="200"/>
+        <w:textAlignment w:val="auto"/>
+        <w:rPr>
+          <w:rFonts w:hint="default"/>
+          <w:lang w:val="en-US" w:eastAsia="zh-CN"/>
+        </w:rPr>
+      </w:pPr>
+      <w:r>
+        <w:rPr>
+          <w:rFonts w:hint="eastAsia"/>
+          <w:lang w:val="en-US" w:eastAsia="zh-CN"/>
+        </w:rPr>
+        <w:t>此文档仅供学习使用，请不要在已成型的项目中间按照文档顺序对项目进行增加。因为增加新功能时不能破坏旧存档，如果按照文档流程，在后面实现多存档时，必然会破坏旧存档。</w:t>
       </w:r>
     </w:p>
     <w:sdt>
@@ -263,41 +310,68 @@
               <w:rFonts w:hint="eastAsia" w:ascii="黑体" w:hAnsi="黑体" w:eastAsia="黑体" w:cs="黑体"/>
               <w:b/>
               <w:bCs/>
+              <w:kern w:val="2"/>
               <w:sz w:val="52"/>
               <w:szCs w:val="52"/>
+              <w:lang w:val="en-US" w:eastAsia="zh-CN" w:bidi="ar-SA"/>
             </w:rPr>
           </w:pPr>
-          <w:r>
+        </w:p>
+        <w:p>
+          <w:pPr>
             <w:rPr>
               <w:rFonts w:hint="eastAsia" w:ascii="黑体" w:hAnsi="黑体" w:eastAsia="黑体" w:cs="黑体"/>
               <w:b/>
               <w:bCs/>
+              <w:kern w:val="2"/>
               <w:sz w:val="52"/>
               <w:szCs w:val="52"/>
-            </w:rPr>
-            <w:t>目</w:t>
-          </w:r>
+              <w:lang w:val="en-US" w:eastAsia="zh-CN" w:bidi="ar-SA"/>
+            </w:rPr>
+          </w:pPr>
           <w:r>
             <w:rPr>
               <w:rFonts w:hint="eastAsia" w:ascii="黑体" w:hAnsi="黑体" w:eastAsia="黑体" w:cs="黑体"/>
               <w:b/>
               <w:bCs/>
+              <w:kern w:val="2"/>
               <w:sz w:val="52"/>
               <w:szCs w:val="52"/>
+              <w:lang w:val="en-US" w:eastAsia="zh-CN" w:bidi="ar-SA"/>
+            </w:rPr>
+            <w:br w:type="page"/>
+          </w:r>
+        </w:p>
+        <w:p>
+          <w:pPr>
+            <w:pStyle w:val="2"/>
+            <w:bidi w:val="0"/>
+            <w:jc w:val="center"/>
+            <w:rPr>
+              <w:rFonts w:hint="eastAsia"/>
+            </w:rPr>
+          </w:pPr>
+          <w:bookmarkStart w:id="1" w:name="_Toc24627"/>
+          <w:r>
+            <w:rPr>
+              <w:rFonts w:hint="eastAsia"/>
+            </w:rPr>
+            <w:t>目</w:t>
+          </w:r>
+          <w:r>
+            <w:rPr>
+              <w:rFonts w:hint="eastAsia"/>
               <w:lang w:val="en-US" w:eastAsia="zh-CN"/>
             </w:rPr>
             <w:t xml:space="preserve">    </w:t>
           </w:r>
           <w:r>
             <w:rPr>
-              <w:rFonts w:hint="eastAsia" w:ascii="黑体" w:hAnsi="黑体" w:eastAsia="黑体" w:cs="黑体"/>
-              <w:b/>
-              <w:bCs/>
-              <w:sz w:val="52"/>
-              <w:szCs w:val="52"/>
+              <w:rFonts w:hint="eastAsia"/>
             </w:rPr>
             <w:t>录</w:t>
           </w:r>
+          <w:bookmarkEnd w:id="1"/>
         </w:p>
         <w:p>
           <w:pPr>
@@ -371,7 +445,7 @@
               <w:szCs w:val="21"/>
               <w:shd w:val="clear" w:fill="FFFFFF"/>
             </w:rPr>
-            <w:instrText xml:space="preserve"> HYPERLINK \l _Toc9077 </w:instrText>
+            <w:instrText xml:space="preserve"> HYPERLINK \l _Toc23591 </w:instrText>
           </w:r>
           <w:r>
             <w:rPr>
@@ -387,10 +461,13 @@
           </w:r>
           <w:r>
             <w:rPr>
-              <w:rFonts w:hint="eastAsia"/>
-              <w:lang w:val="en-US" w:eastAsia="zh-CN"/>
-            </w:rPr>
-            <w:t>快速开始</w:t>
+              <w:rFonts w:hint="eastAsia" w:ascii="黑体" w:hAnsi="黑体" w:eastAsia="黑体" w:cs="黑体"/>
+              <w:bCs/>
+              <w:kern w:val="2"/>
+              <w:szCs w:val="52"/>
+              <w:lang w:val="en-US" w:eastAsia="zh-CN" w:bidi="ar-SA"/>
+            </w:rPr>
+            <w:t>前    言</w:t>
           </w:r>
           <w:r>
             <w:tab/>
@@ -399,13 +476,13 @@
             <w:fldChar w:fldCharType="begin"/>
           </w:r>
           <w:r>
-            <w:instrText xml:space="preserve"> PAGEREF _Toc9077 \h </w:instrText>
+            <w:instrText xml:space="preserve"> PAGEREF _Toc23591 \h </w:instrText>
           </w:r>
           <w:r>
             <w:fldChar w:fldCharType="separate"/>
           </w:r>
           <w:r>
-            <w:t>3</w:t>
+            <w:t>2</w:t>
           </w:r>
           <w:r>
             <w:fldChar w:fldCharType="end"/>
@@ -454,7 +531,7 @@
               <w:szCs w:val="21"/>
               <w:shd w:val="clear" w:fill="FFFFFF"/>
             </w:rPr>
-            <w:instrText xml:space="preserve"> HYPERLINK \l _Toc20327 </w:instrText>
+            <w:instrText xml:space="preserve"> HYPERLINK \l _Toc24627 </w:instrText>
           </w:r>
           <w:r>
             <w:rPr>
@@ -471,9 +548,21 @@
           <w:r>
             <w:rPr>
               <w:rFonts w:hint="eastAsia"/>
+            </w:rPr>
+            <w:t>目</w:t>
+          </w:r>
+          <w:r>
+            <w:rPr>
+              <w:rFonts w:hint="eastAsia"/>
               <w:lang w:val="en-US" w:eastAsia="zh-CN"/>
             </w:rPr>
-            <w:t>正式启用</w:t>
+            <w:t xml:space="preserve">    </w:t>
+          </w:r>
+          <w:r>
+            <w:rPr>
+              <w:rFonts w:hint="eastAsia"/>
+            </w:rPr>
+            <w:t>录</w:t>
           </w:r>
           <w:r>
             <w:tab/>
@@ -482,13 +571,13 @@
             <w:fldChar w:fldCharType="begin"/>
           </w:r>
           <w:r>
-            <w:instrText xml:space="preserve"> PAGEREF _Toc20327 \h </w:instrText>
+            <w:instrText xml:space="preserve"> PAGEREF _Toc24627 \h </w:instrText>
           </w:r>
           <w:r>
             <w:fldChar w:fldCharType="separate"/>
           </w:r>
           <w:r>
-            <w:t>5</w:t>
+            <w:t>3</w:t>
           </w:r>
           <w:r>
             <w:fldChar w:fldCharType="end"/>
@@ -509,7 +598,7 @@
         </w:p>
         <w:p>
           <w:pPr>
-            <w:pStyle w:val="8"/>
+            <w:pStyle w:val="7"/>
             <w:tabs>
               <w:tab w:val="right" w:leader="dot" w:pos="8306"/>
             </w:tabs>
@@ -537,7 +626,7 @@
               <w:szCs w:val="21"/>
               <w:shd w:val="clear" w:fill="FFFFFF"/>
             </w:rPr>
-            <w:instrText xml:space="preserve"> HYPERLINK \l _Toc24321 </w:instrText>
+            <w:instrText xml:space="preserve"> HYPERLINK \l _Toc23108 </w:instrText>
           </w:r>
           <w:r>
             <w:rPr>
@@ -556,7 +645,7 @@
               <w:rFonts w:hint="eastAsia"/>
               <w:lang w:val="en-US" w:eastAsia="zh-CN"/>
             </w:rPr>
-            <w:t>统计信息</w:t>
+            <w:t>快速开始</w:t>
           </w:r>
           <w:r>
             <w:tab/>
@@ -565,13 +654,13 @@
             <w:fldChar w:fldCharType="begin"/>
           </w:r>
           <w:r>
-            <w:instrText xml:space="preserve"> PAGEREF _Toc24321 \h </w:instrText>
+            <w:instrText xml:space="preserve"> PAGEREF _Toc23108 \h </w:instrText>
           </w:r>
           <w:r>
             <w:fldChar w:fldCharType="separate"/>
           </w:r>
           <w:r>
-            <w:t>5</w:t>
+            <w:t>4</w:t>
           </w:r>
           <w:r>
             <w:fldChar w:fldCharType="end"/>
@@ -592,7 +681,7 @@
         </w:p>
         <w:p>
           <w:pPr>
-            <w:pStyle w:val="8"/>
+            <w:pStyle w:val="7"/>
             <w:tabs>
               <w:tab w:val="right" w:leader="dot" w:pos="8306"/>
             </w:tabs>
@@ -620,7 +709,7 @@
               <w:szCs w:val="21"/>
               <w:shd w:val="clear" w:fill="FFFFFF"/>
             </w:rPr>
-            <w:instrText xml:space="preserve"> HYPERLINK \l _Toc29201 </w:instrText>
+            <w:instrText xml:space="preserve"> HYPERLINK \l _Toc7269 </w:instrText>
           </w:r>
           <w:r>
             <w:rPr>
@@ -639,7 +728,7 @@
               <w:rFonts w:hint="eastAsia"/>
               <w:lang w:val="en-US" w:eastAsia="zh-CN"/>
             </w:rPr>
-            <w:t>相关函数、同步和异步的保存与加载</w:t>
+            <w:t>游戏存档基本逻辑</w:t>
           </w:r>
           <w:r>
             <w:tab/>
@@ -648,7 +737,7 @@
             <w:fldChar w:fldCharType="begin"/>
           </w:r>
           <w:r>
-            <w:instrText xml:space="preserve"> PAGEREF _Toc29201 \h </w:instrText>
+            <w:instrText xml:space="preserve"> PAGEREF _Toc7269 \h </w:instrText>
           </w:r>
           <w:r>
             <w:fldChar w:fldCharType="separate"/>
@@ -703,7 +792,7 @@
               <w:szCs w:val="21"/>
               <w:shd w:val="clear" w:fill="FFFFFF"/>
             </w:rPr>
-            <w:instrText xml:space="preserve"> HYPERLINK \l _Toc16059 </w:instrText>
+            <w:instrText xml:space="preserve"> HYPERLINK \l _Toc15414 </w:instrText>
           </w:r>
           <w:r>
             <w:rPr>
@@ -722,7 +811,7 @@
               <w:rFonts w:hint="eastAsia"/>
               <w:lang w:val="en-US" w:eastAsia="zh-CN"/>
             </w:rPr>
-            <w:t>GameInstance游戏实例</w:t>
+            <w:t>统计信息</w:t>
           </w:r>
           <w:r>
             <w:tab/>
@@ -731,13 +820,13 @@
             <w:fldChar w:fldCharType="begin"/>
           </w:r>
           <w:r>
-            <w:instrText xml:space="preserve"> PAGEREF _Toc16059 \h </w:instrText>
+            <w:instrText xml:space="preserve"> PAGEREF _Toc15414 \h </w:instrText>
           </w:r>
           <w:r>
             <w:fldChar w:fldCharType="separate"/>
           </w:r>
           <w:r>
-            <w:t>7</w:t>
+            <w:t>6</w:t>
           </w:r>
           <w:r>
             <w:fldChar w:fldCharType="end"/>
@@ -786,7 +875,7 @@
               <w:szCs w:val="21"/>
               <w:shd w:val="clear" w:fill="FFFFFF"/>
             </w:rPr>
-            <w:instrText xml:space="preserve"> HYPERLINK \l _Toc9434 </w:instrText>
+            <w:instrText xml:space="preserve"> HYPERLINK \l _Toc1175 </w:instrText>
           </w:r>
           <w:r>
             <w:rPr>
@@ -805,7 +894,7 @@
               <w:rFonts w:hint="eastAsia"/>
               <w:lang w:val="en-US" w:eastAsia="zh-CN"/>
             </w:rPr>
-            <w:t>检查点</w:t>
+            <w:t>相关函数、同步和异步的保存与加载</w:t>
           </w:r>
           <w:r>
             <w:tab/>
@@ -814,13 +903,13 @@
             <w:fldChar w:fldCharType="begin"/>
           </w:r>
           <w:r>
-            <w:instrText xml:space="preserve"> PAGEREF _Toc9434 \h </w:instrText>
+            <w:instrText xml:space="preserve"> PAGEREF _Toc1175 \h </w:instrText>
           </w:r>
           <w:r>
             <w:fldChar w:fldCharType="separate"/>
           </w:r>
           <w:r>
-            <w:t>10</w:t>
+            <w:t>7</w:t>
           </w:r>
           <w:r>
             <w:fldChar w:fldCharType="end"/>
@@ -869,7 +958,7 @@
               <w:szCs w:val="21"/>
               <w:shd w:val="clear" w:fill="FFFFFF"/>
             </w:rPr>
-            <w:instrText xml:space="preserve"> HYPERLINK \l _Toc13591 </w:instrText>
+            <w:instrText xml:space="preserve"> HYPERLINK \l _Toc25767 </w:instrText>
           </w:r>
           <w:r>
             <w:rPr>
@@ -888,7 +977,7 @@
               <w:rFonts w:hint="eastAsia"/>
               <w:lang w:val="en-US" w:eastAsia="zh-CN"/>
             </w:rPr>
-            <w:t>删除存档文件</w:t>
+            <w:t>GameInstance游戏实例</w:t>
           </w:r>
           <w:r>
             <w:tab/>
@@ -897,13 +986,13 @@
             <w:fldChar w:fldCharType="begin"/>
           </w:r>
           <w:r>
-            <w:instrText xml:space="preserve"> PAGEREF _Toc13591 \h </w:instrText>
+            <w:instrText xml:space="preserve"> PAGEREF _Toc25767 \h </w:instrText>
           </w:r>
           <w:r>
             <w:fldChar w:fldCharType="separate"/>
           </w:r>
           <w:r>
-            <w:t>12</w:t>
+            <w:t>8</w:t>
           </w:r>
           <w:r>
             <w:fldChar w:fldCharType="end"/>
@@ -952,7 +1041,7 @@
               <w:szCs w:val="21"/>
               <w:shd w:val="clear" w:fill="FFFFFF"/>
             </w:rPr>
-            <w:instrText xml:space="preserve"> HYPERLINK \l _Toc1990 </w:instrText>
+            <w:instrText xml:space="preserve"> HYPERLINK \l _Toc18126 </w:instrText>
           </w:r>
           <w:r>
             <w:rPr>
@@ -971,7 +1060,7 @@
               <w:rFonts w:hint="eastAsia"/>
               <w:lang w:val="en-US" w:eastAsia="zh-CN"/>
             </w:rPr>
-            <w:t>保存在关卡中生成的对象</w:t>
+            <w:t>检查点</w:t>
           </w:r>
           <w:r>
             <w:tab/>
@@ -980,13 +1069,13 @@
             <w:fldChar w:fldCharType="begin"/>
           </w:r>
           <w:r>
-            <w:instrText xml:space="preserve"> PAGEREF _Toc1990 \h </w:instrText>
+            <w:instrText xml:space="preserve"> PAGEREF _Toc18126 \h </w:instrText>
           </w:r>
           <w:r>
             <w:fldChar w:fldCharType="separate"/>
           </w:r>
           <w:r>
-            <w:t>12</w:t>
+            <w:t>11</w:t>
           </w:r>
           <w:r>
             <w:fldChar w:fldCharType="end"/>
@@ -1035,7 +1124,7 @@
               <w:szCs w:val="21"/>
               <w:shd w:val="clear" w:fill="FFFFFF"/>
             </w:rPr>
-            <w:instrText xml:space="preserve"> HYPERLINK \l _Toc25593 </w:instrText>
+            <w:instrText xml:space="preserve"> HYPERLINK \l _Toc20354 </w:instrText>
           </w:r>
           <w:r>
             <w:rPr>
@@ -1054,7 +1143,7 @@
               <w:rFonts w:hint="eastAsia"/>
               <w:lang w:val="en-US" w:eastAsia="zh-CN"/>
             </w:rPr>
-            <w:t>正在保存的UI指示器</w:t>
+            <w:t>删除存档文件</w:t>
           </w:r>
           <w:r>
             <w:tab/>
@@ -1063,13 +1152,13 @@
             <w:fldChar w:fldCharType="begin"/>
           </w:r>
           <w:r>
-            <w:instrText xml:space="preserve"> PAGEREF _Toc25593 \h </w:instrText>
+            <w:instrText xml:space="preserve"> PAGEREF _Toc20354 \h </w:instrText>
           </w:r>
           <w:r>
             <w:fldChar w:fldCharType="separate"/>
           </w:r>
           <w:r>
-            <w:t>14</w:t>
+            <w:t>13</w:t>
           </w:r>
           <w:r>
             <w:fldChar w:fldCharType="end"/>
@@ -1090,7 +1179,7 @@
         </w:p>
         <w:p>
           <w:pPr>
-            <w:pStyle w:val="7"/>
+            <w:pStyle w:val="8"/>
             <w:tabs>
               <w:tab w:val="right" w:leader="dot" w:pos="8306"/>
             </w:tabs>
@@ -1118,7 +1207,7 @@
               <w:szCs w:val="21"/>
               <w:shd w:val="clear" w:fill="FFFFFF"/>
             </w:rPr>
-            <w:instrText xml:space="preserve"> HYPERLINK \l _Toc30539 </w:instrText>
+            <w:instrText xml:space="preserve"> HYPERLINK \l _Toc17758 </w:instrText>
           </w:r>
           <w:r>
             <w:rPr>
@@ -1137,7 +1226,7 @@
               <w:rFonts w:hint="eastAsia"/>
               <w:lang w:val="en-US" w:eastAsia="zh-CN"/>
             </w:rPr>
-            <w:t>多存档</w:t>
+            <w:t>保存在关卡中生成的对象</w:t>
           </w:r>
           <w:r>
             <w:tab/>
@@ -1146,13 +1235,13 @@
             <w:fldChar w:fldCharType="begin"/>
           </w:r>
           <w:r>
-            <w:instrText xml:space="preserve"> PAGEREF _Toc30539 \h </w:instrText>
+            <w:instrText xml:space="preserve"> PAGEREF _Toc17758 \h </w:instrText>
           </w:r>
           <w:r>
             <w:fldChar w:fldCharType="separate"/>
           </w:r>
           <w:r>
-            <w:t>15</w:t>
+            <w:t>13</w:t>
           </w:r>
           <w:r>
             <w:fldChar w:fldCharType="end"/>
@@ -1173,7 +1262,7 @@
         </w:p>
         <w:p>
           <w:pPr>
-            <w:pStyle w:val="7"/>
+            <w:pStyle w:val="8"/>
             <w:tabs>
               <w:tab w:val="right" w:leader="dot" w:pos="8306"/>
             </w:tabs>
@@ -1201,7 +1290,7 @@
               <w:szCs w:val="21"/>
               <w:shd w:val="clear" w:fill="FFFFFF"/>
             </w:rPr>
-            <w:instrText xml:space="preserve"> HYPERLINK \l _Toc6018 </w:instrText>
+            <w:instrText xml:space="preserve"> HYPERLINK \l _Toc7063 </w:instrText>
           </w:r>
           <w:r>
             <w:rPr>
@@ -1220,7 +1309,7 @@
               <w:rFonts w:hint="eastAsia"/>
               <w:lang w:val="en-US" w:eastAsia="zh-CN"/>
             </w:rPr>
-            <w:t>增加新功能时不破坏旧存档</w:t>
+            <w:t>正在保存的UI指示器</w:t>
           </w:r>
           <w:r>
             <w:tab/>
@@ -1229,13 +1318,13 @@
             <w:fldChar w:fldCharType="begin"/>
           </w:r>
           <w:r>
-            <w:instrText xml:space="preserve"> PAGEREF _Toc6018 \h </w:instrText>
+            <w:instrText xml:space="preserve"> PAGEREF _Toc7063 \h </w:instrText>
           </w:r>
           <w:r>
             <w:fldChar w:fldCharType="separate"/>
           </w:r>
           <w:r>
-            <w:t>16</w:t>
+            <w:t>15</w:t>
           </w:r>
           <w:r>
             <w:fldChar w:fldCharType="end"/>
@@ -1284,7 +1373,7 @@
               <w:szCs w:val="21"/>
               <w:shd w:val="clear" w:fill="FFFFFF"/>
             </w:rPr>
-            <w:instrText xml:space="preserve"> HYPERLINK \l _Toc29320 </w:instrText>
+            <w:instrText xml:space="preserve"> HYPERLINK \l _Toc31348 </w:instrText>
           </w:r>
           <w:r>
             <w:rPr>
@@ -1303,6 +1392,338 @@
               <w:rFonts w:hint="eastAsia"/>
               <w:lang w:val="en-US" w:eastAsia="zh-CN"/>
             </w:rPr>
+            <w:t>多存档</w:t>
+          </w:r>
+          <w:r>
+            <w:tab/>
+          </w:r>
+          <w:r>
+            <w:fldChar w:fldCharType="begin"/>
+          </w:r>
+          <w:r>
+            <w:instrText xml:space="preserve"> PAGEREF _Toc31348 \h </w:instrText>
+          </w:r>
+          <w:r>
+            <w:fldChar w:fldCharType="separate"/>
+          </w:r>
+          <w:r>
+            <w:t>16</w:t>
+          </w:r>
+          <w:r>
+            <w:fldChar w:fldCharType="end"/>
+          </w:r>
+          <w:r>
+            <w:rPr>
+              <w:rFonts w:hint="default" w:eastAsia="微软雅黑" w:cs="微软雅黑" w:asciiTheme="minorAscii" w:hAnsiTheme="minorAscii"/>
+              <w:i w:val="0"/>
+              <w:iCs w:val="0"/>
+              <w:caps w:val="0"/>
+              <w:color w:val="18191C"/>
+              <w:spacing w:val="0"/>
+              <w:szCs w:val="21"/>
+              <w:shd w:val="clear" w:fill="FFFFFF"/>
+            </w:rPr>
+            <w:fldChar w:fldCharType="end"/>
+          </w:r>
+        </w:p>
+        <w:p>
+          <w:pPr>
+            <w:pStyle w:val="8"/>
+            <w:tabs>
+              <w:tab w:val="right" w:leader="dot" w:pos="8306"/>
+            </w:tabs>
+          </w:pPr>
+          <w:r>
+            <w:rPr>
+              <w:rFonts w:hint="default" w:eastAsia="微软雅黑" w:cs="微软雅黑" w:asciiTheme="minorAscii" w:hAnsiTheme="minorAscii"/>
+              <w:i w:val="0"/>
+              <w:iCs w:val="0"/>
+              <w:caps w:val="0"/>
+              <w:color w:val="18191C"/>
+              <w:spacing w:val="0"/>
+              <w:szCs w:val="21"/>
+              <w:shd w:val="clear" w:fill="FFFFFF"/>
+            </w:rPr>
+            <w:fldChar w:fldCharType="begin"/>
+          </w:r>
+          <w:r>
+            <w:rPr>
+              <w:rFonts w:hint="default" w:eastAsia="微软雅黑" w:cs="微软雅黑" w:asciiTheme="minorAscii" w:hAnsiTheme="minorAscii"/>
+              <w:i w:val="0"/>
+              <w:iCs w:val="0"/>
+              <w:caps w:val="0"/>
+              <w:spacing w:val="0"/>
+              <w:szCs w:val="21"/>
+              <w:shd w:val="clear" w:fill="FFFFFF"/>
+            </w:rPr>
+            <w:instrText xml:space="preserve"> HYPERLINK \l _Toc24181 </w:instrText>
+          </w:r>
+          <w:r>
+            <w:rPr>
+              <w:rFonts w:hint="default" w:eastAsia="微软雅黑" w:cs="微软雅黑" w:asciiTheme="minorAscii" w:hAnsiTheme="minorAscii"/>
+              <w:i w:val="0"/>
+              <w:iCs w:val="0"/>
+              <w:caps w:val="0"/>
+              <w:spacing w:val="0"/>
+              <w:szCs w:val="21"/>
+              <w:shd w:val="clear" w:fill="FFFFFF"/>
+            </w:rPr>
+            <w:fldChar w:fldCharType="separate"/>
+          </w:r>
+          <w:r>
+            <w:rPr>
+              <w:rFonts w:hint="eastAsia"/>
+              <w:lang w:val="en-US" w:eastAsia="zh-CN"/>
+            </w:rPr>
+            <w:t>存档逻辑</w:t>
+          </w:r>
+          <w:r>
+            <w:tab/>
+          </w:r>
+          <w:r>
+            <w:fldChar w:fldCharType="begin"/>
+          </w:r>
+          <w:r>
+            <w:instrText xml:space="preserve"> PAGEREF _Toc24181 \h </w:instrText>
+          </w:r>
+          <w:r>
+            <w:fldChar w:fldCharType="separate"/>
+          </w:r>
+          <w:r>
+            <w:t>16</w:t>
+          </w:r>
+          <w:r>
+            <w:fldChar w:fldCharType="end"/>
+          </w:r>
+          <w:r>
+            <w:rPr>
+              <w:rFonts w:hint="default" w:eastAsia="微软雅黑" w:cs="微软雅黑" w:asciiTheme="minorAscii" w:hAnsiTheme="minorAscii"/>
+              <w:i w:val="0"/>
+              <w:iCs w:val="0"/>
+              <w:caps w:val="0"/>
+              <w:color w:val="18191C"/>
+              <w:spacing w:val="0"/>
+              <w:szCs w:val="21"/>
+              <w:shd w:val="clear" w:fill="FFFFFF"/>
+            </w:rPr>
+            <w:fldChar w:fldCharType="end"/>
+          </w:r>
+        </w:p>
+        <w:p>
+          <w:pPr>
+            <w:pStyle w:val="8"/>
+            <w:tabs>
+              <w:tab w:val="right" w:leader="dot" w:pos="8306"/>
+            </w:tabs>
+          </w:pPr>
+          <w:r>
+            <w:rPr>
+              <w:rFonts w:hint="default" w:eastAsia="微软雅黑" w:cs="微软雅黑" w:asciiTheme="minorAscii" w:hAnsiTheme="minorAscii"/>
+              <w:i w:val="0"/>
+              <w:iCs w:val="0"/>
+              <w:caps w:val="0"/>
+              <w:color w:val="18191C"/>
+              <w:spacing w:val="0"/>
+              <w:szCs w:val="21"/>
+              <w:shd w:val="clear" w:fill="FFFFFF"/>
+            </w:rPr>
+            <w:fldChar w:fldCharType="begin"/>
+          </w:r>
+          <w:r>
+            <w:rPr>
+              <w:rFonts w:hint="default" w:eastAsia="微软雅黑" w:cs="微软雅黑" w:asciiTheme="minorAscii" w:hAnsiTheme="minorAscii"/>
+              <w:i w:val="0"/>
+              <w:iCs w:val="0"/>
+              <w:caps w:val="0"/>
+              <w:spacing w:val="0"/>
+              <w:szCs w:val="21"/>
+              <w:shd w:val="clear" w:fill="FFFFFF"/>
+            </w:rPr>
+            <w:instrText xml:space="preserve"> HYPERLINK \l _Toc276 </w:instrText>
+          </w:r>
+          <w:r>
+            <w:rPr>
+              <w:rFonts w:hint="default" w:eastAsia="微软雅黑" w:cs="微软雅黑" w:asciiTheme="minorAscii" w:hAnsiTheme="minorAscii"/>
+              <w:i w:val="0"/>
+              <w:iCs w:val="0"/>
+              <w:caps w:val="0"/>
+              <w:spacing w:val="0"/>
+              <w:szCs w:val="21"/>
+              <w:shd w:val="clear" w:fill="FFFFFF"/>
+            </w:rPr>
+            <w:fldChar w:fldCharType="separate"/>
+          </w:r>
+          <w:r>
+            <w:rPr>
+              <w:rFonts w:hint="eastAsia"/>
+              <w:lang w:val="en-US" w:eastAsia="zh-CN"/>
+            </w:rPr>
+            <w:t>多存档的直观显示</w:t>
+          </w:r>
+          <w:r>
+            <w:tab/>
+          </w:r>
+          <w:r>
+            <w:fldChar w:fldCharType="begin"/>
+          </w:r>
+          <w:r>
+            <w:instrText xml:space="preserve"> PAGEREF _Toc276 \h </w:instrText>
+          </w:r>
+          <w:r>
+            <w:fldChar w:fldCharType="separate"/>
+          </w:r>
+          <w:r>
+            <w:t>16</w:t>
+          </w:r>
+          <w:r>
+            <w:fldChar w:fldCharType="end"/>
+          </w:r>
+          <w:r>
+            <w:rPr>
+              <w:rFonts w:hint="default" w:eastAsia="微软雅黑" w:cs="微软雅黑" w:asciiTheme="minorAscii" w:hAnsiTheme="minorAscii"/>
+              <w:i w:val="0"/>
+              <w:iCs w:val="0"/>
+              <w:caps w:val="0"/>
+              <w:color w:val="18191C"/>
+              <w:spacing w:val="0"/>
+              <w:szCs w:val="21"/>
+              <w:shd w:val="clear" w:fill="FFFFFF"/>
+            </w:rPr>
+            <w:fldChar w:fldCharType="end"/>
+          </w:r>
+        </w:p>
+        <w:p>
+          <w:pPr>
+            <w:pStyle w:val="7"/>
+            <w:tabs>
+              <w:tab w:val="right" w:leader="dot" w:pos="8306"/>
+            </w:tabs>
+          </w:pPr>
+          <w:r>
+            <w:rPr>
+              <w:rFonts w:hint="default" w:eastAsia="微软雅黑" w:cs="微软雅黑" w:asciiTheme="minorAscii" w:hAnsiTheme="minorAscii"/>
+              <w:i w:val="0"/>
+              <w:iCs w:val="0"/>
+              <w:caps w:val="0"/>
+              <w:color w:val="18191C"/>
+              <w:spacing w:val="0"/>
+              <w:szCs w:val="21"/>
+              <w:shd w:val="clear" w:fill="FFFFFF"/>
+            </w:rPr>
+            <w:fldChar w:fldCharType="begin"/>
+          </w:r>
+          <w:r>
+            <w:rPr>
+              <w:rFonts w:hint="default" w:eastAsia="微软雅黑" w:cs="微软雅黑" w:asciiTheme="minorAscii" w:hAnsiTheme="minorAscii"/>
+              <w:i w:val="0"/>
+              <w:iCs w:val="0"/>
+              <w:caps w:val="0"/>
+              <w:spacing w:val="0"/>
+              <w:szCs w:val="21"/>
+              <w:shd w:val="clear" w:fill="FFFFFF"/>
+            </w:rPr>
+            <w:instrText xml:space="preserve"> HYPERLINK \l _Toc31740 </w:instrText>
+          </w:r>
+          <w:r>
+            <w:rPr>
+              <w:rFonts w:hint="default" w:eastAsia="微软雅黑" w:cs="微软雅黑" w:asciiTheme="minorAscii" w:hAnsiTheme="minorAscii"/>
+              <w:i w:val="0"/>
+              <w:iCs w:val="0"/>
+              <w:caps w:val="0"/>
+              <w:spacing w:val="0"/>
+              <w:szCs w:val="21"/>
+              <w:shd w:val="clear" w:fill="FFFFFF"/>
+            </w:rPr>
+            <w:fldChar w:fldCharType="separate"/>
+          </w:r>
+          <w:r>
+            <w:rPr>
+              <w:rFonts w:hint="eastAsia"/>
+              <w:lang w:val="en-US" w:eastAsia="zh-CN"/>
+            </w:rPr>
+            <w:t>增加新功能时不破坏旧存档</w:t>
+          </w:r>
+          <w:r>
+            <w:tab/>
+          </w:r>
+          <w:r>
+            <w:fldChar w:fldCharType="begin"/>
+          </w:r>
+          <w:r>
+            <w:instrText xml:space="preserve"> PAGEREF _Toc31740 \h </w:instrText>
+          </w:r>
+          <w:r>
+            <w:fldChar w:fldCharType="separate"/>
+          </w:r>
+          <w:r>
+            <w:t>17</w:t>
+          </w:r>
+          <w:r>
+            <w:fldChar w:fldCharType="end"/>
+          </w:r>
+          <w:r>
+            <w:rPr>
+              <w:rFonts w:hint="default" w:eastAsia="微软雅黑" w:cs="微软雅黑" w:asciiTheme="minorAscii" w:hAnsiTheme="minorAscii"/>
+              <w:i w:val="0"/>
+              <w:iCs w:val="0"/>
+              <w:caps w:val="0"/>
+              <w:color w:val="18191C"/>
+              <w:spacing w:val="0"/>
+              <w:szCs w:val="21"/>
+              <w:shd w:val="clear" w:fill="FFFFFF"/>
+            </w:rPr>
+            <w:fldChar w:fldCharType="end"/>
+          </w:r>
+        </w:p>
+        <w:p>
+          <w:pPr>
+            <w:pStyle w:val="7"/>
+            <w:tabs>
+              <w:tab w:val="right" w:leader="dot" w:pos="8306"/>
+            </w:tabs>
+          </w:pPr>
+          <w:r>
+            <w:rPr>
+              <w:rFonts w:hint="default" w:eastAsia="微软雅黑" w:cs="微软雅黑" w:asciiTheme="minorAscii" w:hAnsiTheme="minorAscii"/>
+              <w:i w:val="0"/>
+              <w:iCs w:val="0"/>
+              <w:caps w:val="0"/>
+              <w:color w:val="18191C"/>
+              <w:spacing w:val="0"/>
+              <w:szCs w:val="21"/>
+              <w:shd w:val="clear" w:fill="FFFFFF"/>
+            </w:rPr>
+            <w:fldChar w:fldCharType="begin"/>
+          </w:r>
+          <w:r>
+            <w:rPr>
+              <w:rFonts w:hint="default" w:eastAsia="微软雅黑" w:cs="微软雅黑" w:asciiTheme="minorAscii" w:hAnsiTheme="minorAscii"/>
+              <w:i w:val="0"/>
+              <w:iCs w:val="0"/>
+              <w:caps w:val="0"/>
+              <w:spacing w:val="0"/>
+              <w:szCs w:val="21"/>
+              <w:shd w:val="clear" w:fill="FFFFFF"/>
+            </w:rPr>
+            <w:instrText xml:space="preserve"> HYPERLINK \l _Toc14058 </w:instrText>
+          </w:r>
+          <w:r>
+            <w:rPr>
+              <w:rFonts w:hint="default" w:eastAsia="微软雅黑" w:cs="微软雅黑" w:asciiTheme="minorAscii" w:hAnsiTheme="minorAscii"/>
+              <w:i w:val="0"/>
+              <w:iCs w:val="0"/>
+              <w:caps w:val="0"/>
+              <w:spacing w:val="0"/>
+              <w:szCs w:val="21"/>
+              <w:shd w:val="clear" w:fill="FFFFFF"/>
+            </w:rPr>
+            <w:fldChar w:fldCharType="separate"/>
+          </w:r>
+          <w:r>
+            <w:rPr>
+              <w:rFonts w:hint="eastAsia"/>
+              <w:lang w:val="en-US" w:eastAsia="zh-CN"/>
+            </w:rPr>
             <w:t>建议</w:t>
           </w:r>
           <w:r>
@@ -1312,13 +1733,96 @@
             <w:fldChar w:fldCharType="begin"/>
           </w:r>
           <w:r>
-            <w:instrText xml:space="preserve"> PAGEREF _Toc29320 \h </w:instrText>
+            <w:instrText xml:space="preserve"> PAGEREF _Toc14058 \h </w:instrText>
           </w:r>
           <w:r>
             <w:fldChar w:fldCharType="separate"/>
           </w:r>
           <w:r>
-            <w:t>17</w:t>
+            <w:t>18</w:t>
+          </w:r>
+          <w:r>
+            <w:fldChar w:fldCharType="end"/>
+          </w:r>
+          <w:r>
+            <w:rPr>
+              <w:rFonts w:hint="default" w:eastAsia="微软雅黑" w:cs="微软雅黑" w:asciiTheme="minorAscii" w:hAnsiTheme="minorAscii"/>
+              <w:i w:val="0"/>
+              <w:iCs w:val="0"/>
+              <w:caps w:val="0"/>
+              <w:color w:val="18191C"/>
+              <w:spacing w:val="0"/>
+              <w:szCs w:val="21"/>
+              <w:shd w:val="clear" w:fill="FFFFFF"/>
+            </w:rPr>
+            <w:fldChar w:fldCharType="end"/>
+          </w:r>
+        </w:p>
+        <w:p>
+          <w:pPr>
+            <w:pStyle w:val="7"/>
+            <w:tabs>
+              <w:tab w:val="right" w:leader="dot" w:pos="8306"/>
+            </w:tabs>
+          </w:pPr>
+          <w:r>
+            <w:rPr>
+              <w:rFonts w:hint="default" w:eastAsia="微软雅黑" w:cs="微软雅黑" w:asciiTheme="minorAscii" w:hAnsiTheme="minorAscii"/>
+              <w:i w:val="0"/>
+              <w:iCs w:val="0"/>
+              <w:caps w:val="0"/>
+              <w:color w:val="18191C"/>
+              <w:spacing w:val="0"/>
+              <w:szCs w:val="21"/>
+              <w:shd w:val="clear" w:fill="FFFFFF"/>
+            </w:rPr>
+            <w:fldChar w:fldCharType="begin"/>
+          </w:r>
+          <w:r>
+            <w:rPr>
+              <w:rFonts w:hint="default" w:eastAsia="微软雅黑" w:cs="微软雅黑" w:asciiTheme="minorAscii" w:hAnsiTheme="minorAscii"/>
+              <w:i w:val="0"/>
+              <w:iCs w:val="0"/>
+              <w:caps w:val="0"/>
+              <w:spacing w:val="0"/>
+              <w:szCs w:val="21"/>
+              <w:shd w:val="clear" w:fill="FFFFFF"/>
+            </w:rPr>
+            <w:instrText xml:space="preserve"> HYPERLINK \l _Toc18278 </w:instrText>
+          </w:r>
+          <w:r>
+            <w:rPr>
+              <w:rFonts w:hint="default" w:eastAsia="微软雅黑" w:cs="微软雅黑" w:asciiTheme="minorAscii" w:hAnsiTheme="minorAscii"/>
+              <w:i w:val="0"/>
+              <w:iCs w:val="0"/>
+              <w:caps w:val="0"/>
+              <w:spacing w:val="0"/>
+              <w:szCs w:val="21"/>
+              <w:shd w:val="clear" w:fill="FFFFFF"/>
+            </w:rPr>
+            <w:fldChar w:fldCharType="separate"/>
+          </w:r>
+          <w:r>
+            <w:rPr>
+              <w:rFonts w:hint="eastAsia"/>
+              <w:lang w:val="en-US" w:eastAsia="zh-CN"/>
+            </w:rPr>
+            <w:t>参考文档</w:t>
+          </w:r>
+          <w:r>
+            <w:tab/>
+          </w:r>
+          <w:r>
+            <w:fldChar w:fldCharType="begin"/>
+          </w:r>
+          <w:r>
+            <w:instrText xml:space="preserve"> PAGEREF _Toc18278 \h </w:instrText>
+          </w:r>
+          <w:r>
+            <w:fldChar w:fldCharType="separate"/>
+          </w:r>
+          <w:r>
+            <w:t>19</w:t>
           </w:r>
           <w:r>
             <w:fldChar w:fldCharType="end"/>
@@ -1445,6 +1949,8 @@
           <w:shd w:val="clear" w:fill="FFFFFF"/>
         </w:rPr>
       </w:pPr>
+      <w:bookmarkStart w:id="17" w:name="_GoBack"/>
+      <w:bookmarkEnd w:id="17"/>
     </w:p>
     <w:p>
       <w:pPr>
@@ -1636,7 +2142,7 @@
           <w:lang w:val="en-US" w:eastAsia="zh-CN"/>
         </w:rPr>
       </w:pPr>
-      <w:bookmarkStart w:id="0" w:name="_Toc9077"/>
+      <w:bookmarkStart w:id="2" w:name="_Toc23108"/>
       <w:r>
         <w:rPr>
           <w:rFonts w:hint="eastAsia"/>
@@ -1644,7 +2150,7 @@
         </w:rPr>
         <w:t>快速开始</w:t>
       </w:r>
-      <w:bookmarkEnd w:id="0"/>
+      <w:bookmarkEnd w:id="2"/>
     </w:p>
     <w:p>
       <w:pPr>
@@ -2228,7 +2734,7 @@
           <w:lang w:val="en-US" w:eastAsia="zh-CN"/>
         </w:rPr>
       </w:pPr>
-      <w:bookmarkStart w:id="1" w:name="_Toc20327"/>
+      <w:bookmarkStart w:id="3" w:name="_Toc7269"/>
       <w:r>
         <w:rPr>
           <w:rFonts w:hint="eastAsia"/>
@@ -2236,7 +2742,7 @@
         </w:rPr>
         <w:t>游戏存档基本逻辑</w:t>
       </w:r>
-      <w:bookmarkEnd w:id="1"/>
+      <w:bookmarkEnd w:id="3"/>
     </w:p>
     <w:p>
       <w:pPr>
@@ -2337,7 +2843,7 @@
           <w:lang w:val="en-US" w:eastAsia="zh-CN"/>
         </w:rPr>
       </w:pPr>
-      <w:bookmarkStart w:id="2" w:name="_Toc24321"/>
+      <w:bookmarkStart w:id="4" w:name="_Toc15414"/>
       <w:r>
         <w:rPr>
           <w:rFonts w:hint="eastAsia"/>
@@ -2345,7 +2851,7 @@
         </w:rPr>
         <w:t>统计信息</w:t>
       </w:r>
-      <w:bookmarkEnd w:id="2"/>
+      <w:bookmarkEnd w:id="4"/>
     </w:p>
     <w:p>
       <w:pPr>
@@ -2644,7 +3150,7 @@
           <w:lang w:val="en-US" w:eastAsia="zh-CN"/>
         </w:rPr>
       </w:pPr>
-      <w:bookmarkStart w:id="3" w:name="_Toc29201"/>
+      <w:bookmarkStart w:id="5" w:name="_Toc1175"/>
       <w:r>
         <w:rPr>
           <w:rFonts w:hint="eastAsia"/>
@@ -2652,7 +3158,7 @@
         </w:rPr>
         <w:t>相关函数、同步和异步的保存与加载</w:t>
       </w:r>
-      <w:bookmarkEnd w:id="3"/>
+      <w:bookmarkEnd w:id="5"/>
     </w:p>
     <w:p>
       <w:pPr>
@@ -2868,7 +3374,7 @@
           <w:lang w:val="en-US" w:eastAsia="zh-CN"/>
         </w:rPr>
       </w:pPr>
-      <w:bookmarkStart w:id="4" w:name="_Toc16059"/>
+      <w:bookmarkStart w:id="6" w:name="_Toc25767"/>
       <w:r>
         <w:rPr>
           <w:rFonts w:hint="eastAsia"/>
@@ -2876,7 +3382,7 @@
         </w:rPr>
         <w:t>GameInstance游戏实例</w:t>
       </w:r>
-      <w:bookmarkEnd w:id="4"/>
+      <w:bookmarkEnd w:id="6"/>
     </w:p>
     <w:p>
       <w:pPr>
@@ -3574,7 +4080,7 @@
           <w:lang w:val="en-US" w:eastAsia="zh-CN"/>
         </w:rPr>
       </w:pPr>
-      <w:bookmarkStart w:id="5" w:name="_Toc9434"/>
+      <w:bookmarkStart w:id="7" w:name="_Toc18126"/>
       <w:r>
         <w:rPr>
           <w:rFonts w:hint="eastAsia"/>
@@ -3582,7 +4088,7 @@
         </w:rPr>
         <w:t>检查点</w:t>
       </w:r>
-      <w:bookmarkEnd w:id="5"/>
+      <w:bookmarkEnd w:id="7"/>
     </w:p>
     <w:p>
       <w:pPr>
@@ -4084,7 +4590,7 @@
           <w:lang w:val="en-US" w:eastAsia="zh-CN"/>
         </w:rPr>
       </w:pPr>
-      <w:bookmarkStart w:id="6" w:name="_Toc13591"/>
+      <w:bookmarkStart w:id="8" w:name="_Toc20354"/>
       <w:r>
         <w:rPr>
           <w:rFonts w:hint="eastAsia"/>
@@ -4092,7 +4598,7 @@
         </w:rPr>
         <w:t>删除存档文件</w:t>
       </w:r>
-      <w:bookmarkEnd w:id="6"/>
+      <w:bookmarkEnd w:id="8"/>
     </w:p>
     <w:p>
       <w:pPr>
@@ -4117,7 +4623,7 @@
           <w:lang w:val="en-US" w:eastAsia="zh-CN"/>
         </w:rPr>
       </w:pPr>
-      <w:bookmarkStart w:id="7" w:name="_Toc1990"/>
+      <w:bookmarkStart w:id="9" w:name="_Toc17758"/>
       <w:r>
         <w:rPr>
           <w:rFonts w:hint="eastAsia"/>
@@ -4125,7 +4631,7 @@
         </w:rPr>
         <w:t>保存在关卡中生成的对象</w:t>
       </w:r>
-      <w:bookmarkEnd w:id="7"/>
+      <w:bookmarkEnd w:id="9"/>
     </w:p>
     <w:p>
       <w:pPr>
@@ -4499,7 +5005,7 @@
           <w:lang w:val="en-US" w:eastAsia="zh-CN"/>
         </w:rPr>
       </w:pPr>
-      <w:bookmarkStart w:id="8" w:name="_Toc25593"/>
+      <w:bookmarkStart w:id="10" w:name="_Toc7063"/>
       <w:r>
         <w:rPr>
           <w:rFonts w:hint="eastAsia"/>
@@ -4507,7 +5013,7 @@
         </w:rPr>
         <w:t>正在保存的UI指示器</w:t>
       </w:r>
-      <w:bookmarkEnd w:id="8"/>
+      <w:bookmarkEnd w:id="10"/>
     </w:p>
     <w:p>
       <w:pPr>
@@ -4716,7 +5222,7 @@
           <w:lang w:val="en-US" w:eastAsia="zh-CN"/>
         </w:rPr>
       </w:pPr>
-      <w:bookmarkStart w:id="9" w:name="_Toc30539"/>
+      <w:bookmarkStart w:id="11" w:name="_Toc31348"/>
       <w:r>
         <w:rPr>
           <w:rFonts w:hint="eastAsia"/>
@@ -4724,32 +5230,180 @@
         </w:rPr>
         <w:t>多存档</w:t>
       </w:r>
-      <w:bookmarkEnd w:id="9"/>
-      <w:bookmarkStart w:id="12" w:name="_GoBack"/>
+      <w:bookmarkEnd w:id="11"/>
+    </w:p>
+    <w:p>
+      <w:pPr>
+        <w:keepNext w:val="0"/>
+        <w:keepLines w:val="0"/>
+        <w:pageBreakBefore w:val="0"/>
+        <w:widowControl w:val="0"/>
+        <w:kinsoku/>
+        <w:wordWrap/>
+        <w:overflowPunct/>
+        <w:topLinePunct w:val="0"/>
+        <w:autoSpaceDE/>
+        <w:autoSpaceDN/>
+        <w:bidi w:val="0"/>
+        <w:adjustRightInd/>
+        <w:snapToGrid/>
+        <w:ind w:firstLine="420" w:firstLineChars="200"/>
+        <w:textAlignment w:val="auto"/>
+        <w:rPr>
+          <w:rFonts w:hint="eastAsia" w:asciiTheme="minorAscii" w:hAnsiTheme="minorAscii"/>
+          <w:lang w:val="en-US" w:eastAsia="zh-CN"/>
+        </w:rPr>
+      </w:pPr>
+      <w:r>
+        <w:rPr>
+          <w:rFonts w:hint="eastAsia" w:asciiTheme="minorAscii" w:hAnsiTheme="minorAscii"/>
+          <w:lang w:val="en-US" w:eastAsia="zh-CN"/>
+        </w:rPr>
+        <w:t>多存档的一个核心就是，我们需要把存档保存到一个位置，逻辑是在SaveGame类中有多个相同的需要存储的数据。</w:t>
+      </w:r>
+    </w:p>
+    <w:p>
+      <w:pPr>
+        <w:keepNext w:val="0"/>
+        <w:keepLines w:val="0"/>
+        <w:pageBreakBefore w:val="0"/>
+        <w:widowControl w:val="0"/>
+        <w:kinsoku/>
+        <w:wordWrap/>
+        <w:overflowPunct/>
+        <w:topLinePunct w:val="0"/>
+        <w:autoSpaceDE/>
+        <w:autoSpaceDN/>
+        <w:bidi w:val="0"/>
+        <w:adjustRightInd/>
+        <w:snapToGrid/>
+        <w:ind w:firstLine="420" w:firstLineChars="200"/>
+        <w:textAlignment w:val="auto"/>
+        <w:rPr>
+          <w:rFonts w:hint="eastAsia" w:asciiTheme="minorAscii" w:hAnsiTheme="minorAscii"/>
+          <w:lang w:val="en-US" w:eastAsia="zh-CN"/>
+        </w:rPr>
+      </w:pPr>
+      <w:r>
+        <w:rPr>
+          <w:rFonts w:hint="eastAsia" w:asciiTheme="minorAscii" w:hAnsiTheme="minorAscii"/>
+          <w:lang w:val="en-US" w:eastAsia="zh-CN"/>
+        </w:rPr>
+        <w:t>所以我们将所有需要存储的数据集合成为一个结构，然后创建结构类的数组变量。</w:t>
+      </w:r>
+    </w:p>
+    <w:p>
+      <w:pPr>
+        <w:keepNext w:val="0"/>
+        <w:keepLines w:val="0"/>
+        <w:pageBreakBefore w:val="0"/>
+        <w:widowControl w:val="0"/>
+        <w:kinsoku/>
+        <w:wordWrap/>
+        <w:overflowPunct/>
+        <w:topLinePunct w:val="0"/>
+        <w:autoSpaceDE/>
+        <w:autoSpaceDN/>
+        <w:bidi w:val="0"/>
+        <w:adjustRightInd/>
+        <w:snapToGrid/>
+        <w:ind w:firstLine="420" w:firstLineChars="200"/>
+        <w:textAlignment w:val="auto"/>
+        <w:rPr>
+          <w:rFonts w:hint="default" w:asciiTheme="minorAscii" w:hAnsiTheme="minorAscii"/>
+          <w:lang w:val="en-US" w:eastAsia="zh-CN"/>
+        </w:rPr>
+      </w:pPr>
+      <w:r>
+        <w:rPr>
+          <w:rFonts w:hint="eastAsia" w:asciiTheme="minorAscii" w:hAnsiTheme="minorAscii"/>
+          <w:lang w:val="en-US" w:eastAsia="zh-CN"/>
+        </w:rPr>
+        <w:t>这样的好处是，不用创建多个存档Slot，存档文件也并不会很多。</w:t>
+      </w:r>
+    </w:p>
+    <w:p>
+      <w:pPr>
+        <w:pStyle w:val="3"/>
+        <w:bidi w:val="0"/>
+        <w:rPr>
+          <w:rFonts w:hint="eastAsia"/>
+          <w:lang w:val="en-US" w:eastAsia="zh-CN"/>
+        </w:rPr>
+      </w:pPr>
+      <w:bookmarkStart w:id="12" w:name="_Toc24181"/>
+      <w:r>
+        <w:rPr>
+          <w:rFonts w:hint="eastAsia"/>
+          <w:lang w:val="en-US" w:eastAsia="zh-CN"/>
+        </w:rPr>
+        <w:t>存档逻辑</w:t>
+      </w:r>
       <w:bookmarkEnd w:id="12"/>
     </w:p>
     <w:p>
       <w:pPr>
         <w:rPr>
-          <w:rFonts w:hint="eastAsia" w:asciiTheme="minorAscii" w:hAnsiTheme="minorAscii"/>
-          <w:lang w:val="en-US" w:eastAsia="zh-CN"/>
-        </w:rPr>
-      </w:pPr>
-      <w:r>
-        <w:rPr>
-          <w:rFonts w:hint="eastAsia" w:asciiTheme="minorAscii" w:hAnsiTheme="minorAscii"/>
-          <w:lang w:val="en-US" w:eastAsia="zh-CN"/>
-        </w:rPr>
-        <w:t>多存档的一个核心就是，我们需要把存档保存到一个位置.</w:t>
-      </w:r>
-    </w:p>
-    <w:p>
-      <w:pPr>
-        <w:rPr>
-          <w:rFonts w:hint="eastAsia" w:asciiTheme="minorAscii" w:hAnsiTheme="minorAscii"/>
-          <w:lang w:val="en-US" w:eastAsia="zh-CN"/>
-        </w:rPr>
-      </w:pPr>
+          <w:rFonts w:hint="default"/>
+          <w:lang w:val="en-US" w:eastAsia="zh-CN"/>
+        </w:rPr>
+      </w:pPr>
+      <w:r>
+        <w:rPr>
+          <w:rFonts w:hint="eastAsia"/>
+          <w:lang w:val="en-US" w:eastAsia="zh-CN"/>
+        </w:rPr>
+        <w:t>如果想创建新存档，就是对结构数组的简单的Add</w:t>
+      </w:r>
+    </w:p>
+    <w:p>
+      <w:pPr>
+        <w:rPr>
+          <w:rFonts w:hint="eastAsia"/>
+          <w:lang w:val="en-US" w:eastAsia="zh-CN"/>
+        </w:rPr>
+      </w:pPr>
+      <w:r>
+        <w:rPr>
+          <w:rFonts w:hint="eastAsia"/>
+          <w:lang w:val="en-US" w:eastAsia="zh-CN"/>
+        </w:rPr>
+        <w:t>如果想修改当前存档，就是尽可能地找到结构的Index</w:t>
+      </w:r>
+    </w:p>
+    <w:p>
+      <w:pPr>
+        <w:rPr>
+          <w:rFonts w:hint="default"/>
+          <w:lang w:val="en-US" w:eastAsia="zh-CN"/>
+        </w:rPr>
+      </w:pPr>
+      <w:r>
+        <w:rPr>
+          <w:rFonts w:hint="eastAsia"/>
+          <w:lang w:val="en-US" w:eastAsia="zh-CN"/>
+        </w:rPr>
+        <w:t>读档时，就是对Index的赋值</w:t>
+      </w:r>
+    </w:p>
+    <w:p>
+      <w:pPr>
+        <w:pStyle w:val="3"/>
+        <w:bidi w:val="0"/>
+        <w:rPr>
+          <w:rFonts w:hint="default"/>
+          <w:lang w:val="en-US" w:eastAsia="zh-CN"/>
+        </w:rPr>
+      </w:pPr>
+      <w:bookmarkStart w:id="13" w:name="_Toc276"/>
+      <w:r>
+        <w:rPr>
+          <w:rFonts w:hint="eastAsia"/>
+          <w:lang w:val="en-US" w:eastAsia="zh-CN"/>
+        </w:rPr>
+        <w:t>多存档的直观显示</w:t>
+      </w:r>
+      <w:bookmarkEnd w:id="13"/>
     </w:p>
     <w:p>
       <w:pPr>
@@ -4763,13 +5417,151 @@
           <w:rFonts w:hint="eastAsia" w:asciiTheme="minorAscii" w:hAnsiTheme="minorAscii"/>
           <w:lang w:val="en-US" w:eastAsia="zh-CN"/>
         </w:rPr>
-        <w:t>首先，我们的</w:t>
-      </w:r>
+        <w:t>首先，我们的多存档应该会有一个WBP来显示我们的存档</w:t>
+      </w:r>
+    </w:p>
+    <w:p>
+      <w:pPr>
+        <w:rPr>
+          <w:rFonts w:hint="eastAsia" w:asciiTheme="minorAscii" w:hAnsiTheme="minorAscii"/>
+          <w:lang w:val="en-US" w:eastAsia="zh-CN"/>
+        </w:rPr>
+      </w:pPr>
+      <w:r>
+        <w:rPr>
+          <w:rFonts w:hint="eastAsia" w:asciiTheme="minorAscii" w:hAnsiTheme="minorAscii"/>
+          <w:lang w:val="en-US" w:eastAsia="zh-CN"/>
+        </w:rPr>
+        <w:t>我们可以创建新的WBP，或者就使用WBP中的控件切换器。</w:t>
+      </w:r>
+    </w:p>
+    <w:p>
+      <w:pPr>
+        <w:rPr>
+          <w:rFonts w:hint="eastAsia" w:asciiTheme="minorAscii" w:hAnsiTheme="minorAscii"/>
+          <w:lang w:val="en-US" w:eastAsia="zh-CN"/>
+        </w:rPr>
+      </w:pPr>
+      <w:r>
+        <w:rPr>
+          <w:rFonts w:hint="eastAsia" w:asciiTheme="minorAscii" w:hAnsiTheme="minorAscii"/>
+          <w:lang w:val="en-US" w:eastAsia="zh-CN"/>
+        </w:rPr>
+        <w:t>无论哪种方法，我们都是要让它能显示读档的多档，且是通过按钮来显示。</w:t>
+      </w:r>
+    </w:p>
+    <w:p>
+      <w:pPr>
+        <w:rPr>
+          <w:rFonts w:hint="eastAsia" w:asciiTheme="minorAscii" w:hAnsiTheme="minorAscii"/>
+          <w:lang w:val="en-US" w:eastAsia="zh-CN"/>
+        </w:rPr>
+      </w:pPr>
+    </w:p>
+    <w:p>
+      <w:pPr>
+        <w:rPr>
+          <w:rFonts w:hint="eastAsia" w:asciiTheme="minorAscii" w:hAnsiTheme="minorAscii"/>
+          <w:lang w:val="en-US" w:eastAsia="zh-CN"/>
+        </w:rPr>
+      </w:pPr>
+      <w:r>
+        <w:rPr>
+          <w:rFonts w:hint="eastAsia" w:asciiTheme="minorAscii" w:hAnsiTheme="minorAscii"/>
+          <w:lang w:val="en-US" w:eastAsia="zh-CN"/>
+        </w:rPr>
+        <w:t>对于多个档，我们可以创建滚动框（包裹覆层），在滚动框中加上自定义的WBP_SingleSaveDocument</w:t>
+      </w:r>
+    </w:p>
+    <w:p>
+      <w:pPr>
+        <w:rPr>
+          <w:rFonts w:hint="eastAsia" w:asciiTheme="minorAscii" w:hAnsiTheme="minorAscii"/>
+          <w:lang w:val="en-US" w:eastAsia="zh-CN"/>
+        </w:rPr>
+      </w:pPr>
     </w:p>
     <w:p>
       <w:pPr>
         <w:rPr>
           <w:rFonts w:hint="default" w:asciiTheme="minorAscii" w:hAnsiTheme="minorAscii"/>
+          <w:lang w:val="en-US" w:eastAsia="zh-CN"/>
+        </w:rPr>
+      </w:pPr>
+      <w:r>
+        <w:rPr>
+          <w:rFonts w:hint="eastAsia" w:asciiTheme="minorAscii" w:hAnsiTheme="minorAscii"/>
+          <w:lang w:val="en-US" w:eastAsia="zh-CN"/>
+        </w:rPr>
+        <w:t>在WBP_SingleSaveDocument中，层级为“尺寸框（宽度重载800）--水平框--文本（好几个）、按钮等”（当然可以把整个尺寸框包裹在按钮里面）</w:t>
+      </w:r>
+    </w:p>
+    <w:p>
+      <w:pPr>
+        <w:rPr>
+          <w:rFonts w:hint="eastAsia" w:asciiTheme="minorAscii" w:hAnsiTheme="minorAscii"/>
+          <w:lang w:val="en-US" w:eastAsia="zh-CN"/>
+        </w:rPr>
+      </w:pPr>
+      <w:r>
+        <w:rPr>
+          <w:rFonts w:hint="eastAsia" w:asciiTheme="minorAscii" w:hAnsiTheme="minorAscii"/>
+          <w:lang w:val="en-US" w:eastAsia="zh-CN"/>
+        </w:rPr>
+        <w:t>文本中，显示存档日期、游戏时长、等级等相关参数</w:t>
+      </w:r>
+    </w:p>
+    <w:p>
+      <w:pPr>
+        <w:rPr>
+          <w:rFonts w:hint="eastAsia" w:asciiTheme="minorAscii" w:hAnsiTheme="minorAscii"/>
+          <w:lang w:val="en-US" w:eastAsia="zh-CN"/>
+        </w:rPr>
+      </w:pPr>
+    </w:p>
+    <w:p>
+      <w:pPr>
+        <w:rPr>
+          <w:rFonts w:hint="default" w:asciiTheme="minorAscii" w:hAnsiTheme="minorAscii"/>
+          <w:lang w:val="en-US" w:eastAsia="zh-CN"/>
+        </w:rPr>
+      </w:pPr>
+      <w:r>
+        <w:rPr>
+          <w:rFonts w:hint="eastAsia" w:asciiTheme="minorAscii" w:hAnsiTheme="minorAscii"/>
+          <w:lang w:val="en-US" w:eastAsia="zh-CN"/>
+        </w:rPr>
+        <w:t>首先我们需要在WBP的EventConstruct时获取游戏存档，通过CreateWidget（WBP_SingleSaveDocument）并通过结构体初始化后，将这个Widget添加进滚动框。</w:t>
+      </w:r>
+    </w:p>
+    <w:p>
+      <w:pPr>
+        <w:rPr>
+          <w:rFonts w:hint="default" w:asciiTheme="minorAscii" w:hAnsiTheme="minorAscii"/>
+          <w:lang w:val="en-US" w:eastAsia="zh-CN"/>
+        </w:rPr>
+      </w:pPr>
+    </w:p>
+    <w:p>
+      <w:pPr>
+        <w:rPr>
+          <w:rFonts w:hint="default" w:asciiTheme="minorAscii" w:hAnsiTheme="minorAscii"/>
+          <w:lang w:val="en-US" w:eastAsia="zh-CN"/>
+        </w:rPr>
+      </w:pPr>
+      <w:r>
+        <w:rPr>
+          <w:rFonts w:hint="eastAsia" w:asciiTheme="minorAscii" w:hAnsiTheme="minorAscii"/>
+          <w:lang w:val="en-US" w:eastAsia="zh-CN"/>
+        </w:rPr>
+        <w:t>此时，删除存档也变得非常简单，将数组中的某个索引删除即可。</w:t>
+      </w:r>
+    </w:p>
+    <w:p>
+      <w:pPr>
+        <w:rPr>
+          <w:rFonts w:hint="default" w:asciiTheme="minorAscii" w:hAnsiTheme="minorAscii"/>
+          <w:lang w:val="en-US" w:eastAsia="zh-CN"/>
         </w:rPr>
       </w:pPr>
     </w:p>
@@ -4798,7 +5590,7 @@
           <w:lang w:val="en-US" w:eastAsia="zh-CN"/>
         </w:rPr>
       </w:pPr>
-      <w:bookmarkStart w:id="10" w:name="_Toc6018"/>
+      <w:bookmarkStart w:id="14" w:name="_Toc31740"/>
       <w:r>
         <w:rPr>
           <w:rFonts w:hint="eastAsia"/>
@@ -4806,7 +5598,7 @@
         </w:rPr>
         <w:t>增加新功能时不破坏旧存档</w:t>
       </w:r>
-      <w:bookmarkEnd w:id="10"/>
+      <w:bookmarkEnd w:id="14"/>
     </w:p>
     <w:p>
       <w:pPr>
@@ -5105,7 +5897,7 @@
           <w:lang w:val="en-US" w:eastAsia="zh-CN"/>
         </w:rPr>
       </w:pPr>
-      <w:bookmarkStart w:id="11" w:name="_Toc29320"/>
+      <w:bookmarkStart w:id="15" w:name="_Toc14058"/>
       <w:r>
         <w:rPr>
           <w:rFonts w:hint="eastAsia"/>
@@ -5113,7 +5905,7 @@
         </w:rPr>
         <w:t>建议</w:t>
       </w:r>
-      <w:bookmarkEnd w:id="11"/>
+      <w:bookmarkEnd w:id="15"/>
     </w:p>
     <w:p>
       <w:pPr>
@@ -5220,6 +6012,7 @@
           <w:lang w:val="en-US" w:eastAsia="zh-CN"/>
         </w:rPr>
       </w:pPr>
+      <w:bookmarkStart w:id="16" w:name="_Toc18278"/>
       <w:r>
         <w:rPr>
           <w:rFonts w:hint="eastAsia"/>
@@ -5227,6 +6020,7 @@
         </w:rPr>
         <w:t>参考文档</w:t>
       </w:r>
+      <w:bookmarkEnd w:id="16"/>
     </w:p>
     <w:p>
       <w:pPr>
